--- a/public/RaviGyani_CV.docx
+++ b/public/RaviGyani_CV.docx
@@ -435,33 +435,71 @@
         <w:rPr>
           <w:b/>
           <w:color w:val="000000"/>
-          <w:lang w:bidi="en-US"/>
-        </w:rPr>
-      </w:pPr>
-      <w:r>
-        <w:rPr>
-          <w:b/>
-          <w:color w:val="000000"/>
-          <w:lang w:bidi="en-US"/>
-        </w:rPr>
-        <w:t>Infrastructure-as-Code</w:t>
-      </w:r>
-      <w:r>
-        <w:rPr>
-          <w:bCs/>
-          <w:color w:val="000000"/>
-          <w:lang w:bidi="en-US"/>
-        </w:rPr>
-        <w:t xml:space="preserve">: Docker, </w:t>
-      </w:r>
-      <w:r>
-        <w:rPr>
-          <w:bCs/>
-          <w:color w:val="000000"/>
-          <w:lang w:bidi="en-US"/>
-        </w:rPr>
-        <w:t>CDK, Terraform, CloudFormation</w:t>
-      </w:r>
+          <w:lang w:val="fr-FR" w:bidi="en-US"/>
+        </w:rPr>
+      </w:pPr>
+      <w:r>
+        <w:rPr>
+          <w:b/>
+          <w:color w:val="000000"/>
+          <w:lang w:val="fr-FR" w:bidi="en-US"/>
+        </w:rPr>
+        <w:t>Infrastructure-as-</w:t>
+      </w:r>
+      <w:proofErr w:type="gramStart"/>
+      <w:r>
+        <w:rPr>
+          <w:b/>
+          <w:color w:val="000000"/>
+          <w:lang w:val="fr-FR" w:bidi="en-US"/>
+        </w:rPr>
+        <w:t>Code</w:t>
+      </w:r>
+      <w:r>
+        <w:rPr>
+          <w:bCs/>
+          <w:color w:val="000000"/>
+          <w:lang w:val="fr-FR" w:bidi="en-US"/>
+        </w:rPr>
+        <w:t>:</w:t>
+      </w:r>
+      <w:proofErr w:type="gramEnd"/>
+      <w:r>
+        <w:rPr>
+          <w:bCs/>
+          <w:color w:val="000000"/>
+          <w:lang w:val="fr-FR" w:bidi="en-US"/>
+        </w:rPr>
+        <w:t xml:space="preserve"> Docker, CDK, </w:t>
+      </w:r>
+      <w:proofErr w:type="spellStart"/>
+      <w:r>
+        <w:rPr>
+          <w:bCs/>
+          <w:color w:val="000000"/>
+          <w:lang w:val="fr-FR" w:bidi="en-US"/>
+        </w:rPr>
+        <w:t>Terraform</w:t>
+      </w:r>
+      <w:proofErr w:type="spellEnd"/>
+      <w:r>
+        <w:rPr>
+          <w:bCs/>
+          <w:color w:val="000000"/>
+          <w:lang w:val="fr-FR" w:bidi="en-US"/>
+        </w:rPr>
+        <w:t xml:space="preserve">, </w:t>
+      </w:r>
+      <w:proofErr w:type="spellStart"/>
+      <w:r>
+        <w:rPr>
+          <w:bCs/>
+          <w:color w:val="000000"/>
+          <w:lang w:val="fr-FR" w:bidi="en-US"/>
+        </w:rPr>
+        <w:t>CloudFormation</w:t>
+      </w:r>
+      <w:proofErr w:type="spellEnd"/>
     </w:p>
     <w:p>
       <w:pPr>
@@ -600,6 +638,12 @@
         </w:rPr>
         <w:t>AWS Certified Security Specialty (SCS-C01)</w:t>
       </w:r>
+      <w:r>
+        <w:rPr>
+          <w:color w:val="000000"/>
+        </w:rPr>
+        <w:t xml:space="preserve"> - Mar 2023</w:t>
+      </w:r>
     </w:p>
     <w:p>
       <w:pPr>
@@ -622,6 +666,20 @@
         </w:rPr>
         <w:t>AWS Certified Solutions Architect Professional (SAP-C01)</w:t>
       </w:r>
+      <w:r>
+        <w:rPr>
+          <w:b/>
+          <w:bCs/>
+          <w:color w:val="000000"/>
+        </w:rPr>
+        <w:t xml:space="preserve"> </w:t>
+      </w:r>
+      <w:r>
+        <w:rPr>
+          <w:color w:val="000000"/>
+        </w:rPr>
+        <w:t>- Oct 2020</w:t>
+      </w:r>
     </w:p>
     <w:p>
       <w:pPr>
@@ -640,6 +698,12 @@
         </w:rPr>
         <w:t>AWS Certified Solutions Architect Associate (SAP-C02)</w:t>
       </w:r>
+      <w:r>
+        <w:rPr>
+          <w:color w:val="000000"/>
+        </w:rPr>
+        <w:t xml:space="preserve"> – Oct 2020</w:t>
+      </w:r>
     </w:p>
     <w:p>
       <w:pPr>
@@ -658,6 +722,12 @@
         </w:rPr>
         <w:t>Databricks Certified Developer: Apache Spark 2.X</w:t>
       </w:r>
+      <w:r>
+        <w:rPr>
+          <w:color w:val="000000"/>
+        </w:rPr>
+        <w:t xml:space="preserve"> – Jul 2019</w:t>
+      </w:r>
     </w:p>
     <w:p>
       <w:pPr>
@@ -675,6 +745,12 @@
           <w:color w:val="000000"/>
         </w:rPr>
         <w:t>Confluent Certified Developer for Apache Kafka</w:t>
+      </w:r>
+      <w:r>
+        <w:rPr>
+          <w:color w:val="000000"/>
+        </w:rPr>
+        <w:t xml:space="preserve"> – Jul 2019</w:t>
       </w:r>
       <w:r>
         <w:rPr>
@@ -4354,6 +4430,7 @@
   <w:style w:type="character" w:default="1" w:styleId="DefaultParagraphFont">
     <w:name w:val="Default Paragraph Font"/>
     <w:uiPriority w:val="1"/>
+    <w:semiHidden/>
     <w:unhideWhenUsed/>
   </w:style>
   <w:style w:type="table" w:default="1" w:styleId="TableNormal">

--- a/public/RaviGyani_CV.docx
+++ b/public/RaviGyani_CV.docx
@@ -381,25 +381,7 @@
           <w:color w:val="000000"/>
           <w:lang w:bidi="en-US"/>
         </w:rPr>
-        <w:t xml:space="preserve">IAM, EC2, S3, Lambda, Step Functions, Batch, API Gateway, AppSync, DynamoDB, IoT, </w:t>
-      </w:r>
-      <w:proofErr w:type="spellStart"/>
-      <w:r>
-        <w:rPr>
-          <w:bCs/>
-          <w:color w:val="000000"/>
-          <w:lang w:bidi="en-US"/>
-        </w:rPr>
-        <w:t>EventBridge</w:t>
-      </w:r>
-      <w:proofErr w:type="spellEnd"/>
-      <w:r>
-        <w:rPr>
-          <w:bCs/>
-          <w:color w:val="000000"/>
-          <w:lang w:bidi="en-US"/>
-        </w:rPr>
-        <w:t xml:space="preserve">, CloudWatch, RDS, Aurora, Redshift, Glue, Athena, ECS, Elastic Beanstalk, CloudFront, Route 53, </w:t>
+        <w:t xml:space="preserve">IAM, EC2, S3, Lambda, Step Functions, Batch, API Gateway, AppSync, DynamoDB, IoT, EventBridge, CloudWatch, RDS, Aurora, Redshift, Glue, Athena, ECS, Elastic Beanstalk, CloudFront, Route 53, </w:t>
       </w:r>
       <w:r>
         <w:rPr>
@@ -444,62 +426,16 @@
           <w:color w:val="000000"/>
           <w:lang w:val="fr-FR" w:bidi="en-US"/>
         </w:rPr>
-        <w:t>Infrastructure-as-</w:t>
-      </w:r>
-      <w:proofErr w:type="gramStart"/>
-      <w:r>
-        <w:rPr>
-          <w:b/>
+        <w:t>Infrastructure-as-Code</w:t>
+      </w:r>
+      <w:r>
+        <w:rPr>
+          <w:bCs/>
           <w:color w:val="000000"/>
           <w:lang w:val="fr-FR" w:bidi="en-US"/>
         </w:rPr>
-        <w:t>Code</w:t>
-      </w:r>
-      <w:r>
-        <w:rPr>
-          <w:bCs/>
-          <w:color w:val="000000"/>
-          <w:lang w:val="fr-FR" w:bidi="en-US"/>
-        </w:rPr>
-        <w:t>:</w:t>
-      </w:r>
-      <w:proofErr w:type="gramEnd"/>
-      <w:r>
-        <w:rPr>
-          <w:bCs/>
-          <w:color w:val="000000"/>
-          <w:lang w:val="fr-FR" w:bidi="en-US"/>
-        </w:rPr>
-        <w:t xml:space="preserve"> Docker, CDK, </w:t>
-      </w:r>
-      <w:proofErr w:type="spellStart"/>
-      <w:r>
-        <w:rPr>
-          <w:bCs/>
-          <w:color w:val="000000"/>
-          <w:lang w:val="fr-FR" w:bidi="en-US"/>
-        </w:rPr>
-        <w:t>Terraform</w:t>
-      </w:r>
-      <w:proofErr w:type="spellEnd"/>
-      <w:r>
-        <w:rPr>
-          <w:bCs/>
-          <w:color w:val="000000"/>
-          <w:lang w:val="fr-FR" w:bidi="en-US"/>
-        </w:rPr>
-        <w:t xml:space="preserve">, </w:t>
-      </w:r>
-      <w:proofErr w:type="spellStart"/>
-      <w:r>
-        <w:rPr>
-          <w:bCs/>
-          <w:color w:val="000000"/>
-          <w:lang w:val="fr-FR" w:bidi="en-US"/>
-        </w:rPr>
-        <w:t>CloudFormation</w:t>
-      </w:r>
-      <w:proofErr w:type="spellEnd"/>
+        <w:t>: Docker, CDK, Terraform, CloudFormation</w:t>
+      </w:r>
     </w:p>
     <w:p>
       <w:pPr>
@@ -863,66 +799,818 @@
         </w:rPr>
         <w:t xml:space="preserve"> </w:t>
       </w:r>
-      <w:proofErr w:type="spellStart"/>
       <w:r>
         <w:rPr>
           <w:bCs/>
           <w:sz w:val="22"/>
           <w:szCs w:val="22"/>
         </w:rPr>
-        <w:t>Luxoft</w:t>
-      </w:r>
-      <w:proofErr w:type="spellEnd"/>
+        <w:t>Luxoft GmbH, Munich, Jan 2021 – July 2024</w:t>
+      </w:r>
+      <w:r>
+        <w:rPr>
+          <w:bCs/>
+        </w:rPr>
+        <w:br/>
+      </w:r>
       <w:r>
         <w:rPr>
           <w:bCs/>
           <w:sz w:val="22"/>
           <w:szCs w:val="22"/>
         </w:rPr>
-        <w:t xml:space="preserve"> GmbH, Munich, Jan 2021 – July 2024</w:t>
-      </w:r>
-      <w:r>
-        <w:rPr>
-          <w:bCs/>
-        </w:rPr>
-        <w:br/>
-      </w:r>
-      <w:r>
-        <w:rPr>
-          <w:bCs/>
+        <w:t>Consulted for customers such as Amazon, BMW, Continental and Volkswagen</w:t>
+      </w:r>
+      <w:r>
+        <w:rPr>
+          <w:b/>
           <w:sz w:val="22"/>
           <w:szCs w:val="22"/>
         </w:rPr>
-        <w:t>Consulted for customers such as Amazon, BMW, Continental and Volkswagen</w:t>
-      </w:r>
-      <w:r>
+        <w:t>.</w:t>
+      </w:r>
+    </w:p>
+    <w:p>
+      <w:pPr>
+        <w:widowControl w:val="0"/>
+        <w:rPr>
+          <w:b/>
+          <w:lang w:val="de-DE"/>
+        </w:rPr>
+      </w:pPr>
+      <w:r>
+        <w:rPr>
+          <w:b/>
+        </w:rPr>
+        <w:br/>
+      </w:r>
+      <w:r>
+        <w:rPr>
+          <w:b/>
+          <w:bCs/>
+          <w:lang w:val="de-DE"/>
+        </w:rPr>
+        <w:t>Key Responsibilities and Achievements:</w:t>
+      </w:r>
+    </w:p>
+    <w:p>
+      <w:pPr>
+        <w:widowControl w:val="0"/>
+        <w:numPr>
+          <w:ilvl w:val="0"/>
+          <w:numId w:val="4"/>
+        </w:numPr>
+        <w:tabs>
+          <w:tab w:val="num" w:pos="720"/>
+        </w:tabs>
+        <w:rPr>
+          <w:b/>
+          <w:lang w:val="de-DE"/>
+        </w:rPr>
+      </w:pPr>
+      <w:r>
+        <w:rPr>
+          <w:b/>
+          <w:bCs/>
+          <w:lang w:val="de-DE"/>
+        </w:rPr>
+        <w:t>Cloud Solutions and Architecture</w:t>
+      </w:r>
+      <w:r>
+        <w:rPr>
+          <w:b/>
+          <w:lang w:val="de-DE"/>
+        </w:rPr>
+        <w:t>:</w:t>
+      </w:r>
+    </w:p>
+    <w:p>
+      <w:pPr>
+        <w:widowControl w:val="0"/>
+        <w:numPr>
+          <w:ilvl w:val="1"/>
+          <w:numId w:val="4"/>
+        </w:numPr>
+        <w:tabs>
+          <w:tab w:val="num" w:pos="1440"/>
+        </w:tabs>
+        <w:rPr>
+          <w:bCs/>
+        </w:rPr>
+      </w:pPr>
+      <w:r>
+        <w:rPr>
+          <w:bCs/>
+        </w:rPr>
+        <w:t>Designed</w:t>
+      </w:r>
+      <w:r>
+        <w:rPr>
+          <w:bCs/>
+        </w:rPr>
+        <w:t xml:space="preserve">, engineered, </w:t>
+      </w:r>
+      <w:r>
+        <w:rPr>
+          <w:bCs/>
+        </w:rPr>
+        <w:t xml:space="preserve">deployed </w:t>
+      </w:r>
+      <w:r>
+        <w:rPr>
+          <w:b/>
+        </w:rPr>
+        <w:t>S</w:t>
+      </w:r>
+      <w:r>
+        <w:rPr>
+          <w:b/>
+        </w:rPr>
+        <w:t>erverless</w:t>
+      </w:r>
+      <w:r>
+        <w:rPr>
+          <w:bCs/>
+        </w:rPr>
+        <w:t xml:space="preserve"> architectures using Python, Java, </w:t>
+      </w:r>
+      <w:r>
+        <w:rPr>
+          <w:bCs/>
+        </w:rPr>
+        <w:t xml:space="preserve">CDK </w:t>
+      </w:r>
+      <w:r>
+        <w:rPr>
+          <w:bCs/>
+        </w:rPr>
+        <w:t>and AWS services, ensuring high availability and scalability.</w:t>
+      </w:r>
+    </w:p>
+    <w:p>
+      <w:pPr>
+        <w:widowControl w:val="0"/>
+        <w:numPr>
+          <w:ilvl w:val="1"/>
+          <w:numId w:val="4"/>
+        </w:numPr>
+        <w:tabs>
+          <w:tab w:val="num" w:pos="1440"/>
+        </w:tabs>
+        <w:rPr>
+          <w:bCs/>
+        </w:rPr>
+      </w:pPr>
+      <w:r>
+        <w:rPr>
+          <w:bCs/>
+        </w:rPr>
+        <w:t>Re-platformed legacy applications to AWS, modernizing infrastructure and reducing operational overhead.</w:t>
+      </w:r>
+    </w:p>
+    <w:p>
+      <w:pPr>
+        <w:widowControl w:val="0"/>
+        <w:numPr>
+          <w:ilvl w:val="1"/>
+          <w:numId w:val="4"/>
+        </w:numPr>
+        <w:tabs>
+          <w:tab w:val="num" w:pos="1440"/>
+        </w:tabs>
+        <w:rPr>
+          <w:bCs/>
+        </w:rPr>
+      </w:pPr>
+      <w:r>
+        <w:rPr>
+          <w:b/>
+        </w:rPr>
+        <w:t>Optimized</w:t>
+      </w:r>
+      <w:r>
+        <w:rPr>
+          <w:bCs/>
+        </w:rPr>
+        <w:t xml:space="preserve"> mission-critical DynamoDB tables with direct API Gateway integrations, reducing response times to 10ms.</w:t>
+      </w:r>
+    </w:p>
+    <w:p>
+      <w:pPr>
+        <w:widowControl w:val="0"/>
+        <w:numPr>
+          <w:ilvl w:val="1"/>
+          <w:numId w:val="4"/>
+        </w:numPr>
+        <w:tabs>
+          <w:tab w:val="num" w:pos="1440"/>
+        </w:tabs>
+        <w:rPr>
+          <w:bCs/>
+        </w:rPr>
+      </w:pPr>
+      <w:r>
+        <w:rPr>
+          <w:bCs/>
+        </w:rPr>
+        <w:t>Conducted architecture reviews and AWS "Well-Architected Reviews"</w:t>
+      </w:r>
+      <w:r>
+        <w:rPr>
+          <w:bCs/>
+        </w:rPr>
+        <w:t>,</w:t>
+      </w:r>
+      <w:r>
+        <w:rPr>
+          <w:bCs/>
+        </w:rPr>
+        <w:t xml:space="preserve"> providing actionable insights to enhance systems' performance and reliability.</w:t>
+      </w:r>
+    </w:p>
+    <w:p>
+      <w:pPr>
+        <w:widowControl w:val="0"/>
+        <w:numPr>
+          <w:ilvl w:val="0"/>
+          <w:numId w:val="4"/>
+        </w:numPr>
+        <w:tabs>
+          <w:tab w:val="num" w:pos="720"/>
+        </w:tabs>
+        <w:rPr>
+          <w:b/>
+          <w:lang w:val="de-DE"/>
+        </w:rPr>
+      </w:pPr>
+      <w:r>
+        <w:rPr>
+          <w:b/>
+          <w:bCs/>
+          <w:lang w:val="de-DE"/>
+        </w:rPr>
+        <w:t>Automation and Cost Optimization</w:t>
+      </w:r>
+      <w:r>
+        <w:rPr>
+          <w:b/>
+          <w:lang w:val="de-DE"/>
+        </w:rPr>
+        <w:t>:</w:t>
+      </w:r>
+    </w:p>
+    <w:p>
+      <w:pPr>
+        <w:widowControl w:val="0"/>
+        <w:numPr>
+          <w:ilvl w:val="1"/>
+          <w:numId w:val="4"/>
+        </w:numPr>
+        <w:tabs>
+          <w:tab w:val="num" w:pos="1440"/>
+        </w:tabs>
+        <w:rPr>
+          <w:bCs/>
+        </w:rPr>
+      </w:pPr>
+      <w:r>
+        <w:rPr>
+          <w:b/>
+        </w:rPr>
+        <w:t>Automated repetitive tasks</w:t>
+      </w:r>
+      <w:r>
+        <w:rPr>
+          <w:bCs/>
+        </w:rPr>
+        <w:t>, such as custom AMI generation using AWS Step Functions, improving developer productivity and minimizing errors.</w:t>
+      </w:r>
+    </w:p>
+    <w:p>
+      <w:pPr>
+        <w:widowControl w:val="0"/>
+        <w:numPr>
+          <w:ilvl w:val="1"/>
+          <w:numId w:val="4"/>
+        </w:numPr>
+        <w:tabs>
+          <w:tab w:val="num" w:pos="1440"/>
+        </w:tabs>
+        <w:rPr>
+          <w:bCs/>
+        </w:rPr>
+      </w:pPr>
+      <w:r>
+        <w:rPr>
+          <w:bCs/>
+        </w:rPr>
+        <w:t xml:space="preserve">Redesigned a batch computing service using Airflow, Batch, Docker, and EFS, </w:t>
+      </w:r>
+      <w:r>
+        <w:rPr>
+          <w:b/>
+        </w:rPr>
+        <w:t>achieving a 90% cost reduction</w:t>
+      </w:r>
+      <w:r>
+        <w:rPr>
+          <w:bCs/>
+        </w:rPr>
+        <w:t xml:space="preserve"> by leveraging S3 runtime mounts, Step Functions, and Spot Instances.</w:t>
+      </w:r>
+    </w:p>
+    <w:p>
+      <w:pPr>
+        <w:widowControl w:val="0"/>
+        <w:numPr>
+          <w:ilvl w:val="1"/>
+          <w:numId w:val="4"/>
+        </w:numPr>
+        <w:tabs>
+          <w:tab w:val="num" w:pos="1440"/>
+        </w:tabs>
+        <w:rPr>
+          <w:bCs/>
+        </w:rPr>
+      </w:pPr>
+      <w:r>
+        <w:rPr>
+          <w:bCs/>
+        </w:rPr>
+        <w:t>Streamlined multi-account/multi-environment code deployments with CDK and AWS CodePipeline,</w:t>
+      </w:r>
+      <w:r>
+        <w:rPr>
+          <w:bCs/>
+        </w:rPr>
+        <w:t xml:space="preserve"> </w:t>
+      </w:r>
+      <w:r>
+        <w:rPr>
+          <w:bCs/>
+        </w:rPr>
+        <w:t>ensuring faster and error-free delivery cycles.</w:t>
+      </w:r>
+    </w:p>
+    <w:p>
+      <w:pPr>
+        <w:widowControl w:val="0"/>
+        <w:numPr>
+          <w:ilvl w:val="0"/>
+          <w:numId w:val="4"/>
+        </w:numPr>
+        <w:tabs>
+          <w:tab w:val="num" w:pos="720"/>
+        </w:tabs>
+        <w:rPr>
+          <w:b/>
+        </w:rPr>
+      </w:pPr>
+      <w:r>
+        <w:rPr>
+          <w:b/>
+          <w:bCs/>
+        </w:rPr>
+        <w:t>Big</w:t>
+      </w:r>
+      <w:r>
+        <w:rPr>
+          <w:b/>
+          <w:bCs/>
+        </w:rPr>
+        <w:t xml:space="preserve"> </w:t>
+      </w:r>
+      <w:r>
+        <w:rPr>
+          <w:b/>
+          <w:bCs/>
+        </w:rPr>
+        <w:t>Data and Machine Learning</w:t>
+      </w:r>
+      <w:r>
+        <w:rPr>
+          <w:b/>
+        </w:rPr>
+        <w:t>:</w:t>
+      </w:r>
+    </w:p>
+    <w:p>
+      <w:pPr>
+        <w:widowControl w:val="0"/>
+        <w:numPr>
+          <w:ilvl w:val="1"/>
+          <w:numId w:val="4"/>
+        </w:numPr>
+        <w:tabs>
+          <w:tab w:val="num" w:pos="1440"/>
+        </w:tabs>
+        <w:rPr>
+          <w:bCs/>
+        </w:rPr>
+      </w:pPr>
+      <w:r>
+        <w:rPr>
+          <w:bCs/>
+        </w:rPr>
+        <w:t xml:space="preserve">Migrated a legacy GCP application to AWS, implementing ETL pipelines to process and prepare data. </w:t>
+      </w:r>
+      <w:r>
+        <w:rPr>
+          <w:bCs/>
+        </w:rPr>
+        <w:t>A</w:t>
+      </w:r>
+      <w:r>
+        <w:rPr>
+          <w:bCs/>
+        </w:rPr>
+        <w:t>pplied machine learning algorithms to derive actionable metrics from incoming data streams</w:t>
+      </w:r>
+      <w:r>
+        <w:rPr>
+          <w:bCs/>
+        </w:rPr>
+        <w:t>.</w:t>
+      </w:r>
+    </w:p>
+    <w:p>
+      <w:pPr>
+        <w:widowControl w:val="0"/>
+        <w:numPr>
+          <w:ilvl w:val="1"/>
+          <w:numId w:val="4"/>
+        </w:numPr>
+        <w:tabs>
+          <w:tab w:val="num" w:pos="1440"/>
+        </w:tabs>
+        <w:rPr>
+          <w:bCs/>
+        </w:rPr>
+      </w:pPr>
+      <w:r>
+        <w:rPr>
+          <w:bCs/>
+        </w:rPr>
+        <w:t xml:space="preserve">Implemented </w:t>
+      </w:r>
+      <w:r>
+        <w:rPr>
+          <w:b/>
+        </w:rPr>
+        <w:t>machine learning federated learning solutions</w:t>
+      </w:r>
+      <w:r>
+        <w:rPr>
+          <w:bCs/>
+        </w:rPr>
+        <w:t xml:space="preserve"> for fault detection using AWS IoT Core, ECS, and </w:t>
+      </w:r>
+      <w:r>
+        <w:rPr>
+          <w:bCs/>
+        </w:rPr>
+        <w:t>greengrass</w:t>
+      </w:r>
+      <w:r>
+        <w:rPr>
+          <w:bCs/>
+        </w:rPr>
+        <w:t>.</w:t>
+      </w:r>
+    </w:p>
+    <w:p>
+      <w:pPr>
+        <w:widowControl w:val="0"/>
+        <w:numPr>
+          <w:ilvl w:val="0"/>
+          <w:numId w:val="4"/>
+        </w:numPr>
+        <w:tabs>
+          <w:tab w:val="num" w:pos="720"/>
+        </w:tabs>
+        <w:rPr>
+          <w:b/>
+        </w:rPr>
+      </w:pPr>
+      <w:r>
+        <w:rPr>
+          <w:b/>
+          <w:bCs/>
+        </w:rPr>
+        <w:t>Innovation in Solutions and Tools</w:t>
+      </w:r>
+      <w:r>
+        <w:rPr>
+          <w:b/>
+        </w:rPr>
+        <w:t>:</w:t>
+      </w:r>
+    </w:p>
+    <w:p>
+      <w:pPr>
+        <w:widowControl w:val="0"/>
+        <w:numPr>
+          <w:ilvl w:val="1"/>
+          <w:numId w:val="4"/>
+        </w:numPr>
+        <w:tabs>
+          <w:tab w:val="num" w:pos="1440"/>
+        </w:tabs>
+        <w:rPr>
+          <w:bCs/>
+        </w:rPr>
+      </w:pPr>
+      <w:r>
+        <w:rPr>
+          <w:bCs/>
+        </w:rPr>
+        <w:t xml:space="preserve">Designed </w:t>
+      </w:r>
+      <w:r>
+        <w:rPr>
+          <w:bCs/>
+        </w:rPr>
+        <w:t xml:space="preserve">a </w:t>
+      </w:r>
+      <w:r>
+        <w:rPr>
+          <w:bCs/>
+        </w:rPr>
+        <w:t>custom in-vehicle support solutions leveraging AppSync and Chime for real-time communication and support.</w:t>
+      </w:r>
+    </w:p>
+    <w:p>
+      <w:pPr>
+        <w:widowControl w:val="0"/>
+        <w:numPr>
+          <w:ilvl w:val="1"/>
+          <w:numId w:val="4"/>
+        </w:numPr>
+        <w:tabs>
+          <w:tab w:val="num" w:pos="1440"/>
+        </w:tabs>
+        <w:rPr>
+          <w:bCs/>
+        </w:rPr>
+      </w:pPr>
+      <w:r>
+        <w:rPr>
+          <w:bCs/>
+        </w:rPr>
+        <w:t>Built a custom Grafana plugin (Go and Angular) to query MapR clusters via Drill REST API, enhancing data analysis workflows.</w:t>
+      </w:r>
+    </w:p>
+    <w:p>
+      <w:pPr>
+        <w:widowControl w:val="0"/>
+        <w:numPr>
+          <w:ilvl w:val="1"/>
+          <w:numId w:val="4"/>
+        </w:numPr>
+        <w:rPr>
+          <w:bCs/>
+        </w:rPr>
+      </w:pPr>
+      <w:r>
+        <w:rPr>
+          <w:bCs/>
+        </w:rPr>
+        <w:t>Developed a custom Zeppelin interpreter (Java and Angular) for Git interactions, solving critical development challenges.</w:t>
+      </w:r>
+    </w:p>
+    <w:p>
+      <w:pPr>
+        <w:widowControl w:val="0"/>
+        <w:numPr>
+          <w:ilvl w:val="1"/>
+          <w:numId w:val="4"/>
+        </w:numPr>
+        <w:rPr>
+          <w:bCs/>
+        </w:rPr>
+      </w:pPr>
+      <w:r>
+        <w:rPr>
+          <w:bCs/>
+        </w:rPr>
+        <w:t>Engineered the migration of a legacy application to event-driven architecture with EventBridge, facilitating real-time event processing</w:t>
+      </w:r>
+      <w:r>
+        <w:rPr>
+          <w:bCs/>
+          <w:lang w:val="en-IN"/>
+        </w:rPr>
+        <w:t>,</w:t>
+      </w:r>
+      <w:r>
+        <w:rPr>
+          <w:bCs/>
+          <w:lang w:val="en-IN"/>
+        </w:rPr>
+        <w:t xml:space="preserve"> </w:t>
+      </w:r>
+      <w:r>
+        <w:rPr>
+          <w:bCs/>
+        </w:rPr>
+        <w:t xml:space="preserve">achieving improved </w:t>
+      </w:r>
+      <w:r>
+        <w:rPr>
+          <w:bCs/>
+        </w:rPr>
+        <w:t>s</w:t>
+      </w:r>
+      <w:r>
+        <w:rPr>
+          <w:bCs/>
+        </w:rPr>
+        <w:t>calability and reduced dependency bottlenecks.</w:t>
+      </w:r>
+    </w:p>
+    <w:p>
+      <w:pPr>
+        <w:widowControl w:val="0"/>
+        <w:numPr>
+          <w:ilvl w:val="1"/>
+          <w:numId w:val="4"/>
+        </w:numPr>
+        <w:rPr>
+          <w:bCs/>
+        </w:rPr>
+      </w:pPr>
+      <w:r>
+        <w:rPr>
+          <w:b/>
+        </w:rPr>
+        <w:t>Engaged in presales processes</w:t>
+      </w:r>
+      <w:r>
+        <w:rPr>
+          <w:bCs/>
+        </w:rPr>
+        <w:t>, including solution design, POC development, and cost/time estimation.</w:t>
+      </w:r>
+    </w:p>
+    <w:p>
+      <w:pPr>
+        <w:widowControl w:val="0"/>
+        <w:numPr>
+          <w:ilvl w:val="0"/>
+          <w:numId w:val="4"/>
+        </w:numPr>
+        <w:tabs>
+          <w:tab w:val="num" w:pos="720"/>
+        </w:tabs>
+        <w:rPr>
+          <w:b/>
+          <w:lang w:val="de-DE"/>
+        </w:rPr>
+      </w:pPr>
+      <w:r>
+        <w:rPr>
+          <w:b/>
+          <w:bCs/>
+          <w:lang w:val="de-DE"/>
+        </w:rPr>
+        <w:t>Leadership and Training</w:t>
+      </w:r>
+      <w:r>
+        <w:rPr>
+          <w:b/>
+          <w:lang w:val="de-DE"/>
+        </w:rPr>
+        <w:t>:</w:t>
+      </w:r>
+    </w:p>
+    <w:p>
+      <w:pPr>
+        <w:widowControl w:val="0"/>
+        <w:numPr>
+          <w:ilvl w:val="1"/>
+          <w:numId w:val="4"/>
+        </w:numPr>
+        <w:tabs>
+          <w:tab w:val="num" w:pos="1440"/>
+        </w:tabs>
+        <w:rPr>
+          <w:bCs/>
+        </w:rPr>
+      </w:pPr>
+      <w:r>
+        <w:rPr>
+          <w:bCs/>
+        </w:rPr>
+        <w:t xml:space="preserve">Delivered IaC and </w:t>
+      </w:r>
+      <w:r>
+        <w:rPr>
+          <w:bCs/>
+        </w:rPr>
+        <w:t>S</w:t>
+      </w:r>
+      <w:r>
+        <w:rPr>
+          <w:bCs/>
+        </w:rPr>
+        <w:t>erverless workshops for teams, focusing on CDK, CloudFormation, and Terraform.</w:t>
+      </w:r>
+    </w:p>
+    <w:p>
+      <w:pPr>
+        <w:widowControl w:val="0"/>
+        <w:numPr>
+          <w:ilvl w:val="1"/>
+          <w:numId w:val="4"/>
+        </w:numPr>
+        <w:tabs>
+          <w:tab w:val="num" w:pos="1440"/>
+        </w:tabs>
+        <w:rPr>
+          <w:bCs/>
+        </w:rPr>
+      </w:pPr>
+      <w:r>
+        <w:rPr>
+          <w:bCs/>
+        </w:rPr>
+        <w:t>Guided teams through knowledge-sharing sessions, fostering skill development and promoting innovation.</w:t>
+      </w:r>
+    </w:p>
+    <w:p>
+      <w:pPr>
+        <w:pStyle w:val="Heading2"/>
         <w:rPr>
           <w:b/>
           <w:sz w:val="22"/>
           <w:szCs w:val="22"/>
         </w:rPr>
-        <w:t>.</w:t>
-      </w:r>
-    </w:p>
-    <w:p>
-      <w:pPr>
-        <w:widowControl w:val="0"/>
-        <w:rPr>
-          <w:b/>
-          <w:lang w:val="de-DE"/>
-        </w:rPr>
-      </w:pPr>
-      <w:r>
-        <w:rPr>
-          <w:b/>
+      </w:pPr>
+      <w:r>
+        <w:rPr>
+          <w:b/>
+          <w:sz w:val="22"/>
+          <w:szCs w:val="22"/>
+        </w:rPr>
+        <w:lastRenderedPageBreak/>
+        <w:t xml:space="preserve">Solutions Architect </w:t>
+      </w:r>
+      <w:r>
+        <w:rPr>
+          <w:sz w:val="22"/>
+          <w:szCs w:val="22"/>
+        </w:rPr>
+        <w:t>at Polaris Wireless, Bangalore, Feb 2014 – Aug 2020</w:t>
+      </w:r>
+      <w:r>
+        <w:rPr>
+          <w:sz w:val="22"/>
+          <w:szCs w:val="22"/>
         </w:rPr>
         <w:br/>
       </w:r>
       <w:r>
         <w:rPr>
-          <w:b/>
-          <w:bCs/>
-          <w:lang w:val="de-DE"/>
+          <w:sz w:val="22"/>
+          <w:szCs w:val="22"/>
+        </w:rPr>
+        <w:t xml:space="preserve">Designed, Engineered, Delivered an </w:t>
+      </w:r>
+      <w:r>
+        <w:rPr>
+          <w:sz w:val="22"/>
+          <w:szCs w:val="22"/>
+        </w:rPr>
+        <w:t xml:space="preserve">innovative </w:t>
+      </w:r>
+      <w:r>
+        <w:rPr>
+          <w:sz w:val="22"/>
+          <w:szCs w:val="22"/>
+        </w:rPr>
+        <w:t xml:space="preserve">scalable </w:t>
+      </w:r>
+      <w:r>
+        <w:rPr>
+          <w:sz w:val="22"/>
+          <w:szCs w:val="22"/>
+        </w:rPr>
+        <w:t>big data solution</w:t>
+      </w:r>
+      <w:r>
+        <w:br/>
+      </w:r>
+      <w:r>
+        <w:rPr>
+          <w:b/>
+        </w:rPr>
+        <w:br/>
+      </w:r>
+      <w:r>
+        <w:rPr>
+          <w:b/>
+          <w:sz w:val="22"/>
+          <w:szCs w:val="22"/>
         </w:rPr>
         <w:t>Key Responsibilities and Achievements:</w:t>
       </w:r>
@@ -934,26 +1622,79 @@
           <w:ilvl w:val="0"/>
           <w:numId w:val="4"/>
         </w:numPr>
-        <w:tabs>
-          <w:tab w:val="num" w:pos="720"/>
-        </w:tabs>
-        <w:rPr>
-          <w:b/>
-          <w:lang w:val="de-DE"/>
-        </w:rPr>
-      </w:pPr>
-      <w:r>
-        <w:rPr>
-          <w:b/>
-          <w:bCs/>
-          <w:lang w:val="de-DE"/>
-        </w:rPr>
-        <w:t>Cloud Solutions and Architecture</w:t>
-      </w:r>
-      <w:r>
-        <w:rPr>
-          <w:b/>
-          <w:lang w:val="de-DE"/>
+        <w:rPr>
+          <w:bCs/>
+        </w:rPr>
+      </w:pPr>
+      <w:r>
+        <w:rPr>
+          <w:bCs/>
+        </w:rPr>
+        <w:t>Initially joined as an iOS/Android Tech Lead</w:t>
+      </w:r>
+      <w:r>
+        <w:rPr>
+          <w:bCs/>
+        </w:rPr>
+        <w:t xml:space="preserve">, </w:t>
+      </w:r>
+      <w:r>
+        <w:rPr>
+          <w:bCs/>
+        </w:rPr>
+        <w:t>identified scalability issues with the company's SQL Server-based product for data storage and processing. Transitioned into a Big Data Developer role to address these challenges.</w:t>
+      </w:r>
+    </w:p>
+    <w:p>
+      <w:pPr>
+        <w:widowControl w:val="0"/>
+        <w:numPr>
+          <w:ilvl w:val="0"/>
+          <w:numId w:val="4"/>
+        </w:numPr>
+        <w:rPr>
+          <w:bCs/>
+        </w:rPr>
+      </w:pPr>
+      <w:r>
+        <w:rPr>
+          <w:bCs/>
+        </w:rPr>
+        <w:t xml:space="preserve">Designed and developed the first </w:t>
+      </w:r>
+      <w:r>
+        <w:rPr>
+          <w:b/>
+        </w:rPr>
+        <w:t>proof of concept (POC)</w:t>
+      </w:r>
+      <w:r>
+        <w:rPr>
+          <w:bCs/>
+        </w:rPr>
+        <w:t xml:space="preserve"> for a scalable Big Data solution, successfully presenting the idea to both management and clients, and oversaw its first deployment on-site.</w:t>
+      </w:r>
+    </w:p>
+    <w:p>
+      <w:pPr>
+        <w:widowControl w:val="0"/>
+        <w:numPr>
+          <w:ilvl w:val="0"/>
+          <w:numId w:val="4"/>
+        </w:numPr>
+        <w:rPr>
+          <w:bCs/>
+        </w:rPr>
+      </w:pPr>
+      <w:r>
+        <w:rPr>
+          <w:b/>
+        </w:rPr>
+        <w:t>Big Data Solution Development</w:t>
+      </w:r>
+      <w:r>
+        <w:rPr>
+          <w:bCs/>
         </w:rPr>
         <w:t>:</w:t>
       </w:r>
@@ -966,59 +1707,17 @@
           <w:numId w:val="4"/>
         </w:numPr>
         <w:tabs>
-          <w:tab w:val="num" w:pos="1440"/>
-        </w:tabs>
-        <w:rPr>
-          <w:bCs/>
-        </w:rPr>
-      </w:pPr>
-      <w:r>
-        <w:rPr>
-          <w:bCs/>
-        </w:rPr>
-        <w:t>Designed</w:t>
-      </w:r>
-      <w:r>
-        <w:rPr>
-          <w:bCs/>
-        </w:rPr>
-        <w:t xml:space="preserve">, engineered, </w:t>
-      </w:r>
-      <w:r>
-        <w:rPr>
-          <w:bCs/>
-        </w:rPr>
-        <w:t xml:space="preserve">deployed </w:t>
-      </w:r>
-      <w:r>
-        <w:rPr>
-          <w:b/>
-        </w:rPr>
-        <w:t>S</w:t>
-      </w:r>
-      <w:r>
-        <w:rPr>
-          <w:b/>
-        </w:rPr>
-        <w:t>erverless</w:t>
-      </w:r>
-      <w:r>
-        <w:rPr>
-          <w:bCs/>
-        </w:rPr>
-        <w:t xml:space="preserve"> architectures using Python, Java, </w:t>
-      </w:r>
-      <w:r>
-        <w:rPr>
-          <w:bCs/>
-        </w:rPr>
-        <w:t xml:space="preserve">CDK </w:t>
-      </w:r>
-      <w:r>
-        <w:rPr>
-          <w:bCs/>
-        </w:rPr>
-        <w:t>and AWS services, ensuring high availability and scalability.</w:t>
+          <w:tab w:val="num" w:pos="720"/>
+        </w:tabs>
+        <w:rPr>
+          <w:bCs/>
+        </w:rPr>
+      </w:pPr>
+      <w:r>
+        <w:rPr>
+          <w:bCs/>
+        </w:rPr>
+        <w:t>Built a bare-metal Big Data solution to store and profile mobile location data for all subscribers of a country, tailored for use by investigative agencies.</w:t>
       </w:r>
     </w:p>
     <w:p>
@@ -1029,17 +1728,17 @@
           <w:numId w:val="4"/>
         </w:numPr>
         <w:tabs>
-          <w:tab w:val="num" w:pos="1440"/>
-        </w:tabs>
-        <w:rPr>
-          <w:bCs/>
-        </w:rPr>
-      </w:pPr>
-      <w:r>
-        <w:rPr>
-          <w:bCs/>
-        </w:rPr>
-        <w:t>Re-platformed legacy applications to AWS, modernizing infrastructure and reducing operational overhead.</w:t>
+          <w:tab w:val="num" w:pos="720"/>
+        </w:tabs>
+        <w:rPr>
+          <w:bCs/>
+        </w:rPr>
+      </w:pPr>
+      <w:r>
+        <w:rPr>
+          <w:bCs/>
+        </w:rPr>
+        <w:t>Leveraged technologies such as HBase, Cassandra, MongoDB, Solr, Kafka, and Spark.</w:t>
       </w:r>
     </w:p>
     <w:p>
@@ -1050,23 +1749,17 @@
           <w:numId w:val="4"/>
         </w:numPr>
         <w:tabs>
-          <w:tab w:val="num" w:pos="1440"/>
-        </w:tabs>
-        <w:rPr>
-          <w:bCs/>
-        </w:rPr>
-      </w:pPr>
-      <w:r>
-        <w:rPr>
-          <w:b/>
-        </w:rPr>
-        <w:t>Optimized</w:t>
-      </w:r>
-      <w:r>
-        <w:rPr>
-          <w:bCs/>
-        </w:rPr>
-        <w:t xml:space="preserve"> mission-critical DynamoDB tables with direct API Gateway integrations, reducing response times to 10ms.</w:t>
+          <w:tab w:val="num" w:pos="720"/>
+        </w:tabs>
+        <w:rPr>
+          <w:bCs/>
+        </w:rPr>
+      </w:pPr>
+      <w:r>
+        <w:rPr>
+          <w:bCs/>
+        </w:rPr>
+        <w:t>Developed the entire product using Java, Scala, and Python, incorporating KPIs and benchmarking for ingestion and performance.</w:t>
       </w:r>
     </w:p>
     <w:p>
@@ -1077,29 +1770,17 @@
           <w:numId w:val="4"/>
         </w:numPr>
         <w:tabs>
-          <w:tab w:val="num" w:pos="1440"/>
-        </w:tabs>
-        <w:rPr>
-          <w:bCs/>
-        </w:rPr>
-      </w:pPr>
-      <w:r>
-        <w:rPr>
-          <w:bCs/>
-        </w:rPr>
-        <w:t>Conducted architecture reviews and AWS "Well-Architected Reviews"</w:t>
-      </w:r>
-      <w:r>
-        <w:rPr>
-          <w:bCs/>
-        </w:rPr>
-        <w:t>,</w:t>
-      </w:r>
-      <w:r>
-        <w:rPr>
-          <w:bCs/>
-        </w:rPr>
-        <w:t xml:space="preserve"> providing actionable insights to enhance systems' performance and reliability.</w:t>
+          <w:tab w:val="num" w:pos="720"/>
+        </w:tabs>
+        <w:rPr>
+          <w:bCs/>
+        </w:rPr>
+      </w:pPr>
+      <w:r>
+        <w:rPr>
+          <w:bCs/>
+        </w:rPr>
+        <w:t>Led a team of nine engineers, ensuring efficient development, deployment, and delivery.</w:t>
       </w:r>
     </w:p>
     <w:p>
@@ -1109,26 +1790,19 @@
           <w:ilvl w:val="0"/>
           <w:numId w:val="4"/>
         </w:numPr>
-        <w:tabs>
-          <w:tab w:val="num" w:pos="720"/>
-        </w:tabs>
-        <w:rPr>
-          <w:b/>
-          <w:lang w:val="de-DE"/>
-        </w:rPr>
-      </w:pPr>
-      <w:r>
-        <w:rPr>
-          <w:b/>
-          <w:bCs/>
-          <w:lang w:val="de-DE"/>
-        </w:rPr>
-        <w:t>Automation and Cost Optimization</w:t>
-      </w:r>
-      <w:r>
-        <w:rPr>
-          <w:b/>
-          <w:lang w:val="de-DE"/>
+        <w:rPr>
+          <w:bCs/>
+        </w:rPr>
+      </w:pPr>
+      <w:r>
+        <w:rPr>
+          <w:b/>
+        </w:rPr>
+        <w:t>Microservices and Algorithms</w:t>
+      </w:r>
+      <w:r>
+        <w:rPr>
+          <w:bCs/>
         </w:rPr>
         <w:t>:</w:t>
       </w:r>
@@ -1141,23 +1815,17 @@
           <w:numId w:val="4"/>
         </w:numPr>
         <w:tabs>
-          <w:tab w:val="num" w:pos="1440"/>
-        </w:tabs>
-        <w:rPr>
-          <w:bCs/>
-        </w:rPr>
-      </w:pPr>
-      <w:r>
-        <w:rPr>
-          <w:b/>
-        </w:rPr>
-        <w:t>Automated repetitive tasks</w:t>
-      </w:r>
-      <w:r>
-        <w:rPr>
-          <w:bCs/>
-        </w:rPr>
-        <w:t>, such as custom AMI generation using AWS Step Functions, improving developer productivity and minimizing errors.</w:t>
+          <w:tab w:val="num" w:pos="720"/>
+        </w:tabs>
+        <w:rPr>
+          <w:bCs/>
+        </w:rPr>
+      </w:pPr>
+      <w:r>
+        <w:rPr>
+          <w:bCs/>
+        </w:rPr>
+        <w:t>Designed and implemented microservices to generate profiles and algorithms for comparison of profiles in near-real time.</w:t>
       </w:r>
     </w:p>
     <w:p>
@@ -1168,29 +1836,29 @@
           <w:numId w:val="4"/>
         </w:numPr>
         <w:tabs>
-          <w:tab w:val="num" w:pos="1440"/>
-        </w:tabs>
-        <w:rPr>
-          <w:bCs/>
-        </w:rPr>
-      </w:pPr>
-      <w:r>
-        <w:rPr>
-          <w:bCs/>
-        </w:rPr>
-        <w:t xml:space="preserve">Redesigned a batch computing service using Airflow, Batch, Docker, and EFS, </w:t>
-      </w:r>
-      <w:r>
-        <w:rPr>
-          <w:b/>
-        </w:rPr>
-        <w:t>achieving a 90% cost reduction</w:t>
-      </w:r>
-      <w:r>
-        <w:rPr>
-          <w:bCs/>
-        </w:rPr>
-        <w:t xml:space="preserve"> by leveraging S3 runtime mounts, Step Functions, and Spot Instances.</w:t>
+          <w:tab w:val="num" w:pos="720"/>
+        </w:tabs>
+        <w:rPr>
+          <w:bCs/>
+        </w:rPr>
+      </w:pPr>
+      <w:r>
+        <w:rPr>
+          <w:bCs/>
+        </w:rPr>
+        <w:t xml:space="preserve">Algorithms identified familial, communication, and location patterns among subscribers, </w:t>
+      </w:r>
+      <w:r>
+        <w:rPr>
+          <w:b/>
+        </w:rPr>
+        <w:t>earning recognition as a named contributor on a patent</w:t>
+      </w:r>
+      <w:r>
+        <w:rPr>
+          <w:bCs/>
+        </w:rPr>
+        <w:t>.</w:t>
       </w:r>
     </w:p>
     <w:p>
@@ -1201,43 +1869,17 @@
           <w:numId w:val="4"/>
         </w:numPr>
         <w:tabs>
-          <w:tab w:val="num" w:pos="1440"/>
-        </w:tabs>
-        <w:rPr>
-          <w:bCs/>
-        </w:rPr>
-      </w:pPr>
-      <w:r>
-        <w:rPr>
-          <w:bCs/>
-        </w:rPr>
-        <w:t xml:space="preserve">Streamlined multi-account/multi-environment code deployments with CDK and AWS </w:t>
-      </w:r>
-      <w:proofErr w:type="spellStart"/>
-      <w:r>
-        <w:rPr>
-          <w:bCs/>
-        </w:rPr>
-        <w:t>CodePipeline</w:t>
-      </w:r>
-      <w:proofErr w:type="spellEnd"/>
-      <w:r>
-        <w:rPr>
-          <w:bCs/>
-        </w:rPr>
-        <w:t>,</w:t>
-      </w:r>
-      <w:r>
-        <w:rPr>
-          <w:bCs/>
-        </w:rPr>
-        <w:t xml:space="preserve"> </w:t>
-      </w:r>
-      <w:r>
-        <w:rPr>
-          <w:bCs/>
-        </w:rPr>
-        <w:t>ensuring faster and error-free delivery cycles.</w:t>
+          <w:tab w:val="num" w:pos="720"/>
+        </w:tabs>
+        <w:rPr>
+          <w:bCs/>
+        </w:rPr>
+      </w:pPr>
+      <w:r>
+        <w:rPr>
+          <w:bCs/>
+        </w:rPr>
+        <w:t>Optimized the system using distributed computing technologies, including MapReduce and Spark, with HBase over Hadoop for storage and Kafka as the communication backbone.</w:t>
       </w:r>
     </w:p>
     <w:p>
@@ -1247,39 +1889,15 @@
           <w:ilvl w:val="0"/>
           <w:numId w:val="4"/>
         </w:numPr>
-        <w:tabs>
-          <w:tab w:val="num" w:pos="720"/>
-        </w:tabs>
-        <w:rPr>
-          <w:b/>
-        </w:rPr>
-      </w:pPr>
-      <w:r>
-        <w:rPr>
-          <w:b/>
-          <w:bCs/>
-        </w:rPr>
-        <w:t>Big</w:t>
-      </w:r>
-      <w:r>
-        <w:rPr>
-          <w:b/>
-          <w:bCs/>
-        </w:rPr>
-        <w:t xml:space="preserve"> </w:t>
-      </w:r>
-      <w:r>
-        <w:rPr>
-          <w:b/>
-          <w:bCs/>
-        </w:rPr>
-        <w:t>Data and Machine Learning</w:t>
-      </w:r>
-      <w:r>
-        <w:rPr>
-          <w:b/>
-        </w:rPr>
-        <w:t>:</w:t>
+        <w:rPr>
+          <w:b/>
+        </w:rPr>
+      </w:pPr>
+      <w:r>
+        <w:rPr>
+          <w:b/>
+        </w:rPr>
+        <w:t>Next-Generation Solution:</w:t>
       </w:r>
     </w:p>
     <w:p>
@@ -1290,35 +1908,23 @@
           <w:numId w:val="4"/>
         </w:numPr>
         <w:tabs>
-          <w:tab w:val="num" w:pos="1440"/>
-        </w:tabs>
-        <w:rPr>
-          <w:bCs/>
-        </w:rPr>
-      </w:pPr>
-      <w:r>
-        <w:rPr>
-          <w:bCs/>
-        </w:rPr>
-        <w:t xml:space="preserve">Migrated a legacy GCP application to AWS, implementing ETL pipelines to process and prepare data. </w:t>
-      </w:r>
-      <w:r>
-        <w:rPr>
-          <w:bCs/>
-        </w:rPr>
-        <w:t>A</w:t>
-      </w:r>
-      <w:r>
-        <w:rPr>
-          <w:bCs/>
-        </w:rPr>
-        <w:t>pplied machine learning algorithms to derive actionable metrics from incoming data streams</w:t>
-      </w:r>
-      <w:r>
-        <w:rPr>
-          <w:bCs/>
-        </w:rPr>
-        <w:t>.</w:t>
+          <w:tab w:val="num" w:pos="720"/>
+        </w:tabs>
+        <w:rPr>
+          <w:bCs/>
+        </w:rPr>
+      </w:pPr>
+      <w:r>
+        <w:rPr>
+          <w:bCs/>
+        </w:rPr>
+        <w:t>Pioneered a new version of the product with in-line profiling during data ingestion</w:t>
+      </w:r>
+      <w:r>
+        <w:rPr>
+          <w:bCs/>
+        </w:rPr>
+        <w:t xml:space="preserve"> via Apache Spark</w:t>
       </w:r>
     </w:p>
     <w:p>
@@ -1329,57 +1935,17 @@
           <w:numId w:val="4"/>
         </w:numPr>
         <w:tabs>
-          <w:tab w:val="num" w:pos="1440"/>
-        </w:tabs>
-        <w:rPr>
-          <w:bCs/>
-        </w:rPr>
-      </w:pPr>
-      <w:r>
-        <w:rPr>
-          <w:bCs/>
-        </w:rPr>
-        <w:t xml:space="preserve">Implemented </w:t>
-      </w:r>
-      <w:r>
-        <w:rPr>
-          <w:b/>
-        </w:rPr>
-        <w:t>machine learning federated learning solutions</w:t>
-      </w:r>
-      <w:r>
-        <w:rPr>
-          <w:bCs/>
-        </w:rPr>
-        <w:t xml:space="preserve"> for fault detection using AWS IoT Core, ECS, and EMR.</w:t>
-      </w:r>
-    </w:p>
-    <w:p>
-      <w:pPr>
-        <w:widowControl w:val="0"/>
-        <w:numPr>
-          <w:ilvl w:val="0"/>
-          <w:numId w:val="4"/>
-        </w:numPr>
-        <w:tabs>
           <w:tab w:val="num" w:pos="720"/>
         </w:tabs>
         <w:rPr>
-          <w:b/>
-        </w:rPr>
-      </w:pPr>
-      <w:r>
-        <w:rPr>
-          <w:b/>
-          <w:bCs/>
-        </w:rPr>
-        <w:t>Innovation in Solutions and Tools</w:t>
-      </w:r>
-      <w:r>
-        <w:rPr>
-          <w:b/>
-        </w:rPr>
-        <w:t>:</w:t>
+          <w:bCs/>
+        </w:rPr>
+      </w:pPr>
+      <w:r>
+        <w:rPr>
+          <w:bCs/>
+        </w:rPr>
+        <w:t>Leveraged AWS services such as S3 for storage, EMR for processing large-scale data, and MSK for ingestion pipelines, driving the evolution of the next-generation product</w:t>
       </w:r>
     </w:p>
     <w:p>
@@ -1390,722 +1956,17 @@
           <w:numId w:val="4"/>
         </w:numPr>
         <w:tabs>
-          <w:tab w:val="num" w:pos="1440"/>
-        </w:tabs>
-        <w:rPr>
-          <w:bCs/>
-        </w:rPr>
-      </w:pPr>
-      <w:r>
-        <w:rPr>
-          <w:bCs/>
-        </w:rPr>
-        <w:t xml:space="preserve">Designed </w:t>
-      </w:r>
-      <w:r>
-        <w:rPr>
-          <w:bCs/>
-        </w:rPr>
-        <w:t xml:space="preserve">a </w:t>
-      </w:r>
-      <w:r>
-        <w:rPr>
-          <w:bCs/>
-        </w:rPr>
-        <w:t>custom in-vehicle support solutions leveraging AppSync and Chime for real-time communication and support.</w:t>
-      </w:r>
-    </w:p>
-    <w:p>
-      <w:pPr>
-        <w:widowControl w:val="0"/>
-        <w:numPr>
-          <w:ilvl w:val="1"/>
-          <w:numId w:val="4"/>
-        </w:numPr>
-        <w:tabs>
-          <w:tab w:val="num" w:pos="1440"/>
-        </w:tabs>
-        <w:rPr>
-          <w:bCs/>
-        </w:rPr>
-      </w:pPr>
-      <w:r>
-        <w:rPr>
-          <w:bCs/>
-        </w:rPr>
-        <w:t xml:space="preserve">Built a custom Grafana plugin (Go and Angular) to query </w:t>
-      </w:r>
-      <w:proofErr w:type="spellStart"/>
-      <w:r>
-        <w:rPr>
-          <w:bCs/>
-        </w:rPr>
-        <w:t>MapR</w:t>
-      </w:r>
-      <w:proofErr w:type="spellEnd"/>
-      <w:r>
-        <w:rPr>
-          <w:bCs/>
-        </w:rPr>
-        <w:t xml:space="preserve"> clusters via Drill REST API, enhancing data analysis workflows.</w:t>
-      </w:r>
-    </w:p>
-    <w:p>
-      <w:pPr>
-        <w:widowControl w:val="0"/>
-        <w:numPr>
-          <w:ilvl w:val="1"/>
-          <w:numId w:val="4"/>
-        </w:numPr>
-        <w:rPr>
-          <w:bCs/>
-        </w:rPr>
-      </w:pPr>
-      <w:r>
-        <w:rPr>
-          <w:bCs/>
-        </w:rPr>
-        <w:t>Developed a custom Zeppelin interpreter (Java and Angular) for Git interactions, solving critical development challenges.</w:t>
-      </w:r>
-    </w:p>
-    <w:p>
-      <w:pPr>
-        <w:widowControl w:val="0"/>
-        <w:numPr>
-          <w:ilvl w:val="1"/>
-          <w:numId w:val="4"/>
-        </w:numPr>
-        <w:rPr>
-          <w:bCs/>
-        </w:rPr>
-      </w:pPr>
-      <w:r>
-        <w:rPr>
-          <w:bCs/>
-        </w:rPr>
-        <w:t xml:space="preserve">Engineered the migration of a legacy application to event-driven architecture with </w:t>
-      </w:r>
-      <w:proofErr w:type="spellStart"/>
-      <w:r>
-        <w:rPr>
-          <w:bCs/>
-        </w:rPr>
-        <w:t>EventBridge</w:t>
-      </w:r>
-      <w:proofErr w:type="spellEnd"/>
-      <w:r>
-        <w:rPr>
-          <w:bCs/>
-        </w:rPr>
-        <w:t>, facilitating real-time event processing</w:t>
-      </w:r>
-      <w:r>
-        <w:rPr>
-          <w:bCs/>
-          <w:lang w:val="en-IN"/>
-        </w:rPr>
-        <w:t>,</w:t>
-      </w:r>
-      <w:r>
-        <w:rPr>
-          <w:bCs/>
-          <w:lang w:val="en-IN"/>
-        </w:rPr>
-        <w:t xml:space="preserve"> </w:t>
-      </w:r>
-      <w:r>
-        <w:rPr>
-          <w:bCs/>
-        </w:rPr>
-        <w:t xml:space="preserve">achieving improved </w:t>
-      </w:r>
-      <w:r>
-        <w:rPr>
-          <w:bCs/>
-        </w:rPr>
-        <w:t>s</w:t>
-      </w:r>
-      <w:r>
-        <w:rPr>
-          <w:bCs/>
-        </w:rPr>
-        <w:t>calability and reduced dependency bottlenecks.</w:t>
-      </w:r>
-    </w:p>
-    <w:p>
-      <w:pPr>
-        <w:widowControl w:val="0"/>
-        <w:numPr>
-          <w:ilvl w:val="1"/>
-          <w:numId w:val="4"/>
-        </w:numPr>
-        <w:rPr>
-          <w:bCs/>
-        </w:rPr>
-      </w:pPr>
-      <w:r>
-        <w:rPr>
-          <w:b/>
-        </w:rPr>
-        <w:t>Engaged in presales processes</w:t>
-      </w:r>
-      <w:r>
-        <w:rPr>
-          <w:bCs/>
-        </w:rPr>
-        <w:t>, including solution design, POC development, and cost/time estimation.</w:t>
-      </w:r>
-    </w:p>
-    <w:p>
-      <w:pPr>
-        <w:widowControl w:val="0"/>
-        <w:numPr>
-          <w:ilvl w:val="0"/>
-          <w:numId w:val="4"/>
-        </w:numPr>
-        <w:tabs>
           <w:tab w:val="num" w:pos="720"/>
         </w:tabs>
         <w:rPr>
-          <w:b/>
-          <w:lang w:val="de-DE"/>
-        </w:rPr>
-      </w:pPr>
-      <w:r>
-        <w:rPr>
-          <w:b/>
-          <w:bCs/>
-          <w:lang w:val="de-DE"/>
-        </w:rPr>
-        <w:t>Leadership and Training</w:t>
-      </w:r>
-      <w:r>
-        <w:rPr>
-          <w:b/>
-          <w:lang w:val="de-DE"/>
-        </w:rPr>
-        <w:t>:</w:t>
-      </w:r>
-    </w:p>
-    <w:p>
-      <w:pPr>
-        <w:widowControl w:val="0"/>
-        <w:numPr>
-          <w:ilvl w:val="1"/>
-          <w:numId w:val="4"/>
-        </w:numPr>
-        <w:tabs>
-          <w:tab w:val="num" w:pos="1440"/>
-        </w:tabs>
-        <w:rPr>
-          <w:bCs/>
-        </w:rPr>
-      </w:pPr>
-      <w:r>
-        <w:rPr>
-          <w:bCs/>
-        </w:rPr>
-        <w:t xml:space="preserve">Delivered </w:t>
-      </w:r>
-      <w:proofErr w:type="spellStart"/>
-      <w:r>
-        <w:rPr>
-          <w:bCs/>
-        </w:rPr>
-        <w:t>IaC</w:t>
-      </w:r>
-      <w:proofErr w:type="spellEnd"/>
-      <w:r>
-        <w:rPr>
-          <w:bCs/>
-        </w:rPr>
-        <w:t xml:space="preserve"> and </w:t>
-      </w:r>
-      <w:r>
-        <w:rPr>
-          <w:bCs/>
-        </w:rPr>
-        <w:t>S</w:t>
-      </w:r>
-      <w:r>
-        <w:rPr>
-          <w:bCs/>
-        </w:rPr>
-        <w:t>erverless workshops for teams, focusing on CDK, CloudFormation, and Terraform.</w:t>
-      </w:r>
-    </w:p>
-    <w:p>
-      <w:pPr>
-        <w:widowControl w:val="0"/>
-        <w:numPr>
-          <w:ilvl w:val="1"/>
-          <w:numId w:val="4"/>
-        </w:numPr>
-        <w:tabs>
-          <w:tab w:val="num" w:pos="1440"/>
-        </w:tabs>
-        <w:rPr>
-          <w:bCs/>
-        </w:rPr>
-      </w:pPr>
-      <w:r>
-        <w:rPr>
-          <w:bCs/>
-        </w:rPr>
-        <w:t>Guided teams through knowledge-sharing sessions, fostering skill development and promoting innovation.</w:t>
-      </w:r>
-    </w:p>
-    <w:p>
-      <w:pPr>
-        <w:pStyle w:val="Heading2"/>
-        <w:rPr>
-          <w:b/>
-          <w:sz w:val="22"/>
-          <w:szCs w:val="22"/>
-        </w:rPr>
-      </w:pPr>
-      <w:r>
-        <w:rPr>
-          <w:b/>
-          <w:sz w:val="22"/>
-          <w:szCs w:val="22"/>
-        </w:rPr>
-        <w:lastRenderedPageBreak/>
-        <w:t xml:space="preserve">Solutions Architect </w:t>
-      </w:r>
-      <w:r>
-        <w:rPr>
-          <w:sz w:val="22"/>
-          <w:szCs w:val="22"/>
-        </w:rPr>
-        <w:t>at Polaris Wireless, Bangalore, Feb 2014 – Aug 2020</w:t>
-      </w:r>
-      <w:r>
-        <w:rPr>
-          <w:sz w:val="22"/>
-          <w:szCs w:val="22"/>
-        </w:rPr>
-        <w:br/>
-      </w:r>
-      <w:r>
-        <w:rPr>
-          <w:sz w:val="22"/>
-          <w:szCs w:val="22"/>
-        </w:rPr>
-        <w:t xml:space="preserve">Designed, Engineered, Delivered an </w:t>
-      </w:r>
-      <w:r>
-        <w:rPr>
-          <w:sz w:val="22"/>
-          <w:szCs w:val="22"/>
-        </w:rPr>
-        <w:t xml:space="preserve">innovative </w:t>
-      </w:r>
-      <w:r>
-        <w:rPr>
-          <w:sz w:val="22"/>
-          <w:szCs w:val="22"/>
-        </w:rPr>
-        <w:t xml:space="preserve">scalable </w:t>
-      </w:r>
-      <w:r>
-        <w:rPr>
-          <w:sz w:val="22"/>
-          <w:szCs w:val="22"/>
-        </w:rPr>
-        <w:t>big data solution</w:t>
-      </w:r>
-      <w:r>
-        <w:br/>
-      </w:r>
-      <w:r>
-        <w:rPr>
-          <w:b/>
-        </w:rPr>
-        <w:br/>
-      </w:r>
-      <w:r>
-        <w:rPr>
-          <w:b/>
-          <w:sz w:val="22"/>
-          <w:szCs w:val="22"/>
-        </w:rPr>
-        <w:t>Key Responsibilities and Achievements:</w:t>
-      </w:r>
-    </w:p>
-    <w:p>
-      <w:pPr>
-        <w:widowControl w:val="0"/>
-        <w:numPr>
-          <w:ilvl w:val="0"/>
-          <w:numId w:val="4"/>
-        </w:numPr>
-        <w:rPr>
-          <w:bCs/>
-        </w:rPr>
-      </w:pPr>
-      <w:r>
-        <w:rPr>
-          <w:bCs/>
-        </w:rPr>
-        <w:t>Initially joined as an iOS/Android Tech Lead</w:t>
-      </w:r>
-      <w:r>
-        <w:rPr>
-          <w:bCs/>
-        </w:rPr>
-        <w:t xml:space="preserve">, </w:t>
-      </w:r>
-      <w:r>
-        <w:rPr>
-          <w:bCs/>
-        </w:rPr>
-        <w:t>identified scalability issues with the company's SQL Server-based product for data storage and processing. Transitioned into a Big Data Developer role to address these challenges.</w:t>
-      </w:r>
-    </w:p>
-    <w:p>
-      <w:pPr>
-        <w:widowControl w:val="0"/>
-        <w:numPr>
-          <w:ilvl w:val="0"/>
-          <w:numId w:val="4"/>
-        </w:numPr>
-        <w:rPr>
-          <w:bCs/>
-        </w:rPr>
-      </w:pPr>
-      <w:r>
-        <w:rPr>
-          <w:bCs/>
-        </w:rPr>
-        <w:t xml:space="preserve">Designed and developed the first </w:t>
-      </w:r>
-      <w:r>
-        <w:rPr>
-          <w:b/>
-        </w:rPr>
-        <w:t>proof of concept (POC)</w:t>
-      </w:r>
-      <w:r>
-        <w:rPr>
-          <w:bCs/>
-        </w:rPr>
-        <w:t xml:space="preserve"> for a scalable Big Data solution, successfully presenting the idea to both management and clients, and oversaw its first deployment on-site.</w:t>
-      </w:r>
-    </w:p>
-    <w:p>
-      <w:pPr>
-        <w:widowControl w:val="0"/>
-        <w:numPr>
-          <w:ilvl w:val="0"/>
-          <w:numId w:val="4"/>
-        </w:numPr>
-        <w:rPr>
-          <w:bCs/>
-        </w:rPr>
-      </w:pPr>
-      <w:r>
-        <w:rPr>
-          <w:b/>
-        </w:rPr>
-        <w:t>Big Data Solution Development</w:t>
-      </w:r>
-      <w:r>
-        <w:rPr>
-          <w:bCs/>
-        </w:rPr>
-        <w:t>:</w:t>
-      </w:r>
-    </w:p>
-    <w:p>
-      <w:pPr>
-        <w:widowControl w:val="0"/>
-        <w:numPr>
-          <w:ilvl w:val="1"/>
-          <w:numId w:val="4"/>
-        </w:numPr>
-        <w:tabs>
-          <w:tab w:val="num" w:pos="720"/>
-        </w:tabs>
-        <w:rPr>
-          <w:bCs/>
-        </w:rPr>
-      </w:pPr>
-      <w:r>
-        <w:rPr>
-          <w:bCs/>
-        </w:rPr>
-        <w:t>Built a bare-metal Big Data solution to store and profile mobile location data for all subscribers of a country, tailored for use by investigative agencies.</w:t>
-      </w:r>
-    </w:p>
-    <w:p>
-      <w:pPr>
-        <w:widowControl w:val="0"/>
-        <w:numPr>
-          <w:ilvl w:val="1"/>
-          <w:numId w:val="4"/>
-        </w:numPr>
-        <w:tabs>
-          <w:tab w:val="num" w:pos="720"/>
-        </w:tabs>
-        <w:rPr>
-          <w:bCs/>
-        </w:rPr>
-      </w:pPr>
-      <w:r>
-        <w:rPr>
-          <w:bCs/>
-        </w:rPr>
-        <w:t xml:space="preserve">Leveraged technologies such as HBase, Cassandra, MongoDB, </w:t>
-      </w:r>
-      <w:proofErr w:type="spellStart"/>
-      <w:r>
-        <w:rPr>
-          <w:bCs/>
-        </w:rPr>
-        <w:t>Solr</w:t>
-      </w:r>
-      <w:proofErr w:type="spellEnd"/>
-      <w:r>
-        <w:rPr>
-          <w:bCs/>
-        </w:rPr>
-        <w:t>, Kafka, and Spark.</w:t>
-      </w:r>
-    </w:p>
-    <w:p>
-      <w:pPr>
-        <w:widowControl w:val="0"/>
-        <w:numPr>
-          <w:ilvl w:val="1"/>
-          <w:numId w:val="4"/>
-        </w:numPr>
-        <w:tabs>
-          <w:tab w:val="num" w:pos="720"/>
-        </w:tabs>
-        <w:rPr>
-          <w:bCs/>
-        </w:rPr>
-      </w:pPr>
-      <w:r>
-        <w:rPr>
-          <w:bCs/>
-        </w:rPr>
-        <w:t>Developed the entire product using Java, Scala, and Python, incorporating KPIs and benchmarking for ingestion and performance.</w:t>
-      </w:r>
-    </w:p>
-    <w:p>
-      <w:pPr>
-        <w:widowControl w:val="0"/>
-        <w:numPr>
-          <w:ilvl w:val="1"/>
-          <w:numId w:val="4"/>
-        </w:numPr>
-        <w:tabs>
-          <w:tab w:val="num" w:pos="720"/>
-        </w:tabs>
-        <w:rPr>
-          <w:bCs/>
-        </w:rPr>
-      </w:pPr>
-      <w:r>
-        <w:rPr>
-          <w:bCs/>
-        </w:rPr>
-        <w:t>Led a team of nine engineers, ensuring efficient development, deployment, and delivery.</w:t>
-      </w:r>
-    </w:p>
-    <w:p>
-      <w:pPr>
-        <w:widowControl w:val="0"/>
-        <w:numPr>
-          <w:ilvl w:val="0"/>
-          <w:numId w:val="4"/>
-        </w:numPr>
-        <w:rPr>
-          <w:bCs/>
-        </w:rPr>
-      </w:pPr>
-      <w:r>
-        <w:rPr>
-          <w:b/>
-        </w:rPr>
-        <w:t>Microservices and Algorithms</w:t>
-      </w:r>
-      <w:r>
-        <w:rPr>
-          <w:bCs/>
-        </w:rPr>
-        <w:t>:</w:t>
-      </w:r>
-    </w:p>
-    <w:p>
-      <w:pPr>
-        <w:widowControl w:val="0"/>
-        <w:numPr>
-          <w:ilvl w:val="1"/>
-          <w:numId w:val="4"/>
-        </w:numPr>
-        <w:tabs>
-          <w:tab w:val="num" w:pos="720"/>
-        </w:tabs>
-        <w:rPr>
-          <w:bCs/>
-        </w:rPr>
-      </w:pPr>
-      <w:r>
-        <w:rPr>
-          <w:bCs/>
-        </w:rPr>
-        <w:t>Designed and implemented microservices to generate profiles and algorithms for comparison of profiles in near-real time.</w:t>
-      </w:r>
-    </w:p>
-    <w:p>
-      <w:pPr>
-        <w:widowControl w:val="0"/>
-        <w:numPr>
-          <w:ilvl w:val="1"/>
-          <w:numId w:val="4"/>
-        </w:numPr>
-        <w:tabs>
-          <w:tab w:val="num" w:pos="720"/>
-        </w:tabs>
-        <w:rPr>
-          <w:bCs/>
-        </w:rPr>
-      </w:pPr>
-      <w:r>
-        <w:rPr>
-          <w:bCs/>
-        </w:rPr>
-        <w:t xml:space="preserve">Algorithms identified familial, communication, and location patterns among subscribers, </w:t>
-      </w:r>
-      <w:r>
-        <w:rPr>
-          <w:b/>
-        </w:rPr>
-        <w:t>earning recognition as a named contributor on a patent</w:t>
-      </w:r>
-      <w:r>
-        <w:rPr>
-          <w:bCs/>
-        </w:rPr>
-        <w:t>.</w:t>
-      </w:r>
-    </w:p>
-    <w:p>
-      <w:pPr>
-        <w:widowControl w:val="0"/>
-        <w:numPr>
-          <w:ilvl w:val="1"/>
-          <w:numId w:val="4"/>
-        </w:numPr>
-        <w:tabs>
-          <w:tab w:val="num" w:pos="720"/>
-        </w:tabs>
-        <w:rPr>
-          <w:bCs/>
-        </w:rPr>
-      </w:pPr>
-      <w:r>
-        <w:rPr>
-          <w:bCs/>
-        </w:rPr>
-        <w:t>Optimized the system using distributed computing technologies, including MapReduce and Spark, with HBase over Hadoop for storage and Kafka as the communication backbone.</w:t>
-      </w:r>
-    </w:p>
-    <w:p>
-      <w:pPr>
-        <w:widowControl w:val="0"/>
-        <w:numPr>
-          <w:ilvl w:val="0"/>
-          <w:numId w:val="4"/>
-        </w:numPr>
-        <w:rPr>
-          <w:b/>
-        </w:rPr>
-      </w:pPr>
-      <w:r>
-        <w:rPr>
-          <w:b/>
-        </w:rPr>
-        <w:t>Next-Generation Solution:</w:t>
-      </w:r>
-    </w:p>
-    <w:p>
-      <w:pPr>
-        <w:widowControl w:val="0"/>
-        <w:numPr>
-          <w:ilvl w:val="1"/>
-          <w:numId w:val="4"/>
-        </w:numPr>
-        <w:tabs>
-          <w:tab w:val="num" w:pos="720"/>
-        </w:tabs>
-        <w:rPr>
-          <w:bCs/>
-        </w:rPr>
-      </w:pPr>
-      <w:r>
-        <w:rPr>
-          <w:bCs/>
-        </w:rPr>
-        <w:t>Pioneered a new version of the product with in-line profiling during data ingestion</w:t>
-      </w:r>
-      <w:r>
-        <w:rPr>
-          <w:bCs/>
-        </w:rPr>
-        <w:t xml:space="preserve"> via Apache Spark</w:t>
-      </w:r>
-    </w:p>
-    <w:p>
-      <w:pPr>
-        <w:widowControl w:val="0"/>
-        <w:numPr>
-          <w:ilvl w:val="1"/>
-          <w:numId w:val="4"/>
-        </w:numPr>
-        <w:tabs>
-          <w:tab w:val="num" w:pos="720"/>
-        </w:tabs>
-        <w:rPr>
-          <w:bCs/>
-        </w:rPr>
-      </w:pPr>
-      <w:r>
-        <w:rPr>
-          <w:bCs/>
-        </w:rPr>
-        <w:t>Leveraged AWS services such as S3 for storage, EMR for processing large-scale data, and MSK for ingestion pipelines, driving the evolution of the next-generation product</w:t>
-      </w:r>
-    </w:p>
-    <w:p>
-      <w:pPr>
-        <w:widowControl w:val="0"/>
-        <w:numPr>
-          <w:ilvl w:val="1"/>
-          <w:numId w:val="4"/>
-        </w:numPr>
-        <w:tabs>
-          <w:tab w:val="num" w:pos="720"/>
-        </w:tabs>
-        <w:rPr>
-          <w:bCs/>
-        </w:rPr>
-      </w:pPr>
-      <w:r>
-        <w:rPr>
-          <w:bCs/>
-        </w:rPr>
-        <w:t xml:space="preserve">Integrated advanced cardinality solutions (Count-Min Sketch, Bloom Filters, </w:t>
-      </w:r>
-      <w:proofErr w:type="spellStart"/>
-      <w:r>
-        <w:rPr>
-          <w:bCs/>
-        </w:rPr>
-        <w:t>H</w:t>
+          <w:bCs/>
+        </w:rPr>
+      </w:pPr>
+      <w:r>
+        <w:rPr>
+          <w:bCs/>
+        </w:rPr>
+        <w:t>Integrated advanced cardinality solutions (Count-Min Sketch, Bloom Filters, H</w:t>
       </w:r>
       <w:r>
         <w:rPr>
@@ -2117,14 +1978,7 @@
         <w:rPr>
           <w:bCs/>
         </w:rPr>
-        <w:t>perLogLog</w:t>
-      </w:r>
-      <w:proofErr w:type="spellEnd"/>
-      <w:r>
-        <w:rPr>
-          <w:bCs/>
-        </w:rPr>
-        <w:t>) for efficient data profiling and storage optimization.</w:t>
+        <w:t>perLogLog) for efficient data profiling and storage optimization.</w:t>
       </w:r>
     </w:p>
     <w:p>
@@ -2153,21 +2007,7 @@
         <w:rPr>
           <w:b/>
         </w:rPr>
-        <w:t xml:space="preserve">iOS and Android, C# </w:t>
-      </w:r>
-      <w:proofErr w:type="spellStart"/>
-      <w:r>
-        <w:rPr>
-          <w:b/>
-        </w:rPr>
-        <w:t>Winforms</w:t>
-      </w:r>
-      <w:proofErr w:type="spellEnd"/>
-      <w:r>
-        <w:rPr>
-          <w:b/>
-        </w:rPr>
-        <w:t xml:space="preserve"> developer, </w:t>
+        <w:t xml:space="preserve">iOS and Android, C# Winforms developer, </w:t>
       </w:r>
       <w:r>
         <w:rPr>
@@ -2208,23 +2048,7 @@
         <w:t>Founded KNOCKS Solutions (2006- 2009)</w:t>
       </w:r>
       <w:r>
-        <w:t xml:space="preserve"> developing third party .NET </w:t>
-      </w:r>
-      <w:proofErr w:type="spellStart"/>
-      <w:r>
-        <w:t>Winforms</w:t>
-      </w:r>
-      <w:proofErr w:type="spellEnd"/>
-      <w:r>
-        <w:t xml:space="preserve"> Components Suite, like Outlook style Calendar, Visual Studio like Docking Extender, Office style Ribbon Control, </w:t>
-      </w:r>
-      <w:proofErr w:type="spellStart"/>
-      <w:r>
-        <w:t>Winamp</w:t>
-      </w:r>
-      <w:proofErr w:type="spellEnd"/>
-      <w:r>
-        <w:t xml:space="preserve"> like Skin-extender and various meters and gauges UI components</w:t>
+        <w:t xml:space="preserve"> developing third party .NET Winforms Components Suite, like Outlook style Calendar, Visual Studio like Docking Extender, Office style Ribbon Control, Winamp like Skin-extender and various meters and gauges UI components</w:t>
       </w:r>
     </w:p>
     <w:p>

--- a/public/RaviGyani_CV.docx
+++ b/public/RaviGyani_CV.docx
@@ -55,45 +55,84 @@
         </w:rPr>
         <w:t xml:space="preserve"> | </w:t>
       </w:r>
-      <w:hyperlink r:id="rId8">
-        <w:r>
-          <w:rPr>
-            <w:rStyle w:val="Hyperlink"/>
-            <w:lang w:val="de-DE"/>
-          </w:rPr>
-          <w:t>Blog</w:t>
-        </w:r>
-      </w:hyperlink>
+      <w:r>
+        <w:fldChar w:fldCharType="begin"/>
+      </w:r>
       <w:r>
         <w:rPr>
           <w:lang w:val="de-DE"/>
         </w:rPr>
+        <w:instrText>HYPERLINK "https://blog.rgyani.com/" \h</w:instrText>
+      </w:r>
+      <w:r>
+        <w:fldChar w:fldCharType="separate"/>
+      </w:r>
+      <w:r>
+        <w:rPr>
+          <w:rStyle w:val="Hyperlink"/>
+          <w:lang w:val="de-DE"/>
+        </w:rPr>
+        <w:t>Blog</w:t>
+      </w:r>
+      <w:r>
+        <w:fldChar w:fldCharType="end"/>
+      </w:r>
+      <w:r>
+        <w:rPr>
+          <w:lang w:val="de-DE"/>
+        </w:rPr>
         <w:t xml:space="preserve"> | </w:t>
       </w:r>
-      <w:hyperlink r:id="rId9">
-        <w:r>
-          <w:rPr>
-            <w:rStyle w:val="Hyperlink"/>
-            <w:lang w:val="de-DE"/>
-          </w:rPr>
-          <w:t>LinkedIn</w:t>
-        </w:r>
-      </w:hyperlink>
+      <w:r>
+        <w:fldChar w:fldCharType="begin"/>
+      </w:r>
       <w:r>
         <w:rPr>
           <w:lang w:val="de-DE"/>
         </w:rPr>
+        <w:instrText>HYPERLINK "https://www.linkedin.com/in/rgyani/" \h</w:instrText>
+      </w:r>
+      <w:r>
+        <w:fldChar w:fldCharType="separate"/>
+      </w:r>
+      <w:r>
+        <w:rPr>
+          <w:rStyle w:val="Hyperlink"/>
+          <w:lang w:val="de-DE"/>
+        </w:rPr>
+        <w:t>LinkedIn</w:t>
+      </w:r>
+      <w:r>
+        <w:fldChar w:fldCharType="end"/>
+      </w:r>
+      <w:r>
+        <w:rPr>
+          <w:lang w:val="de-DE"/>
+        </w:rPr>
         <w:t xml:space="preserve"> | </w:t>
       </w:r>
-      <w:hyperlink r:id="rId10">
-        <w:r>
-          <w:rPr>
-            <w:rStyle w:val="Hyperlink"/>
-            <w:lang w:val="de-DE"/>
-          </w:rPr>
-          <w:t>rgyani@yahoo.com</w:t>
-        </w:r>
-      </w:hyperlink>
+      <w:r>
+        <w:fldChar w:fldCharType="begin"/>
+      </w:r>
+      <w:r>
+        <w:rPr>
+          <w:lang w:val="de-DE"/>
+        </w:rPr>
+        <w:instrText>HYPERLINK "mailto:rgyani@yahoo.com" \h</w:instrText>
+      </w:r>
+      <w:r>
+        <w:fldChar w:fldCharType="separate"/>
+      </w:r>
+      <w:r>
+        <w:rPr>
+          <w:rStyle w:val="Hyperlink"/>
+          <w:lang w:val="de-DE"/>
+        </w:rPr>
+        <w:t>rgyani@yahoo.com</w:t>
+      </w:r>
+      <w:r>
+        <w:fldChar w:fldCharType="end"/>
+      </w:r>
       <w:r>
         <w:rPr>
           <w:lang w:val="de-DE"/>
@@ -257,26 +296,50 @@
           <w:ilvl w:val="0"/>
           <w:numId w:val="12"/>
         </w:numPr>
-      </w:pPr>
-      <w:r>
-        <w:rPr>
-          <w:color w:val="000000"/>
+        <w:spacing w:before="100" w:beforeAutospacing="1" w:after="100" w:afterAutospacing="1" w:line="240" w:lineRule="auto"/>
+        <w:rPr>
+          <w:rFonts w:eastAsia="Times New Roman"/>
+          <w:lang w:eastAsia="de-DE"/>
+        </w:rPr>
+      </w:pPr>
+      <w:r>
+        <w:rPr>
+          <w:rFonts w:eastAsia="Times New Roman"/>
+          <w:lang w:eastAsia="de-DE"/>
         </w:rPr>
         <w:t xml:space="preserve">Focused on </w:t>
       </w:r>
       <w:r>
         <w:rPr>
-          <w:b/>
-          <w:bCs/>
-          <w:color w:val="000000"/>
-        </w:rPr>
-        <w:t>Cost-Effective</w:t>
-      </w:r>
-      <w:r>
-        <w:rPr>
-          <w:color w:val="000000"/>
-        </w:rPr>
-        <w:t xml:space="preserve"> architectures and driving performance optimizations</w:t>
+          <w:rFonts w:eastAsia="Times New Roman"/>
+          <w:b/>
+          <w:bCs/>
+          <w:lang w:eastAsia="de-DE"/>
+        </w:rPr>
+        <w:t>optimizing performance</w:t>
+      </w:r>
+      <w:r>
+        <w:rPr>
+          <w:rFonts w:eastAsia="Times New Roman"/>
+          <w:lang w:eastAsia="de-DE"/>
+        </w:rPr>
+        <w:t xml:space="preserve"> and designing </w:t>
+      </w:r>
+      <w:r>
+        <w:rPr>
+          <w:rFonts w:eastAsia="Times New Roman"/>
+          <w:b/>
+          <w:bCs/>
+          <w:lang w:eastAsia="de-DE"/>
+        </w:rPr>
+        <w:t>cost-effective</w:t>
+      </w:r>
+      <w:r>
+        <w:rPr>
+          <w:rFonts w:eastAsia="Times New Roman"/>
+          <w:lang w:eastAsia="de-DE"/>
+        </w:rPr>
+        <w:t xml:space="preserve"> architectures.</w:t>
       </w:r>
     </w:p>
     <w:p>
@@ -381,7 +444,25 @@
           <w:color w:val="000000"/>
           <w:lang w:bidi="en-US"/>
         </w:rPr>
-        <w:t xml:space="preserve">IAM, EC2, S3, Lambda, Step Functions, Batch, API Gateway, AppSync, DynamoDB, IoT, EventBridge, CloudWatch, RDS, Aurora, Redshift, Glue, Athena, ECS, Elastic Beanstalk, CloudFront, Route 53, </w:t>
+        <w:t xml:space="preserve">IAM, EC2, S3, Lambda, Step Functions, Batch, API Gateway, AppSync, DynamoDB, IoT, </w:t>
+      </w:r>
+      <w:proofErr w:type="spellStart"/>
+      <w:r>
+        <w:rPr>
+          <w:bCs/>
+          <w:color w:val="000000"/>
+          <w:lang w:bidi="en-US"/>
+        </w:rPr>
+        <w:t>EventBridge</w:t>
+      </w:r>
+      <w:proofErr w:type="spellEnd"/>
+      <w:r>
+        <w:rPr>
+          <w:bCs/>
+          <w:color w:val="000000"/>
+          <w:lang w:bidi="en-US"/>
+        </w:rPr>
+        <w:t xml:space="preserve">, CloudWatch, RDS, Aurora, Redshift, Glue, Athena, ECS, Elastic Beanstalk, CloudFront, Route 53, </w:t>
       </w:r>
       <w:r>
         <w:rPr>
@@ -426,16 +507,62 @@
           <w:color w:val="000000"/>
           <w:lang w:val="fr-FR" w:bidi="en-US"/>
         </w:rPr>
-        <w:t>Infrastructure-as-Code</w:t>
-      </w:r>
-      <w:r>
-        <w:rPr>
-          <w:bCs/>
+        <w:t>Infrastructure-as-</w:t>
+      </w:r>
+      <w:proofErr w:type="gramStart"/>
+      <w:r>
+        <w:rPr>
+          <w:b/>
           <w:color w:val="000000"/>
           <w:lang w:val="fr-FR" w:bidi="en-US"/>
         </w:rPr>
-        <w:t>: Docker, CDK, Terraform, CloudFormation</w:t>
-      </w:r>
+        <w:t>Code</w:t>
+      </w:r>
+      <w:r>
+        <w:rPr>
+          <w:bCs/>
+          <w:color w:val="000000"/>
+          <w:lang w:val="fr-FR" w:bidi="en-US"/>
+        </w:rPr>
+        <w:t>:</w:t>
+      </w:r>
+      <w:proofErr w:type="gramEnd"/>
+      <w:r>
+        <w:rPr>
+          <w:bCs/>
+          <w:color w:val="000000"/>
+          <w:lang w:val="fr-FR" w:bidi="en-US"/>
+        </w:rPr>
+        <w:t xml:space="preserve"> Docker, CDK, </w:t>
+      </w:r>
+      <w:proofErr w:type="spellStart"/>
+      <w:r>
+        <w:rPr>
+          <w:bCs/>
+          <w:color w:val="000000"/>
+          <w:lang w:val="fr-FR" w:bidi="en-US"/>
+        </w:rPr>
+        <w:t>Terraform</w:t>
+      </w:r>
+      <w:proofErr w:type="spellEnd"/>
+      <w:r>
+        <w:rPr>
+          <w:bCs/>
+          <w:color w:val="000000"/>
+          <w:lang w:val="fr-FR" w:bidi="en-US"/>
+        </w:rPr>
+        <w:t xml:space="preserve">, </w:t>
+      </w:r>
+      <w:proofErr w:type="spellStart"/>
+      <w:r>
+        <w:rPr>
+          <w:bCs/>
+          <w:color w:val="000000"/>
+          <w:lang w:val="fr-FR" w:bidi="en-US"/>
+        </w:rPr>
+        <w:t>CloudFormation</w:t>
+      </w:r>
+      <w:proofErr w:type="spellEnd"/>
     </w:p>
     <w:p>
       <w:pPr>
@@ -731,15 +858,6 @@
         </w:rPr>
         <w:br/>
       </w:r>
-      <w:r>
-        <w:t xml:space="preserve">Among the top ten Engineering </w:t>
-      </w:r>
-      <w:r>
-        <w:t>colleges</w:t>
-      </w:r>
-      <w:r>
-        <w:t xml:space="preserve"> in India</w:t>
-      </w:r>
     </w:p>
     <w:p>
       <w:pPr>
@@ -799,13 +917,23 @@
         </w:rPr>
         <w:t xml:space="preserve"> </w:t>
       </w:r>
+      <w:proofErr w:type="spellStart"/>
       <w:r>
         <w:rPr>
           <w:bCs/>
           <w:sz w:val="22"/>
           <w:szCs w:val="22"/>
         </w:rPr>
-        <w:t>Luxoft GmbH, Munich, Jan 2021 – July 2024</w:t>
+        <w:t>Luxoft</w:t>
+      </w:r>
+      <w:proofErr w:type="spellEnd"/>
+      <w:r>
+        <w:rPr>
+          <w:bCs/>
+          <w:sz w:val="22"/>
+          <w:szCs w:val="22"/>
+        </w:rPr>
+        <w:t xml:space="preserve"> GmbH, Munich, Jan 2021 – July 2024</w:t>
       </w:r>
       <w:r>
         <w:rPr>
@@ -1102,9 +1230,15 @@
       </w:pPr>
       <w:r>
         <w:rPr>
-          <w:bCs/>
-        </w:rPr>
-        <w:t xml:space="preserve">Redesigned a batch computing service using Airflow, Batch, Docker, and EFS, </w:t>
+          <w:b/>
+        </w:rPr>
+        <w:t>Redesigned</w:t>
+      </w:r>
+      <w:r>
+        <w:rPr>
+          <w:bCs/>
+        </w:rPr>
+        <w:t xml:space="preserve"> a batch computing service using Airflow, Batch, Docker, and EFS, </w:t>
       </w:r>
       <w:r>
         <w:rPr>
@@ -1137,7 +1271,21 @@
         <w:rPr>
           <w:bCs/>
         </w:rPr>
-        <w:t>Streamlined multi-account/multi-environment code deployments with CDK and AWS CodePipeline,</w:t>
+        <w:t xml:space="preserve">Streamlined multi-account/multi-environment code deployments with CDK and AWS </w:t>
+      </w:r>
+      <w:proofErr w:type="spellStart"/>
+      <w:r>
+        <w:rPr>
+          <w:bCs/>
+        </w:rPr>
+        <w:t>CodePipeline</w:t>
+      </w:r>
+      <w:proofErr w:type="spellEnd"/>
+      <w:r>
+        <w:rPr>
+          <w:bCs/>
+        </w:rPr>
+        <w:t>,</w:t>
       </w:r>
       <w:r>
         <w:rPr>
@@ -1265,12 +1413,14 @@
         </w:rPr>
         <w:t xml:space="preserve"> for fault detection using AWS IoT Core, ECS, and </w:t>
       </w:r>
+      <w:proofErr w:type="spellStart"/>
       <w:r>
         <w:rPr>
           <w:bCs/>
         </w:rPr>
         <w:t>greengrass</w:t>
       </w:r>
+      <w:proofErr w:type="spellEnd"/>
       <w:r>
         <w:rPr>
           <w:bCs/>
@@ -1357,7 +1507,21 @@
         <w:rPr>
           <w:bCs/>
         </w:rPr>
-        <w:t>Built a custom Grafana plugin (Go and Angular) to query MapR clusters via Drill REST API, enhancing data analysis workflows.</w:t>
+        <w:t xml:space="preserve">Built a custom Grafana plugin (Go and Angular) to query </w:t>
+      </w:r>
+      <w:proofErr w:type="spellStart"/>
+      <w:r>
+        <w:rPr>
+          <w:bCs/>
+        </w:rPr>
+        <w:t>MapR</w:t>
+      </w:r>
+      <w:proofErr w:type="spellEnd"/>
+      <w:r>
+        <w:rPr>
+          <w:bCs/>
+        </w:rPr>
+        <w:t xml:space="preserve"> clusters via Drill REST API, enhancing data analysis workflows.</w:t>
       </w:r>
     </w:p>
     <w:p>
@@ -1393,7 +1557,21 @@
         <w:rPr>
           <w:bCs/>
         </w:rPr>
-        <w:t>Engineered the migration of a legacy application to event-driven architecture with EventBridge, facilitating real-time event processing</w:t>
+        <w:t xml:space="preserve">Engineered the migration of a legacy application to event-driven architecture with </w:t>
+      </w:r>
+      <w:proofErr w:type="spellStart"/>
+      <w:r>
+        <w:rPr>
+          <w:bCs/>
+        </w:rPr>
+        <w:t>EventBridge</w:t>
+      </w:r>
+      <w:proofErr w:type="spellEnd"/>
+      <w:r>
+        <w:rPr>
+          <w:bCs/>
+        </w:rPr>
+        <w:t>, facilitating real-time event processing</w:t>
       </w:r>
       <w:r>
         <w:rPr>
@@ -1501,7 +1679,21 @@
         <w:rPr>
           <w:bCs/>
         </w:rPr>
-        <w:t xml:space="preserve">Delivered IaC and </w:t>
+        <w:t xml:space="preserve">Delivered </w:t>
+      </w:r>
+      <w:proofErr w:type="spellStart"/>
+      <w:r>
+        <w:rPr>
+          <w:bCs/>
+        </w:rPr>
+        <w:t>IaC</w:t>
+      </w:r>
+      <w:proofErr w:type="spellEnd"/>
+      <w:r>
+        <w:rPr>
+          <w:bCs/>
+        </w:rPr>
+        <w:t xml:space="preserve"> and </w:t>
       </w:r>
       <w:r>
         <w:rPr>
@@ -1513,7 +1705,7 @@
         <w:rPr>
           <w:bCs/>
         </w:rPr>
-        <w:t>erverless workshops for teams, focusing on CDK, CloudFormation, and Terraform.</w:t>
+        <w:t>erverless workshops for teams, focusing on CDK, and Terraform.</w:t>
       </w:r>
     </w:p>
     <w:p>
@@ -1738,7 +1930,21 @@
         <w:rPr>
           <w:bCs/>
         </w:rPr>
-        <w:t>Leveraged technologies such as HBase, Cassandra, MongoDB, Solr, Kafka, and Spark.</w:t>
+        <w:t xml:space="preserve">Leveraged technologies such as HBase, Cassandra, MongoDB, </w:t>
+      </w:r>
+      <w:proofErr w:type="spellStart"/>
+      <w:r>
+        <w:rPr>
+          <w:bCs/>
+        </w:rPr>
+        <w:t>Solr</w:t>
+      </w:r>
+      <w:proofErr w:type="spellEnd"/>
+      <w:r>
+        <w:rPr>
+          <w:bCs/>
+        </w:rPr>
+        <w:t>, Kafka, and Spark.</w:t>
       </w:r>
     </w:p>
     <w:p>
@@ -1966,7 +2172,14 @@
         <w:rPr>
           <w:bCs/>
         </w:rPr>
-        <w:t>Integrated advanced cardinality solutions (Count-Min Sketch, Bloom Filters, H</w:t>
+        <w:t xml:space="preserve">Integrated advanced cardinality solutions (Count-Min Sketch, Bloom Filters, </w:t>
+      </w:r>
+      <w:proofErr w:type="spellStart"/>
+      <w:r>
+        <w:rPr>
+          <w:bCs/>
+        </w:rPr>
+        <w:t>H</w:t>
       </w:r>
       <w:r>
         <w:rPr>
@@ -1978,7 +2191,14 @@
         <w:rPr>
           <w:bCs/>
         </w:rPr>
-        <w:t>perLogLog) for efficient data profiling and storage optimization.</w:t>
+        <w:t>perLogLog</w:t>
+      </w:r>
+      <w:proofErr w:type="spellEnd"/>
+      <w:r>
+        <w:rPr>
+          <w:bCs/>
+        </w:rPr>
+        <w:t>) for efficient data profiling and storage optimization.</w:t>
       </w:r>
     </w:p>
     <w:p>
@@ -2007,7 +2227,21 @@
         <w:rPr>
           <w:b/>
         </w:rPr>
-        <w:t xml:space="preserve">iOS and Android, C# Winforms developer, </w:t>
+        <w:t xml:space="preserve">iOS and Android, C# </w:t>
+      </w:r>
+      <w:proofErr w:type="spellStart"/>
+      <w:r>
+        <w:rPr>
+          <w:b/>
+        </w:rPr>
+        <w:t>Winforms</w:t>
+      </w:r>
+      <w:proofErr w:type="spellEnd"/>
+      <w:r>
+        <w:rPr>
+          <w:b/>
+        </w:rPr>
+        <w:t xml:space="preserve"> developer, </w:t>
       </w:r>
       <w:r>
         <w:rPr>
@@ -2048,7 +2282,23 @@
         <w:t>Founded KNOCKS Solutions (2006- 2009)</w:t>
       </w:r>
       <w:r>
-        <w:t xml:space="preserve"> developing third party .NET Winforms Components Suite, like Outlook style Calendar, Visual Studio like Docking Extender, Office style Ribbon Control, Winamp like Skin-extender and various meters and gauges UI components</w:t>
+        <w:t xml:space="preserve"> developing third party .NET </w:t>
+      </w:r>
+      <w:proofErr w:type="spellStart"/>
+      <w:r>
+        <w:t>Winforms</w:t>
+      </w:r>
+      <w:proofErr w:type="spellEnd"/>
+      <w:r>
+        <w:t xml:space="preserve"> Components Suite, like Outlook style Calendar, Visual Studio like Docking Extender, Office style Ribbon Control, </w:t>
+      </w:r>
+      <w:proofErr w:type="spellStart"/>
+      <w:r>
+        <w:t>Winamp</w:t>
+      </w:r>
+      <w:proofErr w:type="spellEnd"/>
+      <w:r>
+        <w:t xml:space="preserve"> like Skin-extender and various meters and gauges UI components</w:t>
       </w:r>
     </w:p>
     <w:p>
@@ -2058,6 +2308,12 @@
           <w:bCs/>
         </w:rPr>
       </w:pPr>
+      <w:r>
+        <w:rPr>
+          <w:bCs/>
+        </w:rPr>
+        <w:br/>
+      </w:r>
     </w:p>
     <w:sectPr>
       <w:pgSz w:w="11906" w:h="16838"/>
@@ -3870,6 +4126,7 @@
     <w:lsdException w:name="Emphasis" w:qFormat="1"/>
     <w:lsdException w:name="HTML Top of Form" w:semiHidden="1" w:uiPriority="99" w:unhideWhenUsed="1"/>
     <w:lsdException w:name="HTML Bottom of Form" w:semiHidden="1" w:uiPriority="99" w:unhideWhenUsed="1"/>
+    <w:lsdException w:name="Normal (Web)" w:uiPriority="99"/>
     <w:lsdException w:name="Normal Table" w:semiHidden="1" w:unhideWhenUsed="1" w:qFormat="1"/>
     <w:lsdException w:name="No List" w:semiHidden="1" w:uiPriority="99" w:unhideWhenUsed="1"/>
     <w:lsdException w:name="Outline List 1" w:semiHidden="1" w:uiPriority="99" w:unhideWhenUsed="1"/>
@@ -4444,6 +4701,7 @@
   <w:style w:type="paragraph" w:styleId="NormalWeb">
     <w:name w:val="Normal (Web)"/>
     <w:basedOn w:val="Normal"/>
+    <w:uiPriority w:val="99"/>
     <w:rsid w:val="00CC251A"/>
     <w:rPr>
       <w:rFonts w:ascii="Times New Roman" w:hAnsi="Times New Roman" w:cs="Times New Roman"/>

--- a/public/RaviGyani_CV.docx
+++ b/public/RaviGyani_CV.docx
@@ -9,23 +9,27 @@
           <w:tab w:val="left" w:pos="7020"/>
         </w:tabs>
         <w:rPr>
+          <w:rFonts w:asciiTheme="majorHAnsi" w:hAnsiTheme="majorHAnsi" w:cs="Times New Roman"/>
           <w:lang w:val="de-DE"/>
         </w:rPr>
       </w:pPr>
       <w:r>
         <w:rPr>
+          <w:rFonts w:asciiTheme="majorHAnsi" w:hAnsiTheme="majorHAnsi" w:cs="Times New Roman"/>
           <w:lang w:val="de-DE"/>
         </w:rPr>
         <w:t xml:space="preserve">Ravi Gyani </w:t>
       </w:r>
       <w:r>
         <w:rPr>
+          <w:rFonts w:asciiTheme="majorHAnsi" w:hAnsiTheme="majorHAnsi" w:cs="Times New Roman"/>
           <w:lang w:val="de-DE"/>
         </w:rPr>
         <w:tab/>
       </w:r>
       <w:r>
         <w:rPr>
+          <w:rFonts w:asciiTheme="majorHAnsi" w:hAnsiTheme="majorHAnsi" w:cs="Times New Roman"/>
           <w:sz w:val="22"/>
           <w:szCs w:val="22"/>
           <w:lang w:val="de-DE"/>
@@ -36,12 +40,14 @@
     <w:p>
       <w:pPr>
         <w:rPr>
+          <w:rFonts w:asciiTheme="majorHAnsi" w:hAnsiTheme="majorHAnsi" w:cs="Times New Roman"/>
           <w:lang w:val="de-DE"/>
         </w:rPr>
       </w:pPr>
       <w:hyperlink r:id="rId7">
         <w:r>
           <w:rPr>
+            <w:rFonts w:asciiTheme="majorHAnsi" w:hAnsiTheme="majorHAnsi" w:cs="Times New Roman"/>
             <w:color w:val="1155CC"/>
             <w:u w:val="single"/>
             <w:lang w:val="de-DE"/>
@@ -51,109 +57,84 @@
       </w:hyperlink>
       <w:r>
         <w:rPr>
+          <w:rFonts w:asciiTheme="majorHAnsi" w:hAnsiTheme="majorHAnsi" w:cs="Times New Roman"/>
           <w:lang w:val="de-DE"/>
         </w:rPr>
         <w:t xml:space="preserve"> | </w:t>
       </w:r>
-      <w:r>
-        <w:fldChar w:fldCharType="begin"/>
-      </w:r>
-      <w:r>
-        <w:rPr>
+      <w:hyperlink r:id="rId8">
+        <w:r>
+          <w:rPr>
+            <w:rStyle w:val="Hyperlink"/>
+            <w:rFonts w:asciiTheme="majorHAnsi" w:hAnsiTheme="majorHAnsi" w:cs="Times New Roman"/>
+            <w:lang w:val="de-DE"/>
+          </w:rPr>
+          <w:t>Blog</w:t>
+        </w:r>
+      </w:hyperlink>
+      <w:r>
+        <w:rPr>
+          <w:rFonts w:asciiTheme="majorHAnsi" w:hAnsiTheme="majorHAnsi" w:cs="Times New Roman"/>
           <w:lang w:val="de-DE"/>
         </w:rPr>
-        <w:instrText>HYPERLINK "https://blog.rgyani.com/" \h</w:instrText>
-      </w:r>
-      <w:r>
-        <w:fldChar w:fldCharType="separate"/>
-      </w:r>
-      <w:r>
-        <w:rPr>
-          <w:rStyle w:val="Hyperlink"/>
+        <w:t xml:space="preserve"> | </w:t>
+      </w:r>
+      <w:hyperlink r:id="rId9">
+        <w:r>
+          <w:rPr>
+            <w:rStyle w:val="Hyperlink"/>
+            <w:rFonts w:asciiTheme="majorHAnsi" w:hAnsiTheme="majorHAnsi" w:cs="Times New Roman"/>
+            <w:lang w:val="de-DE"/>
+          </w:rPr>
+          <w:t>LinkedIn</w:t>
+        </w:r>
+      </w:hyperlink>
+      <w:r>
+        <w:rPr>
+          <w:rFonts w:asciiTheme="majorHAnsi" w:hAnsiTheme="majorHAnsi" w:cs="Times New Roman"/>
           <w:lang w:val="de-DE"/>
         </w:rPr>
-        <w:t>Blog</w:t>
-      </w:r>
-      <w:r>
-        <w:fldChar w:fldCharType="end"/>
-      </w:r>
-      <w:r>
-        <w:rPr>
+        <w:t xml:space="preserve"> | </w:t>
+      </w:r>
+      <w:hyperlink r:id="rId10">
+        <w:r>
+          <w:rPr>
+            <w:rStyle w:val="Hyperlink"/>
+            <w:rFonts w:asciiTheme="majorHAnsi" w:hAnsiTheme="majorHAnsi" w:cs="Times New Roman"/>
+            <w:lang w:val="de-DE"/>
+          </w:rPr>
+          <w:t>rgyani@yahoo.com</w:t>
+        </w:r>
+      </w:hyperlink>
+      <w:r>
+        <w:rPr>
+          <w:rFonts w:asciiTheme="majorHAnsi" w:hAnsiTheme="majorHAnsi" w:cs="Times New Roman"/>
           <w:lang w:val="de-DE"/>
         </w:rPr>
-        <w:t xml:space="preserve"> | </w:t>
-      </w:r>
-      <w:r>
-        <w:fldChar w:fldCharType="begin"/>
-      </w:r>
-      <w:r>
-        <w:rPr>
+        <w:t xml:space="preserve"> | (+49) 151.202.87955</w:t>
+      </w:r>
+    </w:p>
+    <w:p>
+      <w:pPr>
+        <w:rPr>
+          <w:rFonts w:asciiTheme="majorHAnsi" w:hAnsiTheme="majorHAnsi" w:cs="Times New Roman"/>
           <w:lang w:val="de-DE"/>
         </w:rPr>
-        <w:instrText>HYPERLINK "https://www.linkedin.com/in/rgyani/" \h</w:instrText>
-      </w:r>
-      <w:r>
-        <w:fldChar w:fldCharType="separate"/>
-      </w:r>
-      <w:r>
-        <w:rPr>
-          <w:rStyle w:val="Hyperlink"/>
-          <w:lang w:val="de-DE"/>
-        </w:rPr>
-        <w:t>LinkedIn</w:t>
-      </w:r>
-      <w:r>
-        <w:fldChar w:fldCharType="end"/>
-      </w:r>
-      <w:r>
-        <w:rPr>
-          <w:lang w:val="de-DE"/>
-        </w:rPr>
-        <w:t xml:space="preserve"> | </w:t>
-      </w:r>
-      <w:r>
-        <w:fldChar w:fldCharType="begin"/>
-      </w:r>
-      <w:r>
-        <w:rPr>
-          <w:lang w:val="de-DE"/>
-        </w:rPr>
-        <w:instrText>HYPERLINK "mailto:rgyani@yahoo.com" \h</w:instrText>
-      </w:r>
-      <w:r>
-        <w:fldChar w:fldCharType="separate"/>
-      </w:r>
-      <w:r>
-        <w:rPr>
-          <w:rStyle w:val="Hyperlink"/>
-          <w:lang w:val="de-DE"/>
-        </w:rPr>
-        <w:t>rgyani@yahoo.com</w:t>
-      </w:r>
-      <w:r>
-        <w:fldChar w:fldCharType="end"/>
-      </w:r>
-      <w:r>
-        <w:rPr>
-          <w:lang w:val="de-DE"/>
-        </w:rPr>
-        <w:t xml:space="preserve"> | (+49) 151.202.87955</w:t>
-      </w:r>
-    </w:p>
-    <w:p>
-      <w:pPr>
-        <w:rPr>
-          <w:lang w:val="de-DE"/>
-        </w:rPr>
       </w:pPr>
     </w:p>
     <w:p>
       <w:pPr>
         <w:pStyle w:val="Heading2"/>
+        <w:rPr>
+          <w:rFonts w:asciiTheme="majorHAnsi" w:hAnsiTheme="majorHAnsi" w:cs="Times New Roman"/>
+        </w:rPr>
       </w:pPr>
       <w:bookmarkStart w:id="0" w:name="_dx_frag_StartFragment"/>
       <w:bookmarkEnd w:id="0"/>
       <w:r>
+        <w:rPr>
+          <w:rFonts w:asciiTheme="majorHAnsi" w:hAnsiTheme="majorHAnsi" w:cs="Times New Roman"/>
+        </w:rPr>
         <w:t>Quick Summary</w:t>
       </w:r>
     </w:p>
@@ -164,45 +145,64 @@
           <w:ilvl w:val="0"/>
           <w:numId w:val="12"/>
         </w:numPr>
-      </w:pPr>
-      <w:r>
-        <w:rPr>
+        <w:rPr>
+          <w:rFonts w:asciiTheme="majorHAnsi" w:hAnsiTheme="majorHAnsi" w:cs="Times New Roman"/>
+        </w:rPr>
+      </w:pPr>
+      <w:r>
+        <w:rPr>
+          <w:rFonts w:asciiTheme="majorHAnsi" w:hAnsiTheme="majorHAnsi" w:cs="Times New Roman"/>
           <w:color w:val="000000"/>
         </w:rPr>
         <w:t>20</w:t>
       </w:r>
       <w:r>
         <w:rPr>
+          <w:rFonts w:asciiTheme="majorHAnsi" w:hAnsiTheme="majorHAnsi" w:cs="Times New Roman"/>
           <w:color w:val="000000"/>
         </w:rPr>
         <w:t>+</w:t>
       </w:r>
       <w:r>
         <w:rPr>
+          <w:rFonts w:asciiTheme="majorHAnsi" w:hAnsiTheme="majorHAnsi" w:cs="Times New Roman"/>
           <w:color w:val="000000"/>
         </w:rPr>
         <w:t xml:space="preserve"> years in software engineering, specializing</w:t>
       </w:r>
       <w:r>
         <w:rPr>
+          <w:rFonts w:asciiTheme="majorHAnsi" w:hAnsiTheme="majorHAnsi" w:cs="Times New Roman"/>
           <w:color w:val="000000"/>
         </w:rPr>
         <w:t xml:space="preserve"> </w:t>
       </w:r>
       <w:r>
         <w:rPr>
+          <w:rFonts w:asciiTheme="majorHAnsi" w:hAnsiTheme="majorHAnsi" w:cs="Times New Roman"/>
+          <w:color w:val="000000"/>
+        </w:rPr>
+        <w:t xml:space="preserve">in </w:t>
+      </w:r>
+      <w:r>
+        <w:rPr>
+          <w:rFonts w:asciiTheme="majorHAnsi" w:hAnsiTheme="majorHAnsi" w:cs="Times New Roman"/>
+          <w:b/>
+          <w:bCs/>
           <w:color w:val="000000"/>
         </w:rPr>
         <w:t>Cloud Computing</w:t>
       </w:r>
       <w:r>
         <w:rPr>
+          <w:rFonts w:asciiTheme="majorHAnsi" w:hAnsiTheme="majorHAnsi" w:cs="Times New Roman"/>
           <w:color w:val="000000"/>
         </w:rPr>
         <w:t xml:space="preserve">, </w:t>
       </w:r>
       <w:r>
         <w:rPr>
+          <w:rFonts w:asciiTheme="majorHAnsi" w:hAnsiTheme="majorHAnsi" w:cs="Times New Roman"/>
           <w:b/>
           <w:bCs/>
           <w:color w:val="000000"/>
@@ -211,6 +211,7 @@
       </w:r>
       <w:r>
         <w:rPr>
+          <w:rFonts w:asciiTheme="majorHAnsi" w:hAnsiTheme="majorHAnsi" w:cs="Times New Roman"/>
           <w:b/>
           <w:bCs/>
           <w:color w:val="000000"/>
@@ -219,30 +220,28 @@
       </w:r>
       <w:r>
         <w:rPr>
-          <w:color w:val="000000"/>
-        </w:rPr>
-        <w:t xml:space="preserve"> and </w:t>
-      </w:r>
-      <w:r>
-        <w:rPr>
-          <w:color w:val="000000"/>
-        </w:rPr>
-        <w:t>Big</w:t>
-      </w:r>
-      <w:r>
-        <w:rPr>
+          <w:rFonts w:asciiTheme="majorHAnsi" w:hAnsiTheme="majorHAnsi" w:cs="Times New Roman"/>
+          <w:color w:val="000000"/>
+        </w:rPr>
+        <w:t xml:space="preserve"> and Big</w:t>
+      </w:r>
+      <w:r>
+        <w:rPr>
+          <w:rFonts w:asciiTheme="majorHAnsi" w:hAnsiTheme="majorHAnsi" w:cs="Times New Roman"/>
           <w:color w:val="000000"/>
         </w:rPr>
         <w:t xml:space="preserve"> </w:t>
       </w:r>
       <w:r>
         <w:rPr>
+          <w:rFonts w:asciiTheme="majorHAnsi" w:hAnsiTheme="majorHAnsi" w:cs="Times New Roman"/>
           <w:color w:val="000000"/>
         </w:rPr>
         <w:t>Data</w:t>
       </w:r>
       <w:r>
         <w:rPr>
+          <w:rFonts w:asciiTheme="majorHAnsi" w:hAnsiTheme="majorHAnsi" w:cs="Times New Roman"/>
           <w:color w:val="000000"/>
         </w:rPr>
         <w:t xml:space="preserve">. </w:t>
@@ -255,15 +254,20 @@
           <w:ilvl w:val="0"/>
           <w:numId w:val="12"/>
         </w:numPr>
-      </w:pPr>
-      <w:r>
-        <w:rPr>
+        <w:rPr>
+          <w:rFonts w:asciiTheme="majorHAnsi" w:hAnsiTheme="majorHAnsi" w:cs="Times New Roman"/>
+        </w:rPr>
+      </w:pPr>
+      <w:r>
+        <w:rPr>
+          <w:rFonts w:asciiTheme="majorHAnsi" w:hAnsiTheme="majorHAnsi" w:cs="Times New Roman"/>
           <w:color w:val="000000"/>
         </w:rPr>
         <w:t xml:space="preserve">Reputed as a </w:t>
       </w:r>
       <w:r>
         <w:rPr>
+          <w:rFonts w:asciiTheme="majorHAnsi" w:hAnsiTheme="majorHAnsi" w:cs="Times New Roman"/>
           <w:b/>
           <w:bCs/>
           <w:color w:val="000000"/>
@@ -272,18 +276,21 @@
       </w:r>
       <w:r>
         <w:rPr>
+          <w:rFonts w:asciiTheme="majorHAnsi" w:hAnsiTheme="majorHAnsi" w:cs="Times New Roman"/>
           <w:color w:val="000000"/>
         </w:rPr>
         <w:t>, brin</w:t>
       </w:r>
       <w:r>
         <w:rPr>
+          <w:rFonts w:asciiTheme="majorHAnsi" w:hAnsiTheme="majorHAnsi" w:cs="Times New Roman"/>
           <w:color w:val="000000"/>
         </w:rPr>
         <w:t>g</w:t>
       </w:r>
       <w:r>
         <w:rPr>
+          <w:rFonts w:asciiTheme="majorHAnsi" w:hAnsiTheme="majorHAnsi" w:cs="Times New Roman"/>
           <w:color w:val="000000"/>
         </w:rPr>
         <w:t>ing out-of-box approaches to system design</w:t>
@@ -298,20 +305,20 @@
         </w:numPr>
         <w:spacing w:before="100" w:beforeAutospacing="1" w:after="100" w:afterAutospacing="1" w:line="240" w:lineRule="auto"/>
         <w:rPr>
-          <w:rFonts w:eastAsia="Times New Roman"/>
+          <w:rFonts w:asciiTheme="majorHAnsi" w:eastAsia="Times New Roman" w:hAnsiTheme="majorHAnsi" w:cs="Times New Roman"/>
           <w:lang w:eastAsia="de-DE"/>
         </w:rPr>
       </w:pPr>
       <w:r>
         <w:rPr>
-          <w:rFonts w:eastAsia="Times New Roman"/>
+          <w:rFonts w:asciiTheme="majorHAnsi" w:eastAsia="Times New Roman" w:hAnsiTheme="majorHAnsi" w:cs="Times New Roman"/>
           <w:lang w:eastAsia="de-DE"/>
         </w:rPr>
         <w:t xml:space="preserve">Focused on </w:t>
       </w:r>
       <w:r>
         <w:rPr>
-          <w:rFonts w:eastAsia="Times New Roman"/>
+          <w:rFonts w:asciiTheme="majorHAnsi" w:eastAsia="Times New Roman" w:hAnsiTheme="majorHAnsi" w:cs="Times New Roman"/>
           <w:b/>
           <w:bCs/>
           <w:lang w:eastAsia="de-DE"/>
@@ -320,14 +327,14 @@
       </w:r>
       <w:r>
         <w:rPr>
-          <w:rFonts w:eastAsia="Times New Roman"/>
+          <w:rFonts w:asciiTheme="majorHAnsi" w:eastAsia="Times New Roman" w:hAnsiTheme="majorHAnsi" w:cs="Times New Roman"/>
           <w:lang w:eastAsia="de-DE"/>
         </w:rPr>
         <w:t xml:space="preserve"> and designing </w:t>
       </w:r>
       <w:r>
         <w:rPr>
-          <w:rFonts w:eastAsia="Times New Roman"/>
+          <w:rFonts w:asciiTheme="majorHAnsi" w:eastAsia="Times New Roman" w:hAnsiTheme="majorHAnsi" w:cs="Times New Roman"/>
           <w:b/>
           <w:bCs/>
           <w:lang w:eastAsia="de-DE"/>
@@ -336,7 +343,7 @@
       </w:r>
       <w:r>
         <w:rPr>
-          <w:rFonts w:eastAsia="Times New Roman"/>
+          <w:rFonts w:asciiTheme="majorHAnsi" w:eastAsia="Times New Roman" w:hAnsiTheme="majorHAnsi" w:cs="Times New Roman"/>
           <w:lang w:eastAsia="de-DE"/>
         </w:rPr>
         <w:t xml:space="preserve"> architectures.</w:t>
@@ -349,21 +356,20 @@
           <w:ilvl w:val="0"/>
           <w:numId w:val="12"/>
         </w:numPr>
-      </w:pPr>
-      <w:r>
-        <w:rPr>
-          <w:color w:val="000000"/>
-        </w:rPr>
-        <w:t xml:space="preserve">Advocate </w:t>
-      </w:r>
-      <w:r>
-        <w:rPr>
-          <w:color w:val="000000"/>
-        </w:rPr>
-        <w:t xml:space="preserve">for validating ideas via </w:t>
-      </w:r>
-      <w:r>
-        <w:rPr>
+        <w:rPr>
+          <w:rFonts w:asciiTheme="majorHAnsi" w:hAnsiTheme="majorHAnsi" w:cs="Times New Roman"/>
+        </w:rPr>
+      </w:pPr>
+      <w:r>
+        <w:rPr>
+          <w:rFonts w:asciiTheme="majorHAnsi" w:hAnsiTheme="majorHAnsi" w:cs="Times New Roman"/>
+          <w:color w:val="000000"/>
+        </w:rPr>
+        <w:t xml:space="preserve">Advocate for validating ideas via </w:t>
+      </w:r>
+      <w:r>
+        <w:rPr>
+          <w:rFonts w:asciiTheme="majorHAnsi" w:hAnsiTheme="majorHAnsi" w:cs="Times New Roman"/>
           <w:b/>
           <w:bCs/>
           <w:color w:val="000000"/>
@@ -372,12 +378,14 @@
       </w:r>
       <w:r>
         <w:rPr>
+          <w:rFonts w:asciiTheme="majorHAnsi" w:hAnsiTheme="majorHAnsi" w:cs="Times New Roman"/>
           <w:color w:val="000000"/>
         </w:rPr>
         <w:t xml:space="preserve"> (POCs)</w:t>
       </w:r>
       <w:r>
         <w:rPr>
+          <w:rFonts w:asciiTheme="majorHAnsi" w:hAnsiTheme="majorHAnsi" w:cs="Times New Roman"/>
           <w:color w:val="000000"/>
         </w:rPr>
         <w:t>.</w:t>
@@ -390,22 +398,34 @@
           <w:ilvl w:val="0"/>
           <w:numId w:val="12"/>
         </w:numPr>
-      </w:pPr>
-      <w:r>
-        <w:t>Firm believer that knowledge shared is knowledge</w:t>
-      </w:r>
-      <w:r>
-        <w:t xml:space="preserve"> squared.</w:t>
-      </w:r>
-      <w:r>
+        <w:rPr>
+          <w:rFonts w:asciiTheme="majorHAnsi" w:hAnsiTheme="majorHAnsi" w:cs="Times New Roman"/>
+        </w:rPr>
+      </w:pPr>
+      <w:r>
+        <w:rPr>
+          <w:rFonts w:asciiTheme="majorHAnsi" w:hAnsiTheme="majorHAnsi" w:cs="Times New Roman"/>
+        </w:rPr>
+        <w:t>Firm believer that knowledge shared is knowledge squared.</w:t>
+      </w:r>
+      <w:r>
+        <w:rPr>
+          <w:rFonts w:asciiTheme="majorHAnsi" w:hAnsiTheme="majorHAnsi" w:cs="Times New Roman"/>
+        </w:rPr>
         <w:br/>
       </w:r>
     </w:p>
     <w:p>
       <w:pPr>
         <w:pStyle w:val="Heading2"/>
-      </w:pPr>
-      <w:r>
+        <w:rPr>
+          <w:rFonts w:asciiTheme="majorHAnsi" w:hAnsiTheme="majorHAnsi" w:cs="Times New Roman"/>
+        </w:rPr>
+      </w:pPr>
+      <w:r>
+        <w:rPr>
+          <w:rFonts w:asciiTheme="majorHAnsi" w:hAnsiTheme="majorHAnsi" w:cs="Times New Roman"/>
+        </w:rPr>
         <w:t>Technologies</w:t>
       </w:r>
     </w:p>
@@ -416,6 +436,7 @@
           <w:numId w:val="11"/>
         </w:numPr>
         <w:rPr>
+          <w:rFonts w:asciiTheme="majorHAnsi" w:hAnsiTheme="majorHAnsi" w:cs="Times New Roman"/>
           <w:b/>
           <w:color w:val="000000"/>
           <w:lang w:bidi="en-US"/>
@@ -423,6 +444,7 @@
       </w:pPr>
       <w:r>
         <w:rPr>
+          <w:rFonts w:asciiTheme="majorHAnsi" w:hAnsiTheme="majorHAnsi" w:cs="Times New Roman"/>
           <w:b/>
           <w:bCs/>
           <w:color w:val="000000"/>
@@ -432,6 +454,7 @@
       </w:r>
       <w:r>
         <w:rPr>
+          <w:rFonts w:asciiTheme="majorHAnsi" w:hAnsiTheme="majorHAnsi" w:cs="Times New Roman"/>
           <w:b/>
           <w:color w:val="000000"/>
           <w:lang w:bidi="en-US"/>
@@ -440,48 +463,34 @@
       </w:r>
       <w:r>
         <w:rPr>
+          <w:rFonts w:asciiTheme="majorHAnsi" w:hAnsiTheme="majorHAnsi" w:cs="Times New Roman"/>
           <w:bCs/>
           <w:color w:val="000000"/>
           <w:lang w:bidi="en-US"/>
         </w:rPr>
-        <w:t xml:space="preserve">IAM, EC2, S3, Lambda, Step Functions, Batch, API Gateway, AppSync, DynamoDB, IoT, </w:t>
-      </w:r>
-      <w:proofErr w:type="spellStart"/>
-      <w:r>
-        <w:rPr>
+        <w:t xml:space="preserve">IAM, EC2, S3, Lambda, Step Functions, Batch, API Gateway, AppSync, DynamoDB, IoT, EventBridge, CloudWatch, RDS, Aurora, Redshift, Glue, Athena, ECS, Elastic Beanstalk, CloudFront, Route 53, </w:t>
+      </w:r>
+      <w:r>
+        <w:rPr>
+          <w:rFonts w:asciiTheme="majorHAnsi" w:hAnsiTheme="majorHAnsi" w:cs="Times New Roman"/>
           <w:bCs/>
           <w:color w:val="000000"/>
           <w:lang w:bidi="en-US"/>
         </w:rPr>
-        <w:t>EventBridge</w:t>
-      </w:r>
-      <w:proofErr w:type="spellEnd"/>
-      <w:r>
-        <w:rPr>
+        <w:t>ECR, EMR, Kinesis</w:t>
+      </w:r>
+      <w:r>
+        <w:rPr>
+          <w:rFonts w:asciiTheme="majorHAnsi" w:hAnsiTheme="majorHAnsi" w:cs="Times New Roman"/>
           <w:bCs/>
           <w:color w:val="000000"/>
           <w:lang w:bidi="en-US"/>
         </w:rPr>
-        <w:t xml:space="preserve">, CloudWatch, RDS, Aurora, Redshift, Glue, Athena, ECS, Elastic Beanstalk, CloudFront, Route 53, </w:t>
-      </w:r>
-      <w:r>
-        <w:rPr>
-          <w:bCs/>
-          <w:color w:val="000000"/>
-          <w:lang w:bidi="en-US"/>
-        </w:rPr>
-        <w:t>ECR, EMR, Kinesis</w:t>
-      </w:r>
-      <w:r>
-        <w:rPr>
-          <w:bCs/>
-          <w:color w:val="000000"/>
-          <w:lang w:bidi="en-US"/>
-        </w:rPr>
         <w:t>, Greengrass</w:t>
       </w:r>
       <w:r>
         <w:rPr>
+          <w:rFonts w:asciiTheme="majorHAnsi" w:hAnsiTheme="majorHAnsi" w:cs="Times New Roman"/>
           <w:bCs/>
           <w:color w:val="000000"/>
           <w:lang w:bidi="en-US"/>
@@ -496,6 +505,7 @@
           <w:numId w:val="11"/>
         </w:numPr>
         <w:rPr>
+          <w:rFonts w:asciiTheme="majorHAnsi" w:hAnsiTheme="majorHAnsi" w:cs="Times New Roman"/>
           <w:b/>
           <w:color w:val="000000"/>
           <w:lang w:val="fr-FR" w:bidi="en-US"/>
@@ -503,15 +513,16 @@
       </w:pPr>
       <w:r>
         <w:rPr>
+          <w:rFonts w:asciiTheme="majorHAnsi" w:hAnsiTheme="majorHAnsi" w:cs="Times New Roman"/>
           <w:b/>
           <w:color w:val="000000"/>
           <w:lang w:val="fr-FR" w:bidi="en-US"/>
         </w:rPr>
         <w:t>Infrastructure-as-</w:t>
       </w:r>
-      <w:proofErr w:type="gramStart"/>
-      <w:r>
-        <w:rPr>
+      <w:r>
+        <w:rPr>
+          <w:rFonts w:asciiTheme="majorHAnsi" w:hAnsiTheme="majorHAnsi" w:cs="Times New Roman"/>
           <w:b/>
           <w:color w:val="000000"/>
           <w:lang w:val="fr-FR" w:bidi="en-US"/>
@@ -520,49 +531,22 @@
       </w:r>
       <w:r>
         <w:rPr>
+          <w:rFonts w:asciiTheme="majorHAnsi" w:hAnsiTheme="majorHAnsi" w:cs="Times New Roman"/>
           <w:bCs/>
           <w:color w:val="000000"/>
           <w:lang w:val="fr-FR" w:bidi="en-US"/>
         </w:rPr>
-        <w:t>:</w:t>
-      </w:r>
-      <w:proofErr w:type="gramEnd"/>
-      <w:r>
-        <w:rPr>
+        <w:t xml:space="preserve"> :</w:t>
+      </w:r>
+      <w:r>
+        <w:rPr>
+          <w:rFonts w:asciiTheme="majorHAnsi" w:hAnsiTheme="majorHAnsi" w:cs="Times New Roman"/>
           <w:bCs/>
           <w:color w:val="000000"/>
           <w:lang w:val="fr-FR" w:bidi="en-US"/>
         </w:rPr>
-        <w:t xml:space="preserve"> Docker, CDK, </w:t>
-      </w:r>
-      <w:proofErr w:type="spellStart"/>
-      <w:r>
-        <w:rPr>
-          <w:bCs/>
-          <w:color w:val="000000"/>
-          <w:lang w:val="fr-FR" w:bidi="en-US"/>
-        </w:rPr>
-        <w:t>Terraform</w:t>
-      </w:r>
-      <w:proofErr w:type="spellEnd"/>
-      <w:r>
-        <w:rPr>
-          <w:bCs/>
-          <w:color w:val="000000"/>
-          <w:lang w:val="fr-FR" w:bidi="en-US"/>
-        </w:rPr>
-        <w:t xml:space="preserve">, </w:t>
-      </w:r>
-      <w:proofErr w:type="spellStart"/>
-      <w:r>
-        <w:rPr>
-          <w:bCs/>
-          <w:color w:val="000000"/>
-          <w:lang w:val="fr-FR" w:bidi="en-US"/>
-        </w:rPr>
-        <w:t>CloudFormation</w:t>
-      </w:r>
-      <w:proofErr w:type="spellEnd"/>
+        <w:t xml:space="preserve"> Docker, CDK, Terraform, CloudFormation</w:t>
+      </w:r>
     </w:p>
     <w:p>
       <w:pPr>
@@ -571,6 +555,7 @@
           <w:numId w:val="11"/>
         </w:numPr>
         <w:rPr>
+          <w:rFonts w:asciiTheme="majorHAnsi" w:hAnsiTheme="majorHAnsi" w:cs="Times New Roman"/>
           <w:b/>
           <w:color w:val="000000"/>
           <w:lang w:bidi="en-US"/>
@@ -578,6 +563,7 @@
       </w:pPr>
       <w:r>
         <w:rPr>
+          <w:rFonts w:asciiTheme="majorHAnsi" w:hAnsiTheme="majorHAnsi" w:cs="Times New Roman"/>
           <w:b/>
           <w:bCs/>
           <w:color w:val="000000"/>
@@ -587,6 +573,7 @@
       </w:r>
       <w:r>
         <w:rPr>
+          <w:rFonts w:asciiTheme="majorHAnsi" w:hAnsiTheme="majorHAnsi" w:cs="Times New Roman"/>
           <w:b/>
           <w:bCs/>
           <w:color w:val="000000"/>
@@ -596,6 +583,7 @@
       </w:r>
       <w:r>
         <w:rPr>
+          <w:rFonts w:asciiTheme="majorHAnsi" w:hAnsiTheme="majorHAnsi" w:cs="Times New Roman"/>
           <w:b/>
           <w:bCs/>
           <w:color w:val="000000"/>
@@ -605,6 +593,7 @@
       </w:r>
       <w:r>
         <w:rPr>
+          <w:rFonts w:asciiTheme="majorHAnsi" w:hAnsiTheme="majorHAnsi" w:cs="Times New Roman"/>
           <w:b/>
           <w:color w:val="000000"/>
           <w:lang w:bidi="en-US"/>
@@ -613,6 +602,7 @@
       </w:r>
       <w:r>
         <w:rPr>
+          <w:rFonts w:asciiTheme="majorHAnsi" w:hAnsiTheme="majorHAnsi" w:cs="Times New Roman"/>
           <w:bCs/>
           <w:color w:val="000000"/>
           <w:lang w:bidi="en-US"/>
@@ -627,6 +617,7 @@
           <w:numId w:val="11"/>
         </w:numPr>
         <w:rPr>
+          <w:rFonts w:asciiTheme="majorHAnsi" w:hAnsiTheme="majorHAnsi" w:cs="Times New Roman"/>
           <w:b/>
           <w:color w:val="000000"/>
           <w:lang w:bidi="en-US"/>
@@ -634,6 +625,7 @@
       </w:pPr>
       <w:r>
         <w:rPr>
+          <w:rFonts w:asciiTheme="majorHAnsi" w:hAnsiTheme="majorHAnsi" w:cs="Times New Roman"/>
           <w:b/>
           <w:bCs/>
           <w:color w:val="000000"/>
@@ -643,6 +635,7 @@
       </w:r>
       <w:r>
         <w:rPr>
+          <w:rFonts w:asciiTheme="majorHAnsi" w:hAnsiTheme="majorHAnsi" w:cs="Times New Roman"/>
           <w:b/>
           <w:color w:val="000000"/>
           <w:lang w:bidi="en-US"/>
@@ -651,6 +644,7 @@
       </w:r>
       <w:r>
         <w:rPr>
+          <w:rFonts w:asciiTheme="majorHAnsi" w:hAnsiTheme="majorHAnsi" w:cs="Times New Roman"/>
           <w:bCs/>
           <w:color w:val="000000"/>
           <w:lang w:bidi="en-US"/>
@@ -659,6 +653,7 @@
       </w:r>
       <w:r>
         <w:rPr>
+          <w:rFonts w:asciiTheme="majorHAnsi" w:hAnsiTheme="majorHAnsi" w:cs="Times New Roman"/>
           <w:bCs/>
           <w:color w:val="000000"/>
           <w:lang w:bidi="en-US"/>
@@ -670,6 +665,7 @@
       <w:pPr>
         <w:ind w:left="720"/>
         <w:rPr>
+          <w:rFonts w:asciiTheme="majorHAnsi" w:hAnsiTheme="majorHAnsi" w:cs="Times New Roman"/>
           <w:b/>
           <w:color w:val="000000"/>
           <w:lang w:bidi="en-US"/>
@@ -679,8 +675,14 @@
     <w:p>
       <w:pPr>
         <w:pStyle w:val="Heading2"/>
-      </w:pPr>
-      <w:r>
+        <w:rPr>
+          <w:rFonts w:asciiTheme="majorHAnsi" w:hAnsiTheme="majorHAnsi" w:cs="Times New Roman"/>
+        </w:rPr>
+      </w:pPr>
+      <w:r>
+        <w:rPr>
+          <w:rFonts w:asciiTheme="majorHAnsi" w:hAnsiTheme="majorHAnsi" w:cs="Times New Roman"/>
+        </w:rPr>
         <w:t>Certifications</w:t>
       </w:r>
     </w:p>
@@ -692,17 +694,20 @@
           <w:numId w:val="9"/>
         </w:numPr>
         <w:rPr>
-          <w:color w:val="000000"/>
-        </w:rPr>
-      </w:pPr>
-      <w:r>
-        <w:rPr>
+          <w:rFonts w:asciiTheme="majorHAnsi" w:hAnsiTheme="majorHAnsi" w:cs="Times New Roman"/>
+          <w:color w:val="000000"/>
+        </w:rPr>
+      </w:pPr>
+      <w:r>
+        <w:rPr>
+          <w:rFonts w:asciiTheme="majorHAnsi" w:hAnsiTheme="majorHAnsi" w:cs="Times New Roman"/>
           <w:color w:val="000000"/>
         </w:rPr>
         <w:t>AWS Certified Security Specialty (SCS-C01)</w:t>
       </w:r>
       <w:r>
         <w:rPr>
+          <w:rFonts w:asciiTheme="majorHAnsi" w:hAnsiTheme="majorHAnsi" w:cs="Times New Roman"/>
           <w:color w:val="000000"/>
         </w:rPr>
         <w:t xml:space="preserve"> - Mar 2023</w:t>
@@ -716,13 +721,15 @@
           <w:numId w:val="9"/>
         </w:numPr>
         <w:rPr>
-          <w:b/>
-          <w:bCs/>
-          <w:color w:val="000000"/>
-        </w:rPr>
-      </w:pPr>
-      <w:r>
-        <w:rPr>
+          <w:rFonts w:asciiTheme="majorHAnsi" w:hAnsiTheme="majorHAnsi" w:cs="Times New Roman"/>
+          <w:b/>
+          <w:bCs/>
+          <w:color w:val="000000"/>
+        </w:rPr>
+      </w:pPr>
+      <w:r>
+        <w:rPr>
+          <w:rFonts w:asciiTheme="majorHAnsi" w:hAnsiTheme="majorHAnsi" w:cs="Times New Roman"/>
           <w:b/>
           <w:bCs/>
           <w:color w:val="000000"/>
@@ -731,6 +738,7 @@
       </w:r>
       <w:r>
         <w:rPr>
+          <w:rFonts w:asciiTheme="majorHAnsi" w:hAnsiTheme="majorHAnsi" w:cs="Times New Roman"/>
           <w:b/>
           <w:bCs/>
           <w:color w:val="000000"/>
@@ -739,6 +747,7 @@
       </w:r>
       <w:r>
         <w:rPr>
+          <w:rFonts w:asciiTheme="majorHAnsi" w:hAnsiTheme="majorHAnsi" w:cs="Times New Roman"/>
           <w:color w:val="000000"/>
         </w:rPr>
         <w:t>- Oct 2020</w:t>
@@ -752,17 +761,20 @@
           <w:numId w:val="9"/>
         </w:numPr>
         <w:rPr>
-          <w:color w:val="000000"/>
-        </w:rPr>
-      </w:pPr>
-      <w:r>
-        <w:rPr>
+          <w:rFonts w:asciiTheme="majorHAnsi" w:hAnsiTheme="majorHAnsi" w:cs="Times New Roman"/>
+          <w:color w:val="000000"/>
+        </w:rPr>
+      </w:pPr>
+      <w:r>
+        <w:rPr>
+          <w:rFonts w:asciiTheme="majorHAnsi" w:hAnsiTheme="majorHAnsi" w:cs="Times New Roman"/>
           <w:color w:val="000000"/>
         </w:rPr>
         <w:t>AWS Certified Solutions Architect Associate (SAP-C02)</w:t>
       </w:r>
       <w:r>
         <w:rPr>
+          <w:rFonts w:asciiTheme="majorHAnsi" w:hAnsiTheme="majorHAnsi" w:cs="Times New Roman"/>
           <w:color w:val="000000"/>
         </w:rPr>
         <w:t xml:space="preserve"> – Oct 2020</w:t>
@@ -776,17 +788,20 @@
           <w:numId w:val="9"/>
         </w:numPr>
         <w:rPr>
-          <w:color w:val="000000"/>
-        </w:rPr>
-      </w:pPr>
-      <w:r>
-        <w:rPr>
+          <w:rFonts w:asciiTheme="majorHAnsi" w:hAnsiTheme="majorHAnsi" w:cs="Times New Roman"/>
+          <w:color w:val="000000"/>
+        </w:rPr>
+      </w:pPr>
+      <w:r>
+        <w:rPr>
+          <w:rFonts w:asciiTheme="majorHAnsi" w:hAnsiTheme="majorHAnsi" w:cs="Times New Roman"/>
           <w:color w:val="000000"/>
         </w:rPr>
         <w:t>Databricks Certified Developer: Apache Spark 2.X</w:t>
       </w:r>
       <w:r>
         <w:rPr>
+          <w:rFonts w:asciiTheme="majorHAnsi" w:hAnsiTheme="majorHAnsi" w:cs="Times New Roman"/>
           <w:color w:val="000000"/>
         </w:rPr>
         <w:t xml:space="preserve"> – Jul 2019</w:t>
@@ -800,23 +815,27 @@
           <w:numId w:val="9"/>
         </w:numPr>
         <w:rPr>
-          <w:color w:val="000000"/>
-        </w:rPr>
-      </w:pPr>
-      <w:r>
-        <w:rPr>
+          <w:rFonts w:asciiTheme="majorHAnsi" w:hAnsiTheme="majorHAnsi" w:cs="Times New Roman"/>
+          <w:color w:val="000000"/>
+        </w:rPr>
+      </w:pPr>
+      <w:r>
+        <w:rPr>
+          <w:rFonts w:asciiTheme="majorHAnsi" w:hAnsiTheme="majorHAnsi" w:cs="Times New Roman"/>
           <w:color w:val="000000"/>
         </w:rPr>
         <w:t>Confluent Certified Developer for Apache Kafka</w:t>
       </w:r>
       <w:r>
         <w:rPr>
+          <w:rFonts w:asciiTheme="majorHAnsi" w:hAnsiTheme="majorHAnsi" w:cs="Times New Roman"/>
           <w:color w:val="000000"/>
         </w:rPr>
         <w:t xml:space="preserve"> – Jul 2019</w:t>
       </w:r>
       <w:r>
         <w:rPr>
+          <w:rFonts w:asciiTheme="majorHAnsi" w:hAnsiTheme="majorHAnsi" w:cs="Times New Roman"/>
           <w:color w:val="000000"/>
         </w:rPr>
         <w:br/>
@@ -825,35 +844,53 @@
     <w:p>
       <w:pPr>
         <w:pStyle w:val="Heading2"/>
-      </w:pPr>
-      <w:r>
+        <w:rPr>
+          <w:rFonts w:asciiTheme="majorHAnsi" w:hAnsiTheme="majorHAnsi" w:cs="Times New Roman"/>
+        </w:rPr>
+      </w:pPr>
+      <w:r>
+        <w:rPr>
+          <w:rFonts w:asciiTheme="majorHAnsi" w:hAnsiTheme="majorHAnsi" w:cs="Times New Roman"/>
+        </w:rPr>
         <w:t>E</w:t>
       </w:r>
       <w:r>
+        <w:rPr>
+          <w:rFonts w:asciiTheme="majorHAnsi" w:hAnsiTheme="majorHAnsi" w:cs="Times New Roman"/>
+        </w:rPr>
         <w:t>ducation</w:t>
       </w:r>
     </w:p>
     <w:p>
-      <w:r>
-        <w:rPr>
+      <w:pPr>
+        <w:rPr>
+          <w:rFonts w:asciiTheme="majorHAnsi" w:hAnsiTheme="majorHAnsi" w:cs="Times New Roman"/>
+        </w:rPr>
+      </w:pPr>
+      <w:r>
+        <w:rPr>
+          <w:rFonts w:asciiTheme="majorHAnsi" w:hAnsiTheme="majorHAnsi" w:cs="Times New Roman"/>
           <w:b/>
         </w:rPr>
         <w:t xml:space="preserve">Bachelors of Engineering (Netaji Subhas Institute of Technology, Delhi) </w:t>
       </w:r>
       <w:r>
         <w:rPr>
+          <w:rFonts w:asciiTheme="majorHAnsi" w:hAnsiTheme="majorHAnsi" w:cs="Times New Roman"/>
           <w:b/>
         </w:rPr>
         <w:t>1999-</w:t>
       </w:r>
       <w:r>
         <w:rPr>
+          <w:rFonts w:asciiTheme="majorHAnsi" w:hAnsiTheme="majorHAnsi" w:cs="Times New Roman"/>
           <w:b/>
         </w:rPr>
         <w:t>2003</w:t>
       </w:r>
       <w:r>
         <w:rPr>
+          <w:rFonts w:asciiTheme="majorHAnsi" w:hAnsiTheme="majorHAnsi" w:cs="Times New Roman"/>
           <w:b/>
         </w:rPr>
         <w:br/>
@@ -861,32 +898,85 @@
     </w:p>
     <w:p>
       <w:pPr>
-        <w:ind w:left="360" w:right="29"/>
-      </w:pPr>
-    </w:p>
-    <w:p>
-      <w:pPr>
-        <w:ind w:left="360" w:right="29"/>
-      </w:pPr>
-    </w:p>
-    <w:p>
-      <w:pPr>
-        <w:ind w:left="360" w:right="29"/>
-      </w:pPr>
-    </w:p>
-    <w:p>
-      <w:pPr>
         <w:pStyle w:val="Heading2"/>
-      </w:pPr>
-      <w:r>
+        <w:rPr>
+          <w:rFonts w:asciiTheme="majorHAnsi" w:hAnsiTheme="majorHAnsi" w:cs="Times New Roman"/>
+        </w:rPr>
+      </w:pPr>
+      <w:r>
+        <w:rPr>
+          <w:rFonts w:asciiTheme="majorHAnsi" w:hAnsiTheme="majorHAnsi" w:cs="Times New Roman"/>
+        </w:rPr>
+        <w:t>Awards</w:t>
+      </w:r>
+    </w:p>
+    <w:p>
+      <w:pPr>
+        <w:rPr>
+          <w:rFonts w:asciiTheme="majorHAnsi" w:hAnsiTheme="majorHAnsi" w:cs="Times New Roman"/>
+          <w:bCs/>
+        </w:rPr>
+      </w:pPr>
+      <w:r>
+        <w:rPr>
+          <w:rFonts w:asciiTheme="majorHAnsi" w:hAnsiTheme="majorHAnsi" w:cs="Times New Roman"/>
+          <w:bCs/>
+        </w:rPr>
+        <w:t xml:space="preserve">Received Top-Performer Awards multiple times </w:t>
+      </w:r>
+      <w:r>
+        <w:rPr>
+          <w:rFonts w:asciiTheme="majorHAnsi" w:hAnsiTheme="majorHAnsi" w:cs="Times New Roman"/>
+          <w:bCs/>
+        </w:rPr>
+        <w:t xml:space="preserve">throughout </w:t>
+      </w:r>
+      <w:r>
+        <w:rPr>
+          <w:rFonts w:asciiTheme="majorHAnsi" w:hAnsiTheme="majorHAnsi" w:cs="Times New Roman"/>
+          <w:bCs/>
+        </w:rPr>
+        <w:t>my career</w:t>
+      </w:r>
+      <w:r>
+        <w:rPr>
+          <w:rFonts w:asciiTheme="majorHAnsi" w:hAnsiTheme="majorHAnsi" w:cs="Times New Roman"/>
+          <w:bCs/>
+        </w:rPr>
+        <w:br/>
+      </w:r>
+    </w:p>
+    <w:p>
+      <w:pPr>
+        <w:ind w:right="29"/>
+        <w:rPr>
+          <w:rFonts w:asciiTheme="majorHAnsi" w:hAnsiTheme="majorHAnsi" w:cs="Times New Roman"/>
+        </w:rPr>
+      </w:pPr>
+    </w:p>
+    <w:p>
+      <w:pPr>
+        <w:pStyle w:val="Heading2"/>
+        <w:rPr>
+          <w:rFonts w:asciiTheme="majorHAnsi" w:hAnsiTheme="majorHAnsi" w:cs="Times New Roman"/>
+        </w:rPr>
+      </w:pPr>
+      <w:r>
+        <w:rPr>
+          <w:rFonts w:asciiTheme="majorHAnsi" w:hAnsiTheme="majorHAnsi" w:cs="Times New Roman"/>
+        </w:rPr>
         <w:lastRenderedPageBreak/>
         <w:t>Work Experience</w:t>
       </w:r>
       <w:r>
+        <w:rPr>
+          <w:rFonts w:asciiTheme="majorHAnsi" w:hAnsiTheme="majorHAnsi" w:cs="Times New Roman"/>
+        </w:rPr>
         <w:br/>
       </w:r>
       <w:r>
         <w:rPr>
+          <w:rFonts w:asciiTheme="majorHAnsi" w:hAnsiTheme="majorHAnsi" w:cs="Times New Roman"/>
           <w:b/>
           <w:sz w:val="22"/>
           <w:szCs w:val="22"/>
@@ -895,6 +985,7 @@
       </w:r>
       <w:r>
         <w:rPr>
+          <w:rFonts w:asciiTheme="majorHAnsi" w:hAnsiTheme="majorHAnsi" w:cs="Times New Roman"/>
           <w:b/>
           <w:sz w:val="22"/>
           <w:szCs w:val="22"/>
@@ -903,6 +994,7 @@
       </w:r>
       <w:r>
         <w:rPr>
+          <w:rFonts w:asciiTheme="majorHAnsi" w:hAnsiTheme="majorHAnsi" w:cs="Times New Roman"/>
           <w:bCs/>
           <w:sz w:val="22"/>
           <w:szCs w:val="22"/>
@@ -911,50 +1003,45 @@
       </w:r>
       <w:r>
         <w:rPr>
+          <w:rFonts w:asciiTheme="majorHAnsi" w:hAnsiTheme="majorHAnsi" w:cs="Times New Roman"/>
           <w:b/>
           <w:sz w:val="22"/>
           <w:szCs w:val="22"/>
         </w:rPr>
         <w:t xml:space="preserve"> </w:t>
       </w:r>
-      <w:proofErr w:type="spellStart"/>
-      <w:r>
-        <w:rPr>
+      <w:r>
+        <w:rPr>
+          <w:rFonts w:asciiTheme="majorHAnsi" w:hAnsiTheme="majorHAnsi" w:cs="Times New Roman"/>
           <w:bCs/>
           <w:sz w:val="22"/>
           <w:szCs w:val="22"/>
         </w:rPr>
-        <w:t>Luxoft</w:t>
-      </w:r>
-      <w:proofErr w:type="spellEnd"/>
-      <w:r>
-        <w:rPr>
+        <w:t>Luxoft GmbH, Munich, Jan 2021 – July 2024</w:t>
+      </w:r>
+      <w:r>
+        <w:rPr>
+          <w:rFonts w:asciiTheme="majorHAnsi" w:hAnsiTheme="majorHAnsi" w:cs="Times New Roman"/>
+          <w:bCs/>
+        </w:rPr>
+        <w:br/>
+      </w:r>
+      <w:r>
+        <w:rPr>
+          <w:rFonts w:asciiTheme="majorHAnsi" w:hAnsiTheme="majorHAnsi" w:cs="Times New Roman"/>
           <w:bCs/>
           <w:sz w:val="22"/>
           <w:szCs w:val="22"/>
         </w:rPr>
-        <w:t xml:space="preserve"> GmbH, Munich, Jan 2021 – July 2024</w:t>
-      </w:r>
-      <w:r>
-        <w:rPr>
-          <w:bCs/>
-        </w:rPr>
-        <w:br/>
-      </w:r>
-      <w:r>
-        <w:rPr>
-          <w:bCs/>
+        <w:t>Consulted for customers such as Amazon, BMW, Continental and Volkswagen</w:t>
+      </w:r>
+      <w:r>
+        <w:rPr>
+          <w:rFonts w:asciiTheme="majorHAnsi" w:hAnsiTheme="majorHAnsi" w:cs="Times New Roman"/>
+          <w:b/>
           <w:sz w:val="22"/>
           <w:szCs w:val="22"/>
         </w:rPr>
-        <w:t>Consulted for customers such as Amazon, BMW, Continental and Volkswagen</w:t>
-      </w:r>
-      <w:r>
-        <w:rPr>
-          <w:b/>
-          <w:sz w:val="22"/>
-          <w:szCs w:val="22"/>
-        </w:rPr>
         <w:t>.</w:t>
       </w:r>
     </w:p>
@@ -962,18 +1049,21 @@
       <w:pPr>
         <w:widowControl w:val="0"/>
         <w:rPr>
+          <w:rFonts w:asciiTheme="majorHAnsi" w:hAnsiTheme="majorHAnsi" w:cs="Times New Roman"/>
           <w:b/>
           <w:lang w:val="de-DE"/>
         </w:rPr>
       </w:pPr>
       <w:r>
         <w:rPr>
+          <w:rFonts w:asciiTheme="majorHAnsi" w:hAnsiTheme="majorHAnsi" w:cs="Times New Roman"/>
           <w:b/>
         </w:rPr>
         <w:br/>
       </w:r>
       <w:r>
         <w:rPr>
+          <w:rFonts w:asciiTheme="majorHAnsi" w:hAnsiTheme="majorHAnsi" w:cs="Times New Roman"/>
           <w:b/>
           <w:bCs/>
           <w:lang w:val="de-DE"/>
@@ -992,12 +1082,14 @@
           <w:tab w:val="num" w:pos="720"/>
         </w:tabs>
         <w:rPr>
+          <w:rFonts w:asciiTheme="majorHAnsi" w:hAnsiTheme="majorHAnsi" w:cs="Times New Roman"/>
           <w:b/>
           <w:lang w:val="de-DE"/>
         </w:rPr>
       </w:pPr>
       <w:r>
         <w:rPr>
+          <w:rFonts w:asciiTheme="majorHAnsi" w:hAnsiTheme="majorHAnsi" w:cs="Times New Roman"/>
           <w:b/>
           <w:bCs/>
           <w:lang w:val="de-DE"/>
@@ -1006,6 +1098,7 @@
       </w:r>
       <w:r>
         <w:rPr>
+          <w:rFonts w:asciiTheme="majorHAnsi" w:hAnsiTheme="majorHAnsi" w:cs="Times New Roman"/>
           <w:b/>
           <w:lang w:val="de-DE"/>
         </w:rPr>
@@ -1023,53 +1116,62 @@
           <w:tab w:val="num" w:pos="1440"/>
         </w:tabs>
         <w:rPr>
-          <w:bCs/>
-        </w:rPr>
-      </w:pPr>
-      <w:r>
-        <w:rPr>
+          <w:rFonts w:asciiTheme="majorHAnsi" w:hAnsiTheme="majorHAnsi" w:cs="Times New Roman"/>
+          <w:bCs/>
+        </w:rPr>
+      </w:pPr>
+      <w:r>
+        <w:rPr>
+          <w:rFonts w:asciiTheme="majorHAnsi" w:hAnsiTheme="majorHAnsi" w:cs="Times New Roman"/>
           <w:bCs/>
         </w:rPr>
         <w:t>Designed</w:t>
       </w:r>
       <w:r>
         <w:rPr>
+          <w:rFonts w:asciiTheme="majorHAnsi" w:hAnsiTheme="majorHAnsi" w:cs="Times New Roman"/>
           <w:bCs/>
         </w:rPr>
         <w:t xml:space="preserve">, engineered, </w:t>
       </w:r>
       <w:r>
         <w:rPr>
+          <w:rFonts w:asciiTheme="majorHAnsi" w:hAnsiTheme="majorHAnsi" w:cs="Times New Roman"/>
           <w:bCs/>
         </w:rPr>
         <w:t xml:space="preserve">deployed </w:t>
       </w:r>
       <w:r>
         <w:rPr>
+          <w:rFonts w:asciiTheme="majorHAnsi" w:hAnsiTheme="majorHAnsi" w:cs="Times New Roman"/>
           <w:b/>
         </w:rPr>
         <w:t>S</w:t>
       </w:r>
       <w:r>
         <w:rPr>
+          <w:rFonts w:asciiTheme="majorHAnsi" w:hAnsiTheme="majorHAnsi" w:cs="Times New Roman"/>
           <w:b/>
         </w:rPr>
         <w:t>erverless</w:t>
       </w:r>
       <w:r>
         <w:rPr>
+          <w:rFonts w:asciiTheme="majorHAnsi" w:hAnsiTheme="majorHAnsi" w:cs="Times New Roman"/>
           <w:bCs/>
         </w:rPr>
         <w:t xml:space="preserve"> architectures using Python, Java, </w:t>
       </w:r>
       <w:r>
         <w:rPr>
+          <w:rFonts w:asciiTheme="majorHAnsi" w:hAnsiTheme="majorHAnsi" w:cs="Times New Roman"/>
           <w:bCs/>
         </w:rPr>
         <w:t xml:space="preserve">CDK </w:t>
       </w:r>
       <w:r>
         <w:rPr>
+          <w:rFonts w:asciiTheme="majorHAnsi" w:hAnsiTheme="majorHAnsi" w:cs="Times New Roman"/>
           <w:bCs/>
         </w:rPr>
         <w:t>and AWS services, ensuring high availability and scalability.</w:t>
@@ -1086,14 +1188,16 @@
           <w:tab w:val="num" w:pos="1440"/>
         </w:tabs>
         <w:rPr>
-          <w:bCs/>
-        </w:rPr>
-      </w:pPr>
-      <w:r>
-        <w:rPr>
-          <w:bCs/>
-        </w:rPr>
-        <w:t>Re-platformed legacy applications to AWS, modernizing infrastructure and reducing operational overhead.</w:t>
+          <w:rFonts w:asciiTheme="majorHAnsi" w:hAnsiTheme="majorHAnsi" w:cs="Times New Roman"/>
+          <w:bCs/>
+        </w:rPr>
+      </w:pPr>
+      <w:r>
+        <w:rPr>
+          <w:rFonts w:asciiTheme="majorHAnsi" w:hAnsiTheme="majorHAnsi" w:cs="Times New Roman"/>
+          <w:bCs/>
+        </w:rPr>
+        <w:t>Streamlined multi-account/multi-environment code deployments with CDK and AWS CodePipeline, ensuring faster and error-free delivery cycles.</w:t>
       </w:r>
     </w:p>
     <w:p>
@@ -1107,20 +1211,16 @@
           <w:tab w:val="num" w:pos="1440"/>
         </w:tabs>
         <w:rPr>
-          <w:bCs/>
-        </w:rPr>
-      </w:pPr>
-      <w:r>
-        <w:rPr>
-          <w:b/>
-        </w:rPr>
-        <w:t>Optimized</w:t>
-      </w:r>
-      <w:r>
-        <w:rPr>
-          <w:bCs/>
-        </w:rPr>
-        <w:t xml:space="preserve"> mission-critical DynamoDB tables with direct API Gateway integrations, reducing response times to 10ms.</w:t>
+          <w:rFonts w:asciiTheme="majorHAnsi" w:hAnsiTheme="majorHAnsi" w:cs="Times New Roman"/>
+          <w:bCs/>
+        </w:rPr>
+      </w:pPr>
+      <w:r>
+        <w:rPr>
+          <w:rFonts w:asciiTheme="majorHAnsi" w:hAnsiTheme="majorHAnsi" w:cs="Times New Roman"/>
+          <w:bCs/>
+        </w:rPr>
+        <w:t>Conducted architecture reviews providing actionable insights to enhance systems' performance and reliability.</w:t>
       </w:r>
     </w:p>
     <w:p>
@@ -1130,30 +1230,38 @@
           <w:ilvl w:val="1"/>
           <w:numId w:val="4"/>
         </w:numPr>
-        <w:tabs>
-          <w:tab w:val="num" w:pos="1440"/>
-        </w:tabs>
-        <w:rPr>
-          <w:bCs/>
-        </w:rPr>
-      </w:pPr>
-      <w:r>
-        <w:rPr>
-          <w:bCs/>
-        </w:rPr>
-        <w:t>Conducted architecture reviews and AWS "Well-Architected Reviews"</w:t>
-      </w:r>
-      <w:r>
-        <w:rPr>
-          <w:bCs/>
-        </w:rPr>
-        <w:t>,</w:t>
-      </w:r>
-      <w:r>
-        <w:rPr>
-          <w:bCs/>
-        </w:rPr>
-        <w:t xml:space="preserve"> providing actionable insights to enhance systems' performance and reliability.</w:t>
+        <w:rPr>
+          <w:rFonts w:asciiTheme="majorHAnsi" w:hAnsiTheme="majorHAnsi" w:cs="Times New Roman"/>
+          <w:bCs/>
+        </w:rPr>
+      </w:pPr>
+      <w:r>
+        <w:rPr>
+          <w:rFonts w:asciiTheme="majorHAnsi" w:hAnsiTheme="majorHAnsi" w:cs="Times New Roman"/>
+          <w:bCs/>
+        </w:rPr>
+        <w:t>Contributed</w:t>
+      </w:r>
+      <w:r>
+        <w:rPr>
+          <w:rFonts w:asciiTheme="majorHAnsi" w:hAnsiTheme="majorHAnsi" w:cs="Times New Roman"/>
+          <w:bCs/>
+        </w:rPr>
+        <w:t xml:space="preserve"> to</w:t>
+      </w:r>
+      <w:r>
+        <w:rPr>
+          <w:rFonts w:asciiTheme="majorHAnsi" w:hAnsiTheme="majorHAnsi" w:cs="Times New Roman"/>
+          <w:b/>
+        </w:rPr>
+        <w:t xml:space="preserve"> presales processes</w:t>
+      </w:r>
+      <w:r>
+        <w:rPr>
+          <w:rFonts w:asciiTheme="majorHAnsi" w:hAnsiTheme="majorHAnsi" w:cs="Times New Roman"/>
+          <w:bCs/>
+        </w:rPr>
+        <w:t>, including solution design, POC development, and cost/time estimation.</w:t>
       </w:r>
     </w:p>
     <w:p>
@@ -1167,12 +1275,14 @@
           <w:tab w:val="num" w:pos="720"/>
         </w:tabs>
         <w:rPr>
+          <w:rFonts w:asciiTheme="majorHAnsi" w:hAnsiTheme="majorHAnsi" w:cs="Times New Roman"/>
           <w:b/>
           <w:lang w:val="de-DE"/>
         </w:rPr>
       </w:pPr>
       <w:r>
         <w:rPr>
+          <w:rFonts w:asciiTheme="majorHAnsi" w:hAnsiTheme="majorHAnsi" w:cs="Times New Roman"/>
           <w:b/>
           <w:bCs/>
           <w:lang w:val="de-DE"/>
@@ -1181,6 +1291,7 @@
       </w:r>
       <w:r>
         <w:rPr>
+          <w:rFonts w:asciiTheme="majorHAnsi" w:hAnsiTheme="majorHAnsi" w:cs="Times New Roman"/>
           <w:b/>
           <w:lang w:val="de-DE"/>
         </w:rPr>
@@ -1198,17 +1309,20 @@
           <w:tab w:val="num" w:pos="1440"/>
         </w:tabs>
         <w:rPr>
-          <w:bCs/>
-        </w:rPr>
-      </w:pPr>
-      <w:r>
-        <w:rPr>
+          <w:rFonts w:asciiTheme="majorHAnsi" w:hAnsiTheme="majorHAnsi" w:cs="Times New Roman"/>
+          <w:bCs/>
+        </w:rPr>
+      </w:pPr>
+      <w:r>
+        <w:rPr>
+          <w:rFonts w:asciiTheme="majorHAnsi" w:hAnsiTheme="majorHAnsi" w:cs="Times New Roman"/>
           <w:b/>
         </w:rPr>
         <w:t>Automated repetitive tasks</w:t>
       </w:r>
       <w:r>
         <w:rPr>
+          <w:rFonts w:asciiTheme="majorHAnsi" w:hAnsiTheme="majorHAnsi" w:cs="Times New Roman"/>
           <w:bCs/>
         </w:rPr>
         <w:t>, such as custom AMI generation using AWS Step Functions, improving developer productivity and minimizing errors.</w:t>
@@ -1225,29 +1339,34 @@
           <w:tab w:val="num" w:pos="1440"/>
         </w:tabs>
         <w:rPr>
-          <w:bCs/>
-        </w:rPr>
-      </w:pPr>
-      <w:r>
-        <w:rPr>
+          <w:rFonts w:asciiTheme="majorHAnsi" w:hAnsiTheme="majorHAnsi" w:cs="Times New Roman"/>
+          <w:bCs/>
+        </w:rPr>
+      </w:pPr>
+      <w:r>
+        <w:rPr>
+          <w:rFonts w:asciiTheme="majorHAnsi" w:hAnsiTheme="majorHAnsi" w:cs="Times New Roman"/>
           <w:b/>
         </w:rPr>
         <w:t>Redesigned</w:t>
       </w:r>
       <w:r>
         <w:rPr>
+          <w:rFonts w:asciiTheme="majorHAnsi" w:hAnsiTheme="majorHAnsi" w:cs="Times New Roman"/>
           <w:bCs/>
         </w:rPr>
         <w:t xml:space="preserve"> a batch computing service using Airflow, Batch, Docker, and EFS, </w:t>
       </w:r>
       <w:r>
         <w:rPr>
+          <w:rFonts w:asciiTheme="majorHAnsi" w:hAnsiTheme="majorHAnsi" w:cs="Times New Roman"/>
           <w:b/>
         </w:rPr>
         <w:t>achieving a 90% cost reduction</w:t>
       </w:r>
       <w:r>
         <w:rPr>
+          <w:rFonts w:asciiTheme="majorHAnsi" w:hAnsiTheme="majorHAnsi" w:cs="Times New Roman"/>
           <w:bCs/>
         </w:rPr>
         <w:t xml:space="preserve"> by leveraging S3 runtime mounts, Step Functions, and Spot Instances.</w:t>
@@ -1264,40 +1383,74 @@
           <w:tab w:val="num" w:pos="1440"/>
         </w:tabs>
         <w:rPr>
-          <w:bCs/>
-        </w:rPr>
-      </w:pPr>
-      <w:r>
-        <w:rPr>
-          <w:bCs/>
-        </w:rPr>
-        <w:t xml:space="preserve">Streamlined multi-account/multi-environment code deployments with CDK and AWS </w:t>
-      </w:r>
-      <w:proofErr w:type="spellStart"/>
-      <w:r>
-        <w:rPr>
-          <w:bCs/>
-        </w:rPr>
-        <w:t>CodePipeline</w:t>
-      </w:r>
-      <w:proofErr w:type="spellEnd"/>
-      <w:r>
-        <w:rPr>
-          <w:bCs/>
-        </w:rPr>
-        <w:t>,</w:t>
-      </w:r>
-      <w:r>
-        <w:rPr>
+          <w:rFonts w:asciiTheme="majorHAnsi" w:hAnsiTheme="majorHAnsi" w:cs="Times New Roman"/>
+          <w:b/>
+        </w:rPr>
+      </w:pPr>
+      <w:r>
+        <w:rPr>
+          <w:rFonts w:asciiTheme="majorHAnsi" w:hAnsiTheme="majorHAnsi" w:cs="Times New Roman"/>
+          <w:b/>
+        </w:rPr>
+        <w:t>Optimized</w:t>
+      </w:r>
+      <w:r>
+        <w:rPr>
+          <w:rFonts w:asciiTheme="majorHAnsi" w:hAnsiTheme="majorHAnsi" w:cs="Times New Roman"/>
+          <w:bCs/>
+        </w:rPr>
+        <w:t xml:space="preserve"> mission-critical DynamoDB tables with direct API Gateway integrations, </w:t>
+      </w:r>
+      <w:r>
+        <w:rPr>
+          <w:rFonts w:asciiTheme="majorHAnsi" w:hAnsiTheme="majorHAnsi" w:cs="Times New Roman"/>
+          <w:b/>
+        </w:rPr>
+        <w:t>reducing response times to 10ms.</w:t>
+      </w:r>
+    </w:p>
+    <w:p>
+      <w:pPr>
+        <w:widowControl w:val="0"/>
+        <w:numPr>
+          <w:ilvl w:val="1"/>
+          <w:numId w:val="4"/>
+        </w:numPr>
+        <w:tabs>
+          <w:tab w:val="num" w:pos="1440"/>
+        </w:tabs>
+        <w:rPr>
+          <w:rFonts w:asciiTheme="majorHAnsi" w:hAnsiTheme="majorHAnsi" w:cs="Times New Roman"/>
+          <w:bCs/>
+        </w:rPr>
+      </w:pPr>
+      <w:r>
+        <w:rPr>
+          <w:rFonts w:asciiTheme="majorHAnsi" w:hAnsiTheme="majorHAnsi" w:cs="Times New Roman"/>
+          <w:bCs/>
+        </w:rPr>
+        <w:t>Designed a</w:t>
+      </w:r>
+      <w:r>
+        <w:rPr>
+          <w:rFonts w:asciiTheme="majorHAnsi" w:hAnsiTheme="majorHAnsi" w:cs="Times New Roman"/>
+          <w:b/>
+        </w:rPr>
+        <w:t xml:space="preserve"> custom RBAC solution,</w:t>
+      </w:r>
+      <w:r>
+        <w:rPr>
+          <w:rFonts w:asciiTheme="majorHAnsi" w:hAnsiTheme="majorHAnsi" w:cs="Times New Roman"/>
+          <w:bCs/>
+        </w:rPr>
+        <w:t xml:space="preserve"> leveraging the internals of Cognito to reduce effort and cost and improve scalability</w:t>
+      </w:r>
+      <w:r>
+        <w:rPr>
+          <w:rFonts w:asciiTheme="majorHAnsi" w:hAnsiTheme="majorHAnsi" w:cs="Times New Roman"/>
           <w:bCs/>
         </w:rPr>
         <w:t xml:space="preserve"> </w:t>
-      </w:r>
-      <w:r>
-        <w:rPr>
-          <w:bCs/>
-        </w:rPr>
-        <w:t>ensuring faster and error-free delivery cycles.</w:t>
       </w:r>
     </w:p>
     <w:p>
@@ -1311,11 +1464,13 @@
           <w:tab w:val="num" w:pos="720"/>
         </w:tabs>
         <w:rPr>
-          <w:b/>
-        </w:rPr>
-      </w:pPr>
-      <w:r>
-        <w:rPr>
+          <w:rFonts w:asciiTheme="majorHAnsi" w:hAnsiTheme="majorHAnsi" w:cs="Times New Roman"/>
+          <w:b/>
+        </w:rPr>
+      </w:pPr>
+      <w:r>
+        <w:rPr>
+          <w:rFonts w:asciiTheme="majorHAnsi" w:hAnsiTheme="majorHAnsi" w:cs="Times New Roman"/>
           <w:b/>
           <w:bCs/>
         </w:rPr>
@@ -1323,6 +1478,7 @@
       </w:r>
       <w:r>
         <w:rPr>
+          <w:rFonts w:asciiTheme="majorHAnsi" w:hAnsiTheme="majorHAnsi" w:cs="Times New Roman"/>
           <w:b/>
           <w:bCs/>
         </w:rPr>
@@ -1330,6 +1486,7 @@
       </w:r>
       <w:r>
         <w:rPr>
+          <w:rFonts w:asciiTheme="majorHAnsi" w:hAnsiTheme="majorHAnsi" w:cs="Times New Roman"/>
           <w:b/>
           <w:bCs/>
         </w:rPr>
@@ -1337,6 +1494,7 @@
       </w:r>
       <w:r>
         <w:rPr>
+          <w:rFonts w:asciiTheme="majorHAnsi" w:hAnsiTheme="majorHAnsi" w:cs="Times New Roman"/>
           <w:b/>
         </w:rPr>
         <w:t>:</w:t>
@@ -1353,29 +1511,20 @@
           <w:tab w:val="num" w:pos="1440"/>
         </w:tabs>
         <w:rPr>
-          <w:bCs/>
-        </w:rPr>
-      </w:pPr>
-      <w:r>
-        <w:rPr>
-          <w:bCs/>
-        </w:rPr>
-        <w:t xml:space="preserve">Migrated a legacy GCP application to AWS, implementing ETL pipelines to process and prepare data. </w:t>
-      </w:r>
-      <w:r>
-        <w:rPr>
-          <w:bCs/>
-        </w:rPr>
-        <w:t>A</w:t>
-      </w:r>
-      <w:r>
-        <w:rPr>
-          <w:bCs/>
-        </w:rPr>
-        <w:t>pplied machine learning algorithms to derive actionable metrics from incoming data streams</w:t>
-      </w:r>
-      <w:r>
-        <w:rPr>
+          <w:rFonts w:asciiTheme="majorHAnsi" w:hAnsiTheme="majorHAnsi" w:cs="Times New Roman"/>
+          <w:bCs/>
+        </w:rPr>
+      </w:pPr>
+      <w:r>
+        <w:rPr>
+          <w:rFonts w:asciiTheme="majorHAnsi" w:hAnsiTheme="majorHAnsi" w:cs="Times New Roman"/>
+          <w:bCs/>
+        </w:rPr>
+        <w:t>Migrated a legacy GCP application to AWS, implementing ETL pipelines to process and prepare data. Applied machine learning algorithms to derive actionable metrics from incoming data streams</w:t>
+      </w:r>
+      <w:r>
+        <w:rPr>
+          <w:rFonts w:asciiTheme="majorHAnsi" w:hAnsiTheme="majorHAnsi" w:cs="Times New Roman"/>
           <w:bCs/>
         </w:rPr>
         <w:t>.</w:t>
@@ -1392,37 +1541,62 @@
           <w:tab w:val="num" w:pos="1440"/>
         </w:tabs>
         <w:rPr>
-          <w:bCs/>
-        </w:rPr>
-      </w:pPr>
-      <w:r>
-        <w:rPr>
+          <w:rFonts w:asciiTheme="majorHAnsi" w:hAnsiTheme="majorHAnsi" w:cs="Times New Roman"/>
+          <w:bCs/>
+        </w:rPr>
+      </w:pPr>
+      <w:r>
+        <w:rPr>
+          <w:rFonts w:asciiTheme="majorHAnsi" w:hAnsiTheme="majorHAnsi" w:cs="Times New Roman"/>
           <w:bCs/>
         </w:rPr>
         <w:t xml:space="preserve">Implemented </w:t>
       </w:r>
       <w:r>
         <w:rPr>
-          <w:b/>
-        </w:rPr>
-        <w:t>machine learning federated learning solutions</w:t>
-      </w:r>
-      <w:r>
-        <w:rPr>
-          <w:bCs/>
-        </w:rPr>
-        <w:t xml:space="preserve"> for fault detection using AWS IoT Core, ECS, and </w:t>
-      </w:r>
-      <w:proofErr w:type="spellStart"/>
-      <w:r>
-        <w:rPr>
-          <w:bCs/>
-        </w:rPr>
-        <w:t>greengrass</w:t>
-      </w:r>
-      <w:proofErr w:type="spellEnd"/>
-      <w:r>
-        <w:rPr>
+          <w:rFonts w:asciiTheme="majorHAnsi" w:hAnsiTheme="majorHAnsi" w:cs="Times New Roman"/>
+          <w:b/>
+        </w:rPr>
+        <w:t xml:space="preserve">distributed </w:t>
+      </w:r>
+      <w:r>
+        <w:rPr>
+          <w:rFonts w:asciiTheme="majorHAnsi" w:hAnsiTheme="majorHAnsi" w:cs="Times New Roman"/>
+          <w:b/>
+        </w:rPr>
+        <w:t xml:space="preserve">machine learning </w:t>
+      </w:r>
+      <w:r>
+        <w:rPr>
+          <w:rFonts w:asciiTheme="majorHAnsi" w:hAnsiTheme="majorHAnsi" w:cs="Times New Roman"/>
+          <w:bCs/>
+        </w:rPr>
+        <w:t>solution</w:t>
+      </w:r>
+      <w:r>
+        <w:rPr>
+          <w:rFonts w:asciiTheme="majorHAnsi" w:hAnsiTheme="majorHAnsi" w:cs="Times New Roman"/>
+          <w:bCs/>
+        </w:rPr>
+        <w:t xml:space="preserve"> </w:t>
+      </w:r>
+      <w:r>
+        <w:rPr>
+          <w:rFonts w:asciiTheme="majorHAnsi" w:hAnsiTheme="majorHAnsi" w:cs="Times New Roman"/>
+          <w:bCs/>
+        </w:rPr>
+        <w:t xml:space="preserve">for fault detection using AWS IoT Core, ECS, and </w:t>
+      </w:r>
+      <w:r>
+        <w:rPr>
+          <w:rFonts w:asciiTheme="majorHAnsi" w:hAnsiTheme="majorHAnsi" w:cs="Times New Roman"/>
+          <w:bCs/>
+        </w:rPr>
+        <w:t>Greengrass</w:t>
+      </w:r>
+      <w:r>
+        <w:rPr>
+          <w:rFonts w:asciiTheme="majorHAnsi" w:hAnsiTheme="majorHAnsi" w:cs="Times New Roman"/>
           <w:bCs/>
         </w:rPr>
         <w:t>.</w:t>
@@ -1439,18 +1613,29 @@
           <w:tab w:val="num" w:pos="720"/>
         </w:tabs>
         <w:rPr>
-          <w:b/>
-        </w:rPr>
-      </w:pPr>
-      <w:r>
-        <w:rPr>
-          <w:b/>
-          <w:bCs/>
-        </w:rPr>
-        <w:t>Innovation in Solutions and Tools</w:t>
-      </w:r>
-      <w:r>
-        <w:rPr>
+          <w:rFonts w:asciiTheme="majorHAnsi" w:hAnsiTheme="majorHAnsi" w:cs="Times New Roman"/>
+          <w:b/>
+        </w:rPr>
+      </w:pPr>
+      <w:r>
+        <w:rPr>
+          <w:rFonts w:asciiTheme="majorHAnsi" w:hAnsiTheme="majorHAnsi" w:cs="Times New Roman"/>
+          <w:b/>
+          <w:bCs/>
+        </w:rPr>
+        <w:t>Innovation in Solutions and Tool</w:t>
+      </w:r>
+      <w:r>
+        <w:rPr>
+          <w:rFonts w:asciiTheme="majorHAnsi" w:hAnsiTheme="majorHAnsi" w:cs="Times New Roman"/>
+          <w:b/>
+          <w:bCs/>
+        </w:rPr>
+        <w:t>ing</w:t>
+      </w:r>
+      <w:r>
+        <w:rPr>
+          <w:rFonts w:asciiTheme="majorHAnsi" w:hAnsiTheme="majorHAnsi" w:cs="Times New Roman"/>
           <w:b/>
         </w:rPr>
         <w:t>:</w:t>
@@ -1467,23 +1652,27 @@
           <w:tab w:val="num" w:pos="1440"/>
         </w:tabs>
         <w:rPr>
-          <w:bCs/>
-        </w:rPr>
-      </w:pPr>
-      <w:r>
-        <w:rPr>
+          <w:rFonts w:asciiTheme="majorHAnsi" w:hAnsiTheme="majorHAnsi" w:cs="Times New Roman"/>
+          <w:bCs/>
+        </w:rPr>
+      </w:pPr>
+      <w:r>
+        <w:rPr>
+          <w:rFonts w:asciiTheme="majorHAnsi" w:hAnsiTheme="majorHAnsi" w:cs="Times New Roman"/>
           <w:bCs/>
         </w:rPr>
         <w:t xml:space="preserve">Designed </w:t>
       </w:r>
       <w:r>
         <w:rPr>
+          <w:rFonts w:asciiTheme="majorHAnsi" w:hAnsiTheme="majorHAnsi" w:cs="Times New Roman"/>
           <w:bCs/>
         </w:rPr>
         <w:t xml:space="preserve">a </w:t>
       </w:r>
       <w:r>
         <w:rPr>
+          <w:rFonts w:asciiTheme="majorHAnsi" w:hAnsiTheme="majorHAnsi" w:cs="Times New Roman"/>
           <w:bCs/>
         </w:rPr>
         <w:t>custom in-vehicle support solutions leveraging AppSync and Chime for real-time communication and support.</w:t>
@@ -1500,28 +1689,16 @@
           <w:tab w:val="num" w:pos="1440"/>
         </w:tabs>
         <w:rPr>
-          <w:bCs/>
-        </w:rPr>
-      </w:pPr>
-      <w:r>
-        <w:rPr>
-          <w:bCs/>
-        </w:rPr>
-        <w:t xml:space="preserve">Built a custom Grafana plugin (Go and Angular) to query </w:t>
-      </w:r>
-      <w:proofErr w:type="spellStart"/>
-      <w:r>
-        <w:rPr>
-          <w:bCs/>
-        </w:rPr>
-        <w:t>MapR</w:t>
-      </w:r>
-      <w:proofErr w:type="spellEnd"/>
-      <w:r>
-        <w:rPr>
-          <w:bCs/>
-        </w:rPr>
-        <w:t xml:space="preserve"> clusters via Drill REST API, enhancing data analysis workflows.</w:t>
+          <w:rFonts w:asciiTheme="majorHAnsi" w:hAnsiTheme="majorHAnsi" w:cs="Times New Roman"/>
+          <w:bCs/>
+        </w:rPr>
+      </w:pPr>
+      <w:r>
+        <w:rPr>
+          <w:rFonts w:asciiTheme="majorHAnsi" w:hAnsiTheme="majorHAnsi" w:cs="Times New Roman"/>
+          <w:bCs/>
+        </w:rPr>
+        <w:t>Built a custom Grafana plugin (Go and Angular) to query MapR clusters via Drill REST API, enhancing data analysis workflows.</w:t>
       </w:r>
     </w:p>
     <w:p>
@@ -1532,11 +1709,13 @@
           <w:numId w:val="4"/>
         </w:numPr>
         <w:rPr>
-          <w:bCs/>
-        </w:rPr>
-      </w:pPr>
-      <w:r>
-        <w:rPr>
+          <w:rFonts w:asciiTheme="majorHAnsi" w:hAnsiTheme="majorHAnsi" w:cs="Times New Roman"/>
+          <w:bCs/>
+        </w:rPr>
+      </w:pPr>
+      <w:r>
+        <w:rPr>
+          <w:rFonts w:asciiTheme="majorHAnsi" w:hAnsiTheme="majorHAnsi" w:cs="Times New Roman"/>
           <w:bCs/>
         </w:rPr>
         <w:t>Developed a custom Zeppelin interpreter (Java and Angular) for Git interactions, solving critical development challenges.</w:t>
@@ -1550,60 +1729,79 @@
           <w:numId w:val="4"/>
         </w:numPr>
         <w:rPr>
-          <w:bCs/>
-        </w:rPr>
-      </w:pPr>
-      <w:r>
-        <w:rPr>
-          <w:bCs/>
-        </w:rPr>
-        <w:t xml:space="preserve">Engineered the migration of a legacy application to event-driven architecture with </w:t>
-      </w:r>
-      <w:proofErr w:type="spellStart"/>
-      <w:r>
-        <w:rPr>
-          <w:bCs/>
-        </w:rPr>
-        <w:t>EventBridge</w:t>
-      </w:r>
-      <w:proofErr w:type="spellEnd"/>
-      <w:r>
-        <w:rPr>
-          <w:bCs/>
-        </w:rPr>
-        <w:t>, facilitating real-time event processing</w:t>
-      </w:r>
-      <w:r>
-        <w:rPr>
+          <w:rFonts w:asciiTheme="majorHAnsi" w:hAnsiTheme="majorHAnsi" w:cs="Times New Roman"/>
+          <w:bCs/>
+        </w:rPr>
+      </w:pPr>
+      <w:r>
+        <w:rPr>
+          <w:rFonts w:asciiTheme="majorHAnsi" w:hAnsiTheme="majorHAnsi" w:cs="Times New Roman"/>
+          <w:bCs/>
+        </w:rPr>
+        <w:t xml:space="preserve">Engineered the migration of a legacy application to </w:t>
+      </w:r>
+      <w:r>
+        <w:rPr>
+          <w:rFonts w:asciiTheme="majorHAnsi" w:hAnsiTheme="majorHAnsi" w:cs="Times New Roman"/>
+          <w:b/>
+        </w:rPr>
+        <w:t>event-driven architecture</w:t>
+      </w:r>
+      <w:r>
+        <w:rPr>
+          <w:rFonts w:asciiTheme="majorHAnsi" w:hAnsiTheme="majorHAnsi" w:cs="Times New Roman"/>
+          <w:bCs/>
+        </w:rPr>
+        <w:t xml:space="preserve"> with EventBridge, facilitating real-time processing</w:t>
+      </w:r>
+      <w:r>
+        <w:rPr>
+          <w:rFonts w:asciiTheme="majorHAnsi" w:hAnsiTheme="majorHAnsi" w:cs="Times New Roman"/>
           <w:bCs/>
           <w:lang w:val="en-IN"/>
         </w:rPr>
-        <w:t>,</w:t>
-      </w:r>
-      <w:r>
-        <w:rPr>
-          <w:bCs/>
-          <w:lang w:val="en-IN"/>
-        </w:rPr>
-        <w:t xml:space="preserve"> </w:t>
-      </w:r>
-      <w:r>
-        <w:rPr>
-          <w:bCs/>
-        </w:rPr>
-        <w:t xml:space="preserve">achieving improved </w:t>
-      </w:r>
-      <w:r>
-        <w:rPr>
-          <w:bCs/>
-        </w:rPr>
-        <w:t>s</w:t>
-      </w:r>
-      <w:r>
-        <w:rPr>
-          <w:bCs/>
-        </w:rPr>
-        <w:t>calability and reduced dependency bottlenecks.</w:t>
+        <w:t xml:space="preserve">, </w:t>
+      </w:r>
+      <w:r>
+        <w:rPr>
+          <w:rFonts w:asciiTheme="majorHAnsi" w:hAnsiTheme="majorHAnsi" w:cs="Times New Roman"/>
+          <w:bCs/>
+        </w:rPr>
+        <w:t>achieving improved scalability and reduced dependency bottlenecks.</w:t>
+      </w:r>
+    </w:p>
+    <w:p>
+      <w:pPr>
+        <w:widowControl w:val="0"/>
+        <w:numPr>
+          <w:ilvl w:val="0"/>
+          <w:numId w:val="4"/>
+        </w:numPr>
+        <w:tabs>
+          <w:tab w:val="num" w:pos="720"/>
+        </w:tabs>
+        <w:rPr>
+          <w:rFonts w:asciiTheme="majorHAnsi" w:hAnsiTheme="majorHAnsi" w:cs="Times New Roman"/>
+          <w:b/>
+          <w:lang w:val="de-DE"/>
+        </w:rPr>
+      </w:pPr>
+      <w:r>
+        <w:rPr>
+          <w:rFonts w:asciiTheme="majorHAnsi" w:hAnsiTheme="majorHAnsi" w:cs="Times New Roman"/>
+          <w:b/>
+          <w:bCs/>
+          <w:lang w:val="de-DE"/>
+        </w:rPr>
+        <w:t>Leadership and Training</w:t>
+      </w:r>
+      <w:r>
+        <w:rPr>
+          <w:rFonts w:asciiTheme="majorHAnsi" w:hAnsiTheme="majorHAnsi" w:cs="Times New Roman"/>
+          <w:b/>
+          <w:lang w:val="de-DE"/>
+        </w:rPr>
+        <w:t>:</w:t>
       </w:r>
     </w:p>
     <w:p>
@@ -1613,21 +1811,146 @@
           <w:ilvl w:val="1"/>
           <w:numId w:val="4"/>
         </w:numPr>
-        <w:rPr>
-          <w:bCs/>
-        </w:rPr>
-      </w:pPr>
-      <w:r>
-        <w:rPr>
-          <w:b/>
-        </w:rPr>
-        <w:t>Engaged in presales processes</w:t>
-      </w:r>
-      <w:r>
-        <w:rPr>
-          <w:bCs/>
-        </w:rPr>
-        <w:t>, including solution design, POC development, and cost/time estimation.</w:t>
+        <w:tabs>
+          <w:tab w:val="num" w:pos="1440"/>
+        </w:tabs>
+        <w:rPr>
+          <w:rFonts w:asciiTheme="majorHAnsi" w:hAnsiTheme="majorHAnsi" w:cs="Times New Roman"/>
+          <w:bCs/>
+        </w:rPr>
+      </w:pPr>
+      <w:r>
+        <w:rPr>
+          <w:rFonts w:asciiTheme="majorHAnsi" w:hAnsiTheme="majorHAnsi" w:cs="Times New Roman"/>
+          <w:bCs/>
+        </w:rPr>
+        <w:t xml:space="preserve">Delivered IaC and </w:t>
+      </w:r>
+      <w:r>
+        <w:rPr>
+          <w:rFonts w:asciiTheme="majorHAnsi" w:hAnsiTheme="majorHAnsi" w:cs="Times New Roman"/>
+          <w:bCs/>
+        </w:rPr>
+        <w:t>S</w:t>
+      </w:r>
+      <w:r>
+        <w:rPr>
+          <w:rFonts w:asciiTheme="majorHAnsi" w:hAnsiTheme="majorHAnsi" w:cs="Times New Roman"/>
+          <w:bCs/>
+        </w:rPr>
+        <w:t>erverless workshops, focusing on CDK and Terraform.</w:t>
+      </w:r>
+    </w:p>
+    <w:p>
+      <w:pPr>
+        <w:widowControl w:val="0"/>
+        <w:numPr>
+          <w:ilvl w:val="1"/>
+          <w:numId w:val="4"/>
+        </w:numPr>
+        <w:tabs>
+          <w:tab w:val="num" w:pos="1440"/>
+        </w:tabs>
+        <w:rPr>
+          <w:rFonts w:asciiTheme="majorHAnsi" w:hAnsiTheme="majorHAnsi" w:cs="Times New Roman"/>
+          <w:bCs/>
+        </w:rPr>
+      </w:pPr>
+      <w:r>
+        <w:rPr>
+          <w:rFonts w:asciiTheme="majorHAnsi" w:hAnsiTheme="majorHAnsi" w:cs="Times New Roman"/>
+          <w:bCs/>
+        </w:rPr>
+        <w:t xml:space="preserve">Conducted </w:t>
+      </w:r>
+      <w:r>
+        <w:rPr>
+          <w:rFonts w:asciiTheme="majorHAnsi" w:hAnsiTheme="majorHAnsi" w:cs="Times New Roman"/>
+          <w:b/>
+          <w:bCs/>
+        </w:rPr>
+        <w:t>knowledge-sharing sessions</w:t>
+      </w:r>
+      <w:r>
+        <w:rPr>
+          <w:rFonts w:asciiTheme="majorHAnsi" w:hAnsiTheme="majorHAnsi" w:cs="Times New Roman"/>
+          <w:bCs/>
+        </w:rPr>
+        <w:t>, fostering skill development and promoting innovation within teams</w:t>
+      </w:r>
+      <w:r>
+        <w:rPr>
+          <w:rFonts w:asciiTheme="majorHAnsi" w:hAnsiTheme="majorHAnsi" w:cs="Times New Roman"/>
+          <w:bCs/>
+        </w:rPr>
+        <w:t>.</w:t>
+      </w:r>
+    </w:p>
+    <w:p>
+      <w:pPr>
+        <w:pStyle w:val="Heading2"/>
+        <w:rPr>
+          <w:rFonts w:asciiTheme="majorHAnsi" w:hAnsiTheme="majorHAnsi" w:cs="Times New Roman"/>
+          <w:b/>
+          <w:sz w:val="22"/>
+          <w:szCs w:val="22"/>
+        </w:rPr>
+      </w:pPr>
+      <w:r>
+        <w:rPr>
+          <w:rFonts w:asciiTheme="majorHAnsi" w:hAnsiTheme="majorHAnsi" w:cs="Times New Roman"/>
+          <w:b/>
+          <w:sz w:val="22"/>
+          <w:szCs w:val="22"/>
+        </w:rPr>
+        <w:lastRenderedPageBreak/>
+        <w:t xml:space="preserve">Solutions Architect </w:t>
+      </w:r>
+      <w:r>
+        <w:rPr>
+          <w:rFonts w:asciiTheme="majorHAnsi" w:hAnsiTheme="majorHAnsi" w:cs="Times New Roman"/>
+          <w:sz w:val="22"/>
+          <w:szCs w:val="22"/>
+        </w:rPr>
+        <w:t>at Polaris Wireless, Bangalore, Feb 2014 – Aug 2020</w:t>
+      </w:r>
+      <w:r>
+        <w:rPr>
+          <w:rFonts w:asciiTheme="majorHAnsi" w:hAnsiTheme="majorHAnsi" w:cs="Times New Roman"/>
+          <w:sz w:val="22"/>
+          <w:szCs w:val="22"/>
+        </w:rPr>
+        <w:br/>
+      </w:r>
+      <w:r>
+        <w:rPr>
+          <w:rFonts w:asciiTheme="majorHAnsi" w:hAnsiTheme="majorHAnsi" w:cs="Times New Roman"/>
+          <w:sz w:val="22"/>
+          <w:szCs w:val="22"/>
+        </w:rPr>
+        <w:t>Designed, Engineered, Delivered an innovative scalable big data solution</w:t>
+      </w:r>
+      <w:r>
+        <w:rPr>
+          <w:rFonts w:asciiTheme="majorHAnsi" w:hAnsiTheme="majorHAnsi" w:cs="Times New Roman"/>
+        </w:rPr>
+        <w:br/>
+      </w:r>
+      <w:r>
+        <w:rPr>
+          <w:rFonts w:asciiTheme="majorHAnsi" w:hAnsiTheme="majorHAnsi" w:cs="Times New Roman"/>
+          <w:b/>
+        </w:rPr>
+        <w:br/>
+      </w:r>
+      <w:r>
+        <w:rPr>
+          <w:rFonts w:asciiTheme="majorHAnsi" w:hAnsiTheme="majorHAnsi" w:cs="Times New Roman"/>
+          <w:b/>
+          <w:sz w:val="22"/>
+          <w:szCs w:val="22"/>
+        </w:rPr>
+        <w:t>Key Responsibilities and Achievements:</w:t>
       </w:r>
     </w:p>
     <w:p>
@@ -1637,26 +1960,139 @@
           <w:ilvl w:val="0"/>
           <w:numId w:val="4"/>
         </w:numPr>
-        <w:tabs>
-          <w:tab w:val="num" w:pos="720"/>
-        </w:tabs>
-        <w:rPr>
-          <w:b/>
-          <w:lang w:val="de-DE"/>
-        </w:rPr>
-      </w:pPr>
-      <w:r>
-        <w:rPr>
-          <w:b/>
-          <w:bCs/>
-          <w:lang w:val="de-DE"/>
-        </w:rPr>
-        <w:t>Leadership and Training</w:t>
-      </w:r>
-      <w:r>
-        <w:rPr>
-          <w:b/>
-          <w:lang w:val="de-DE"/>
+        <w:rPr>
+          <w:rFonts w:asciiTheme="majorHAnsi" w:hAnsiTheme="majorHAnsi" w:cs="Times New Roman"/>
+          <w:bCs/>
+        </w:rPr>
+      </w:pPr>
+      <w:r>
+        <w:rPr>
+          <w:rFonts w:asciiTheme="majorHAnsi" w:hAnsiTheme="majorHAnsi" w:cs="Times New Roman"/>
+          <w:bCs/>
+        </w:rPr>
+        <w:t>Initially joined as an iOS/Android Tech Lead</w:t>
+      </w:r>
+      <w:r>
+        <w:rPr>
+          <w:rFonts w:asciiTheme="majorHAnsi" w:hAnsiTheme="majorHAnsi" w:cs="Times New Roman"/>
+          <w:bCs/>
+        </w:rPr>
+        <w:t xml:space="preserve">, </w:t>
+      </w:r>
+      <w:r>
+        <w:rPr>
+          <w:rFonts w:asciiTheme="majorHAnsi" w:hAnsiTheme="majorHAnsi" w:cs="Times New Roman"/>
+          <w:bCs/>
+        </w:rPr>
+        <w:t xml:space="preserve">identified scalability issues with the company's SQL Server-based product for data storage and processing. </w:t>
+      </w:r>
+      <w:r>
+        <w:rPr>
+          <w:rFonts w:asciiTheme="majorHAnsi" w:hAnsiTheme="majorHAnsi" w:cs="Times New Roman"/>
+          <w:bCs/>
+        </w:rPr>
+        <w:t>Took up the challenge to build a B</w:t>
+      </w:r>
+      <w:r>
+        <w:rPr>
+          <w:rFonts w:asciiTheme="majorHAnsi" w:hAnsiTheme="majorHAnsi" w:cs="Times New Roman"/>
+          <w:bCs/>
+        </w:rPr>
+        <w:t xml:space="preserve">ig Data </w:t>
+      </w:r>
+      <w:r>
+        <w:rPr>
+          <w:rFonts w:asciiTheme="majorHAnsi" w:hAnsiTheme="majorHAnsi" w:cs="Times New Roman"/>
+          <w:bCs/>
+        </w:rPr>
+        <w:t xml:space="preserve">Solution to </w:t>
+      </w:r>
+      <w:r>
+        <w:rPr>
+          <w:rFonts w:asciiTheme="majorHAnsi" w:hAnsiTheme="majorHAnsi" w:cs="Times New Roman"/>
+          <w:bCs/>
+        </w:rPr>
+        <w:t xml:space="preserve">address these </w:t>
+      </w:r>
+      <w:r>
+        <w:rPr>
+          <w:rFonts w:asciiTheme="majorHAnsi" w:hAnsiTheme="majorHAnsi" w:cs="Times New Roman"/>
+          <w:bCs/>
+        </w:rPr>
+        <w:t>concerns</w:t>
+      </w:r>
+      <w:r>
+        <w:rPr>
+          <w:rFonts w:asciiTheme="majorHAnsi" w:hAnsiTheme="majorHAnsi" w:cs="Times New Roman"/>
+          <w:bCs/>
+        </w:rPr>
+        <w:t>.</w:t>
+      </w:r>
+    </w:p>
+    <w:p>
+      <w:pPr>
+        <w:widowControl w:val="0"/>
+        <w:numPr>
+          <w:ilvl w:val="0"/>
+          <w:numId w:val="4"/>
+        </w:numPr>
+        <w:rPr>
+          <w:rFonts w:asciiTheme="majorHAnsi" w:hAnsiTheme="majorHAnsi" w:cs="Times New Roman"/>
+          <w:bCs/>
+        </w:rPr>
+      </w:pPr>
+      <w:r>
+        <w:rPr>
+          <w:rFonts w:asciiTheme="majorHAnsi" w:hAnsiTheme="majorHAnsi" w:cs="Times New Roman"/>
+          <w:bCs/>
+        </w:rPr>
+        <w:t>D</w:t>
+      </w:r>
+      <w:r>
+        <w:rPr>
+          <w:rFonts w:asciiTheme="majorHAnsi" w:hAnsiTheme="majorHAnsi" w:cs="Times New Roman"/>
+          <w:bCs/>
+        </w:rPr>
+        <w:t xml:space="preserve">eveloped the first </w:t>
+      </w:r>
+      <w:r>
+        <w:rPr>
+          <w:rFonts w:asciiTheme="majorHAnsi" w:hAnsiTheme="majorHAnsi" w:cs="Times New Roman"/>
+          <w:b/>
+        </w:rPr>
+        <w:t>proof of concept (POC)</w:t>
+      </w:r>
+      <w:r>
+        <w:rPr>
+          <w:rFonts w:asciiTheme="majorHAnsi" w:hAnsiTheme="majorHAnsi" w:cs="Times New Roman"/>
+          <w:bCs/>
+        </w:rPr>
+        <w:t xml:space="preserve"> for a scalable Big Data solution, successfully presenting the idea to both management and clients, and oversaw its first deployment on-site.</w:t>
+      </w:r>
+    </w:p>
+    <w:p>
+      <w:pPr>
+        <w:widowControl w:val="0"/>
+        <w:numPr>
+          <w:ilvl w:val="0"/>
+          <w:numId w:val="4"/>
+        </w:numPr>
+        <w:rPr>
+          <w:rFonts w:asciiTheme="majorHAnsi" w:hAnsiTheme="majorHAnsi" w:cs="Times New Roman"/>
+          <w:bCs/>
+        </w:rPr>
+      </w:pPr>
+      <w:r>
+        <w:rPr>
+          <w:rFonts w:asciiTheme="majorHAnsi" w:hAnsiTheme="majorHAnsi" w:cs="Times New Roman"/>
+          <w:b/>
+        </w:rPr>
+        <w:t>Big Data Solution Development</w:t>
+      </w:r>
+      <w:r>
+        <w:rPr>
+          <w:rFonts w:asciiTheme="majorHAnsi" w:hAnsiTheme="majorHAnsi" w:cs="Times New Roman"/>
+          <w:bCs/>
         </w:rPr>
         <w:t>:</w:t>
       </w:r>
@@ -1669,43 +2105,47 @@
           <w:numId w:val="4"/>
         </w:numPr>
         <w:tabs>
-          <w:tab w:val="num" w:pos="1440"/>
-        </w:tabs>
-        <w:rPr>
-          <w:bCs/>
-        </w:rPr>
-      </w:pPr>
-      <w:r>
-        <w:rPr>
-          <w:bCs/>
-        </w:rPr>
-        <w:t xml:space="preserve">Delivered </w:t>
-      </w:r>
-      <w:proofErr w:type="spellStart"/>
-      <w:r>
-        <w:rPr>
-          <w:bCs/>
-        </w:rPr>
-        <w:t>IaC</w:t>
-      </w:r>
-      <w:proofErr w:type="spellEnd"/>
-      <w:r>
-        <w:rPr>
-          <w:bCs/>
-        </w:rPr>
-        <w:t xml:space="preserve"> and </w:t>
-      </w:r>
-      <w:r>
-        <w:rPr>
-          <w:bCs/>
-        </w:rPr>
-        <w:t>S</w:t>
-      </w:r>
-      <w:r>
-        <w:rPr>
-          <w:bCs/>
-        </w:rPr>
-        <w:t>erverless workshops for teams, focusing on CDK, and Terraform.</w:t>
+          <w:tab w:val="num" w:pos="720"/>
+        </w:tabs>
+        <w:rPr>
+          <w:rFonts w:asciiTheme="majorHAnsi" w:hAnsiTheme="majorHAnsi" w:cs="Times New Roman"/>
+          <w:bCs/>
+        </w:rPr>
+      </w:pPr>
+      <w:r>
+        <w:rPr>
+          <w:rFonts w:asciiTheme="majorHAnsi" w:hAnsiTheme="majorHAnsi" w:cs="Times New Roman"/>
+          <w:bCs/>
+        </w:rPr>
+        <w:t xml:space="preserve">Built a bare-metal Big Data solution to store and profile mobile location data for </w:t>
+      </w:r>
+      <w:r>
+        <w:rPr>
+          <w:rFonts w:asciiTheme="majorHAnsi" w:hAnsiTheme="majorHAnsi" w:cs="Times New Roman"/>
+          <w:bCs/>
+        </w:rPr>
+        <w:t>mobile</w:t>
+      </w:r>
+      <w:r>
+        <w:rPr>
+          <w:rFonts w:asciiTheme="majorHAnsi" w:hAnsiTheme="majorHAnsi" w:cs="Times New Roman"/>
+          <w:bCs/>
+        </w:rPr>
+        <w:t xml:space="preserve"> </w:t>
+      </w:r>
+      <w:r>
+        <w:rPr>
+          <w:rFonts w:asciiTheme="majorHAnsi" w:hAnsiTheme="majorHAnsi" w:cs="Times New Roman"/>
+          <w:bCs/>
+        </w:rPr>
+        <w:t xml:space="preserve">users </w:t>
+      </w:r>
+      <w:r>
+        <w:rPr>
+          <w:rFonts w:asciiTheme="majorHAnsi" w:hAnsiTheme="majorHAnsi" w:cs="Times New Roman"/>
+          <w:bCs/>
+        </w:rPr>
+        <w:t>of a country, tailored for use by investigative agencies.</w:t>
       </w:r>
     </w:p>
     <w:p>
@@ -1716,95 +2156,128 @@
           <w:numId w:val="4"/>
         </w:numPr>
         <w:tabs>
-          <w:tab w:val="num" w:pos="1440"/>
-        </w:tabs>
-        <w:rPr>
-          <w:bCs/>
-        </w:rPr>
-      </w:pPr>
-      <w:r>
-        <w:rPr>
-          <w:bCs/>
-        </w:rPr>
-        <w:t>Guided teams through knowledge-sharing sessions, fostering skill development and promoting innovation.</w:t>
-      </w:r>
-    </w:p>
-    <w:p>
-      <w:pPr>
-        <w:pStyle w:val="Heading2"/>
-        <w:rPr>
-          <w:b/>
-          <w:sz w:val="22"/>
-          <w:szCs w:val="22"/>
-        </w:rPr>
-      </w:pPr>
-      <w:r>
-        <w:rPr>
-          <w:b/>
-          <w:sz w:val="22"/>
-          <w:szCs w:val="22"/>
-        </w:rPr>
-        <w:lastRenderedPageBreak/>
-        <w:t xml:space="preserve">Solutions Architect </w:t>
-      </w:r>
-      <w:r>
-        <w:rPr>
-          <w:sz w:val="22"/>
-          <w:szCs w:val="22"/>
-        </w:rPr>
-        <w:t>at Polaris Wireless, Bangalore, Feb 2014 – Aug 2020</w:t>
-      </w:r>
-      <w:r>
-        <w:rPr>
-          <w:sz w:val="22"/>
-          <w:szCs w:val="22"/>
-        </w:rPr>
-        <w:br/>
-      </w:r>
-      <w:r>
-        <w:rPr>
-          <w:sz w:val="22"/>
-          <w:szCs w:val="22"/>
-        </w:rPr>
-        <w:t xml:space="preserve">Designed, Engineered, Delivered an </w:t>
-      </w:r>
-      <w:r>
-        <w:rPr>
-          <w:sz w:val="22"/>
-          <w:szCs w:val="22"/>
-        </w:rPr>
-        <w:t xml:space="preserve">innovative </w:t>
-      </w:r>
-      <w:r>
-        <w:rPr>
-          <w:sz w:val="22"/>
-          <w:szCs w:val="22"/>
-        </w:rPr>
-        <w:t xml:space="preserve">scalable </w:t>
-      </w:r>
-      <w:r>
-        <w:rPr>
-          <w:sz w:val="22"/>
-          <w:szCs w:val="22"/>
-        </w:rPr>
-        <w:t>big data solution</w:t>
-      </w:r>
-      <w:r>
-        <w:br/>
-      </w:r>
-      <w:r>
-        <w:rPr>
-          <w:b/>
-        </w:rPr>
-        <w:br/>
-      </w:r>
-      <w:r>
-        <w:rPr>
-          <w:b/>
-          <w:sz w:val="22"/>
-          <w:szCs w:val="22"/>
-        </w:rPr>
-        <w:t>Key Responsibilities and Achievements:</w:t>
+          <w:tab w:val="num" w:pos="720"/>
+        </w:tabs>
+        <w:rPr>
+          <w:rFonts w:asciiTheme="majorHAnsi" w:hAnsiTheme="majorHAnsi" w:cs="Times New Roman"/>
+          <w:bCs/>
+        </w:rPr>
+      </w:pPr>
+      <w:r>
+        <w:rPr>
+          <w:rFonts w:asciiTheme="majorHAnsi" w:hAnsiTheme="majorHAnsi" w:cs="Times New Roman"/>
+          <w:bCs/>
+        </w:rPr>
+        <w:t xml:space="preserve">Leveraged technologies such as </w:t>
+      </w:r>
+      <w:r>
+        <w:rPr>
+          <w:rFonts w:asciiTheme="majorHAnsi" w:hAnsiTheme="majorHAnsi" w:cs="Times New Roman"/>
+          <w:bCs/>
+        </w:rPr>
+        <w:t xml:space="preserve">Hadoop, </w:t>
+      </w:r>
+      <w:r>
+        <w:rPr>
+          <w:rFonts w:asciiTheme="majorHAnsi" w:hAnsiTheme="majorHAnsi" w:cs="Times New Roman"/>
+          <w:bCs/>
+        </w:rPr>
+        <w:t>HBase, Kafka, and Spark.</w:t>
+      </w:r>
+      <w:r>
+        <w:rPr>
+          <w:rFonts w:asciiTheme="majorHAnsi" w:hAnsiTheme="majorHAnsi" w:cs="Times New Roman"/>
+          <w:bCs/>
+        </w:rPr>
+        <w:t xml:space="preserve"> Evaluated via POCs </w:t>
+      </w:r>
+      <w:r>
+        <w:rPr>
+          <w:rFonts w:asciiTheme="majorHAnsi" w:hAnsiTheme="majorHAnsi" w:cs="Times New Roman"/>
+          <w:bCs/>
+        </w:rPr>
+        <w:t>Cassandra, MongoDB</w:t>
+      </w:r>
+      <w:r>
+        <w:rPr>
+          <w:rFonts w:asciiTheme="majorHAnsi" w:hAnsiTheme="majorHAnsi" w:cs="Times New Roman"/>
+          <w:bCs/>
+        </w:rPr>
+        <w:t xml:space="preserve"> and </w:t>
+      </w:r>
+      <w:r>
+        <w:rPr>
+          <w:rFonts w:asciiTheme="majorHAnsi" w:hAnsiTheme="majorHAnsi" w:cs="Times New Roman"/>
+          <w:bCs/>
+        </w:rPr>
+        <w:t>Sol</w:t>
+      </w:r>
+      <w:r>
+        <w:rPr>
+          <w:rFonts w:asciiTheme="majorHAnsi" w:hAnsiTheme="majorHAnsi" w:cs="Times New Roman"/>
+          <w:bCs/>
+        </w:rPr>
+        <w:t>r.</w:t>
+      </w:r>
+    </w:p>
+    <w:p>
+      <w:pPr>
+        <w:widowControl w:val="0"/>
+        <w:numPr>
+          <w:ilvl w:val="1"/>
+          <w:numId w:val="4"/>
+        </w:numPr>
+        <w:tabs>
+          <w:tab w:val="num" w:pos="720"/>
+        </w:tabs>
+        <w:rPr>
+          <w:rFonts w:asciiTheme="majorHAnsi" w:hAnsiTheme="majorHAnsi" w:cs="Times New Roman"/>
+          <w:bCs/>
+        </w:rPr>
+      </w:pPr>
+      <w:r>
+        <w:rPr>
+          <w:rFonts w:asciiTheme="majorHAnsi" w:hAnsiTheme="majorHAnsi" w:cs="Times New Roman"/>
+          <w:bCs/>
+        </w:rPr>
+        <w:t xml:space="preserve">Developed the entire product using Java, </w:t>
+      </w:r>
+      <w:r>
+        <w:rPr>
+          <w:rFonts w:asciiTheme="majorHAnsi" w:hAnsiTheme="majorHAnsi" w:cs="Times New Roman"/>
+          <w:bCs/>
+        </w:rPr>
+        <w:t xml:space="preserve">and </w:t>
+      </w:r>
+      <w:r>
+        <w:rPr>
+          <w:rFonts w:asciiTheme="majorHAnsi" w:hAnsiTheme="majorHAnsi" w:cs="Times New Roman"/>
+          <w:bCs/>
+        </w:rPr>
+        <w:t>Scala, incorporating KPIs and benchmarking for ingestion and performance.</w:t>
+      </w:r>
+    </w:p>
+    <w:p>
+      <w:pPr>
+        <w:widowControl w:val="0"/>
+        <w:numPr>
+          <w:ilvl w:val="1"/>
+          <w:numId w:val="4"/>
+        </w:numPr>
+        <w:tabs>
+          <w:tab w:val="num" w:pos="720"/>
+        </w:tabs>
+        <w:rPr>
+          <w:rFonts w:asciiTheme="majorHAnsi" w:hAnsiTheme="majorHAnsi" w:cs="Times New Roman"/>
+          <w:bCs/>
+        </w:rPr>
+      </w:pPr>
+      <w:r>
+        <w:rPr>
+          <w:rFonts w:asciiTheme="majorHAnsi" w:hAnsiTheme="majorHAnsi" w:cs="Times New Roman"/>
+          <w:bCs/>
+        </w:rPr>
+        <w:t>Led a team of nine engineers, ensuring efficient development, deployment, and delivery.</w:t>
       </w:r>
     </w:p>
     <w:p>
@@ -1815,26 +2288,106 @@
           <w:numId w:val="4"/>
         </w:numPr>
         <w:rPr>
-          <w:bCs/>
-        </w:rPr>
-      </w:pPr>
-      <w:r>
-        <w:rPr>
-          <w:bCs/>
-        </w:rPr>
-        <w:t>Initially joined as an iOS/Android Tech Lead</w:t>
-      </w:r>
-      <w:r>
-        <w:rPr>
-          <w:bCs/>
-        </w:rPr>
-        <w:t xml:space="preserve">, </w:t>
-      </w:r>
-      <w:r>
-        <w:rPr>
-          <w:bCs/>
-        </w:rPr>
-        <w:t>identified scalability issues with the company's SQL Server-based product for data storage and processing. Transitioned into a Big Data Developer role to address these challenges.</w:t>
+          <w:rFonts w:asciiTheme="majorHAnsi" w:hAnsiTheme="majorHAnsi" w:cs="Times New Roman"/>
+          <w:bCs/>
+        </w:rPr>
+      </w:pPr>
+      <w:r>
+        <w:rPr>
+          <w:rFonts w:asciiTheme="majorHAnsi" w:hAnsiTheme="majorHAnsi" w:cs="Times New Roman"/>
+          <w:b/>
+        </w:rPr>
+        <w:t>Microservices and Algorithms</w:t>
+      </w:r>
+      <w:r>
+        <w:rPr>
+          <w:rFonts w:asciiTheme="majorHAnsi" w:hAnsiTheme="majorHAnsi" w:cs="Times New Roman"/>
+          <w:bCs/>
+        </w:rPr>
+        <w:t>:</w:t>
+      </w:r>
+    </w:p>
+    <w:p>
+      <w:pPr>
+        <w:widowControl w:val="0"/>
+        <w:numPr>
+          <w:ilvl w:val="1"/>
+          <w:numId w:val="4"/>
+        </w:numPr>
+        <w:tabs>
+          <w:tab w:val="num" w:pos="720"/>
+        </w:tabs>
+        <w:rPr>
+          <w:rFonts w:asciiTheme="majorHAnsi" w:hAnsiTheme="majorHAnsi" w:cs="Times New Roman"/>
+          <w:bCs/>
+        </w:rPr>
+      </w:pPr>
+      <w:r>
+        <w:rPr>
+          <w:rFonts w:asciiTheme="majorHAnsi" w:hAnsiTheme="majorHAnsi" w:cs="Times New Roman"/>
+          <w:bCs/>
+        </w:rPr>
+        <w:t>Designed and implemented microservices to generate profiles and algorithms for comparison of profiles in near-real time.</w:t>
+      </w:r>
+    </w:p>
+    <w:p>
+      <w:pPr>
+        <w:widowControl w:val="0"/>
+        <w:numPr>
+          <w:ilvl w:val="1"/>
+          <w:numId w:val="4"/>
+        </w:numPr>
+        <w:tabs>
+          <w:tab w:val="num" w:pos="720"/>
+        </w:tabs>
+        <w:rPr>
+          <w:rFonts w:asciiTheme="majorHAnsi" w:hAnsiTheme="majorHAnsi" w:cs="Times New Roman"/>
+          <w:bCs/>
+        </w:rPr>
+      </w:pPr>
+      <w:r>
+        <w:rPr>
+          <w:rFonts w:asciiTheme="majorHAnsi" w:hAnsiTheme="majorHAnsi" w:cs="Times New Roman"/>
+          <w:bCs/>
+        </w:rPr>
+        <w:t xml:space="preserve">Algorithms identified familial, communication, and location patterns among subscribers, </w:t>
+      </w:r>
+      <w:r>
+        <w:rPr>
+          <w:rFonts w:asciiTheme="majorHAnsi" w:hAnsiTheme="majorHAnsi" w:cs="Times New Roman"/>
+          <w:b/>
+        </w:rPr>
+        <w:t>earning recognition as a named contributor on a patent</w:t>
+      </w:r>
+      <w:r>
+        <w:rPr>
+          <w:rFonts w:asciiTheme="majorHAnsi" w:hAnsiTheme="majorHAnsi" w:cs="Times New Roman"/>
+          <w:bCs/>
+        </w:rPr>
+        <w:t>.</w:t>
+      </w:r>
+    </w:p>
+    <w:p>
+      <w:pPr>
+        <w:widowControl w:val="0"/>
+        <w:numPr>
+          <w:ilvl w:val="1"/>
+          <w:numId w:val="4"/>
+        </w:numPr>
+        <w:tabs>
+          <w:tab w:val="num" w:pos="720"/>
+        </w:tabs>
+        <w:rPr>
+          <w:rFonts w:asciiTheme="majorHAnsi" w:hAnsiTheme="majorHAnsi" w:cs="Times New Roman"/>
+          <w:bCs/>
+        </w:rPr>
+      </w:pPr>
+      <w:r>
+        <w:rPr>
+          <w:rFonts w:asciiTheme="majorHAnsi" w:hAnsiTheme="majorHAnsi" w:cs="Times New Roman"/>
+          <w:bCs/>
+        </w:rPr>
+        <w:t>Optimized the system using distributed computing technologies, including MapReduce and Spark, with HBase over Hadoop for storage and Kafka as the communication backbone.</w:t>
       </w:r>
     </w:p>
     <w:p>
@@ -1845,48 +2398,28 @@
           <w:numId w:val="4"/>
         </w:numPr>
         <w:rPr>
-          <w:bCs/>
-        </w:rPr>
-      </w:pPr>
-      <w:r>
-        <w:rPr>
-          <w:bCs/>
-        </w:rPr>
-        <w:t xml:space="preserve">Designed and developed the first </w:t>
-      </w:r>
-      <w:r>
-        <w:rPr>
-          <w:b/>
-        </w:rPr>
-        <w:t>proof of concept (POC)</w:t>
-      </w:r>
-      <w:r>
-        <w:rPr>
-          <w:bCs/>
-        </w:rPr>
-        <w:t xml:space="preserve"> for a scalable Big Data solution, successfully presenting the idea to both management and clients, and oversaw its first deployment on-site.</w:t>
-      </w:r>
-    </w:p>
-    <w:p>
-      <w:pPr>
-        <w:widowControl w:val="0"/>
-        <w:numPr>
-          <w:ilvl w:val="0"/>
-          <w:numId w:val="4"/>
-        </w:numPr>
-        <w:rPr>
-          <w:bCs/>
-        </w:rPr>
-      </w:pPr>
-      <w:r>
-        <w:rPr>
-          <w:b/>
-        </w:rPr>
-        <w:t>Big Data Solution Development</w:t>
-      </w:r>
-      <w:r>
-        <w:rPr>
-          <w:bCs/>
+          <w:rFonts w:asciiTheme="majorHAnsi" w:hAnsiTheme="majorHAnsi" w:cs="Times New Roman"/>
+          <w:b/>
+        </w:rPr>
+      </w:pPr>
+      <w:r>
+        <w:rPr>
+          <w:rFonts w:asciiTheme="majorHAnsi" w:hAnsiTheme="majorHAnsi" w:cs="Times New Roman"/>
+          <w:b/>
+        </w:rPr>
+        <w:t>Next-Generation Solution</w:t>
+      </w:r>
+      <w:r>
+        <w:rPr>
+          <w:rFonts w:asciiTheme="majorHAnsi" w:hAnsiTheme="majorHAnsi" w:cs="Times New Roman"/>
+          <w:b/>
+        </w:rPr>
+        <w:t>s</w:t>
+      </w:r>
+      <w:r>
+        <w:rPr>
+          <w:rFonts w:asciiTheme="majorHAnsi" w:hAnsiTheme="majorHAnsi" w:cs="Times New Roman"/>
+          <w:b/>
         </w:rPr>
         <w:t>:</w:t>
       </w:r>
@@ -1902,14 +2435,23 @@
           <w:tab w:val="num" w:pos="720"/>
         </w:tabs>
         <w:rPr>
-          <w:bCs/>
-        </w:rPr>
-      </w:pPr>
-      <w:r>
-        <w:rPr>
-          <w:bCs/>
-        </w:rPr>
-        <w:t>Built a bare-metal Big Data solution to store and profile mobile location data for all subscribers of a country, tailored for use by investigative agencies.</w:t>
+          <w:rFonts w:asciiTheme="majorHAnsi" w:hAnsiTheme="majorHAnsi" w:cs="Times New Roman"/>
+          <w:bCs/>
+        </w:rPr>
+      </w:pPr>
+      <w:r>
+        <w:rPr>
+          <w:rFonts w:asciiTheme="majorHAnsi" w:hAnsiTheme="majorHAnsi" w:cs="Times New Roman"/>
+          <w:bCs/>
+        </w:rPr>
+        <w:t>Pioneered a new version of the product with in-line profiling during data ingestion</w:t>
+      </w:r>
+      <w:r>
+        <w:rPr>
+          <w:rFonts w:asciiTheme="majorHAnsi" w:hAnsiTheme="majorHAnsi" w:cs="Times New Roman"/>
+          <w:bCs/>
+        </w:rPr>
+        <w:t xml:space="preserve"> via Apache Spark</w:t>
       </w:r>
     </w:p>
     <w:p>
@@ -1923,28 +2465,16 @@
           <w:tab w:val="num" w:pos="720"/>
         </w:tabs>
         <w:rPr>
-          <w:bCs/>
-        </w:rPr>
-      </w:pPr>
-      <w:r>
-        <w:rPr>
-          <w:bCs/>
-        </w:rPr>
-        <w:t xml:space="preserve">Leveraged technologies such as HBase, Cassandra, MongoDB, </w:t>
-      </w:r>
-      <w:proofErr w:type="spellStart"/>
-      <w:r>
-        <w:rPr>
-          <w:bCs/>
-        </w:rPr>
-        <w:t>Solr</w:t>
-      </w:r>
-      <w:proofErr w:type="spellEnd"/>
-      <w:r>
-        <w:rPr>
-          <w:bCs/>
-        </w:rPr>
-        <w:t>, Kafka, and Spark.</w:t>
+          <w:rFonts w:asciiTheme="majorHAnsi" w:hAnsiTheme="majorHAnsi" w:cs="Times New Roman"/>
+          <w:bCs/>
+        </w:rPr>
+      </w:pPr>
+      <w:r>
+        <w:rPr>
+          <w:rFonts w:asciiTheme="majorHAnsi" w:hAnsiTheme="majorHAnsi" w:cs="Times New Roman"/>
+          <w:bCs/>
+        </w:rPr>
+        <w:t>Leveraged AWS services such as S3 for storage, EMR for processing large-scale data, and MSK for ingestion pipelines, driving the evolution of the next-generation product</w:t>
       </w:r>
     </w:p>
     <w:p>
@@ -1958,299 +2488,83 @@
           <w:tab w:val="num" w:pos="720"/>
         </w:tabs>
         <w:rPr>
-          <w:bCs/>
-        </w:rPr>
-      </w:pPr>
-      <w:r>
-        <w:rPr>
-          <w:bCs/>
-        </w:rPr>
-        <w:t>Developed the entire product using Java, Scala, and Python, incorporating KPIs and benchmarking for ingestion and performance.</w:t>
-      </w:r>
-    </w:p>
-    <w:p>
-      <w:pPr>
-        <w:widowControl w:val="0"/>
-        <w:numPr>
-          <w:ilvl w:val="1"/>
-          <w:numId w:val="4"/>
-        </w:numPr>
-        <w:tabs>
-          <w:tab w:val="num" w:pos="720"/>
-        </w:tabs>
-        <w:rPr>
-          <w:bCs/>
-        </w:rPr>
-      </w:pPr>
-      <w:r>
-        <w:rPr>
-          <w:bCs/>
-        </w:rPr>
-        <w:t>Led a team of nine engineers, ensuring efficient development, deployment, and delivery.</w:t>
-      </w:r>
-    </w:p>
-    <w:p>
-      <w:pPr>
-        <w:widowControl w:val="0"/>
-        <w:numPr>
-          <w:ilvl w:val="0"/>
-          <w:numId w:val="4"/>
-        </w:numPr>
-        <w:rPr>
-          <w:bCs/>
-        </w:rPr>
-      </w:pPr>
-      <w:r>
-        <w:rPr>
-          <w:b/>
-        </w:rPr>
-        <w:t>Microservices and Algorithms</w:t>
-      </w:r>
-      <w:r>
-        <w:rPr>
-          <w:bCs/>
-        </w:rPr>
-        <w:t>:</w:t>
-      </w:r>
-    </w:p>
-    <w:p>
-      <w:pPr>
-        <w:widowControl w:val="0"/>
-        <w:numPr>
-          <w:ilvl w:val="1"/>
-          <w:numId w:val="4"/>
-        </w:numPr>
-        <w:tabs>
-          <w:tab w:val="num" w:pos="720"/>
-        </w:tabs>
-        <w:rPr>
-          <w:bCs/>
-        </w:rPr>
-      </w:pPr>
-      <w:r>
-        <w:rPr>
-          <w:bCs/>
-        </w:rPr>
-        <w:t>Designed and implemented microservices to generate profiles and algorithms for comparison of profiles in near-real time.</w:t>
-      </w:r>
-    </w:p>
-    <w:p>
-      <w:pPr>
-        <w:widowControl w:val="0"/>
-        <w:numPr>
-          <w:ilvl w:val="1"/>
-          <w:numId w:val="4"/>
-        </w:numPr>
-        <w:tabs>
-          <w:tab w:val="num" w:pos="720"/>
-        </w:tabs>
-        <w:rPr>
-          <w:bCs/>
-        </w:rPr>
-      </w:pPr>
-      <w:r>
-        <w:rPr>
-          <w:bCs/>
-        </w:rPr>
-        <w:t xml:space="preserve">Algorithms identified familial, communication, and location patterns among subscribers, </w:t>
-      </w:r>
-      <w:r>
-        <w:rPr>
-          <w:b/>
-        </w:rPr>
-        <w:t>earning recognition as a named contributor on a patent</w:t>
-      </w:r>
-      <w:r>
-        <w:rPr>
-          <w:bCs/>
-        </w:rPr>
-        <w:t>.</w:t>
-      </w:r>
-    </w:p>
-    <w:p>
-      <w:pPr>
-        <w:widowControl w:val="0"/>
-        <w:numPr>
-          <w:ilvl w:val="1"/>
-          <w:numId w:val="4"/>
-        </w:numPr>
-        <w:tabs>
-          <w:tab w:val="num" w:pos="720"/>
-        </w:tabs>
-        <w:rPr>
-          <w:bCs/>
-        </w:rPr>
-      </w:pPr>
-      <w:r>
-        <w:rPr>
-          <w:bCs/>
-        </w:rPr>
-        <w:t>Optimized the system using distributed computing technologies, including MapReduce and Spark, with HBase over Hadoop for storage and Kafka as the communication backbone.</w:t>
-      </w:r>
-    </w:p>
-    <w:p>
-      <w:pPr>
-        <w:widowControl w:val="0"/>
-        <w:numPr>
-          <w:ilvl w:val="0"/>
-          <w:numId w:val="4"/>
-        </w:numPr>
-        <w:rPr>
-          <w:b/>
-        </w:rPr>
-      </w:pPr>
-      <w:r>
-        <w:rPr>
-          <w:b/>
-        </w:rPr>
-        <w:t>Next-Generation Solution:</w:t>
-      </w:r>
-    </w:p>
-    <w:p>
-      <w:pPr>
-        <w:widowControl w:val="0"/>
-        <w:numPr>
-          <w:ilvl w:val="1"/>
-          <w:numId w:val="4"/>
-        </w:numPr>
-        <w:tabs>
-          <w:tab w:val="num" w:pos="720"/>
-        </w:tabs>
-        <w:rPr>
-          <w:bCs/>
-        </w:rPr>
-      </w:pPr>
-      <w:r>
-        <w:rPr>
-          <w:bCs/>
-        </w:rPr>
-        <w:t>Pioneered a new version of the product with in-line profiling during data ingestion</w:t>
-      </w:r>
-      <w:r>
-        <w:rPr>
-          <w:bCs/>
-        </w:rPr>
-        <w:t xml:space="preserve"> via Apache Spark</w:t>
-      </w:r>
-    </w:p>
-    <w:p>
-      <w:pPr>
-        <w:widowControl w:val="0"/>
-        <w:numPr>
-          <w:ilvl w:val="1"/>
-          <w:numId w:val="4"/>
-        </w:numPr>
-        <w:tabs>
-          <w:tab w:val="num" w:pos="720"/>
-        </w:tabs>
-        <w:rPr>
-          <w:bCs/>
-        </w:rPr>
-      </w:pPr>
-      <w:r>
-        <w:rPr>
-          <w:bCs/>
-        </w:rPr>
-        <w:t>Leveraged AWS services such as S3 for storage, EMR for processing large-scale data, and MSK for ingestion pipelines, driving the evolution of the next-generation product</w:t>
-      </w:r>
-    </w:p>
-    <w:p>
-      <w:pPr>
-        <w:widowControl w:val="0"/>
-        <w:numPr>
-          <w:ilvl w:val="1"/>
-          <w:numId w:val="4"/>
-        </w:numPr>
-        <w:tabs>
-          <w:tab w:val="num" w:pos="720"/>
-        </w:tabs>
-        <w:rPr>
-          <w:bCs/>
-        </w:rPr>
-      </w:pPr>
-      <w:r>
-        <w:rPr>
-          <w:bCs/>
-        </w:rPr>
-        <w:t xml:space="preserve">Integrated advanced cardinality solutions (Count-Min Sketch, Bloom Filters, </w:t>
-      </w:r>
-      <w:proofErr w:type="spellStart"/>
-      <w:r>
-        <w:rPr>
-          <w:bCs/>
-        </w:rPr>
-        <w:t>H</w:t>
-      </w:r>
-      <w:r>
-        <w:rPr>
+          <w:rFonts w:asciiTheme="majorHAnsi" w:hAnsiTheme="majorHAnsi" w:cs="Times New Roman"/>
+          <w:bCs/>
+        </w:rPr>
+      </w:pPr>
+      <w:r>
+        <w:rPr>
+          <w:rFonts w:asciiTheme="majorHAnsi" w:hAnsiTheme="majorHAnsi" w:cs="Times New Roman"/>
+          <w:bCs/>
+        </w:rPr>
+        <w:t>Integrated advanced cardinality solutions (Count-Min Sketch, Bloom Filters, H</w:t>
+      </w:r>
+      <w:r>
+        <w:rPr>
+          <w:rFonts w:asciiTheme="majorHAnsi" w:hAnsiTheme="majorHAnsi" w:cs="Times New Roman"/>
           <w:bCs/>
         </w:rPr>
         <w:t>y</w:t>
       </w:r>
       <w:r>
         <w:rPr>
-          <w:bCs/>
-        </w:rPr>
-        <w:t>perLogLog</w:t>
-      </w:r>
-      <w:proofErr w:type="spellEnd"/>
-      <w:r>
-        <w:rPr>
-          <w:bCs/>
-        </w:rPr>
-        <w:t>) for efficient data profiling and storage optimization.</w:t>
+          <w:rFonts w:asciiTheme="majorHAnsi" w:hAnsiTheme="majorHAnsi" w:cs="Times New Roman"/>
+          <w:bCs/>
+        </w:rPr>
+        <w:t>perLogLog) for efficient data profiling and storage optimization.</w:t>
       </w:r>
     </w:p>
     <w:p>
       <w:pPr>
         <w:widowControl w:val="0"/>
         <w:ind w:left="360" w:hanging="360"/>
+        <w:rPr>
+          <w:rFonts w:asciiTheme="majorHAnsi" w:hAnsiTheme="majorHAnsi" w:cs="Times New Roman"/>
+        </w:rPr>
       </w:pPr>
     </w:p>
     <w:p>
       <w:pPr>
         <w:widowControl w:val="0"/>
         <w:ind w:left="360" w:hanging="360"/>
+        <w:rPr>
+          <w:rFonts w:asciiTheme="majorHAnsi" w:hAnsiTheme="majorHAnsi" w:cs="Times New Roman"/>
+        </w:rPr>
       </w:pPr>
     </w:p>
     <w:p>
       <w:pPr>
         <w:widowControl w:val="0"/>
         <w:ind w:left="360" w:hanging="360"/>
+        <w:rPr>
+          <w:rFonts w:asciiTheme="majorHAnsi" w:hAnsiTheme="majorHAnsi" w:cs="Times New Roman"/>
+        </w:rPr>
       </w:pPr>
     </w:p>
     <w:p>
       <w:pPr>
         <w:widowControl w:val="0"/>
-      </w:pPr>
-      <w:r>
-        <w:rPr>
-          <w:b/>
-        </w:rPr>
-        <w:t xml:space="preserve">iOS and Android, C# </w:t>
-      </w:r>
-      <w:proofErr w:type="spellStart"/>
-      <w:r>
-        <w:rPr>
-          <w:b/>
-        </w:rPr>
-        <w:t>Winforms</w:t>
-      </w:r>
-      <w:proofErr w:type="spellEnd"/>
-      <w:r>
-        <w:rPr>
-          <w:b/>
-        </w:rPr>
-        <w:t xml:space="preserve"> developer, </w:t>
-      </w:r>
-      <w:r>
-        <w:rPr>
+        <w:rPr>
+          <w:rFonts w:asciiTheme="majorHAnsi" w:hAnsiTheme="majorHAnsi" w:cs="Times New Roman"/>
+        </w:rPr>
+      </w:pPr>
+      <w:r>
+        <w:rPr>
+          <w:rFonts w:asciiTheme="majorHAnsi" w:hAnsiTheme="majorHAnsi" w:cs="Times New Roman"/>
+          <w:b/>
+        </w:rPr>
+        <w:t xml:space="preserve">iOS and Android, C# Winforms developer, </w:t>
+      </w:r>
+      <w:r>
+        <w:rPr>
+          <w:rFonts w:asciiTheme="majorHAnsi" w:hAnsiTheme="majorHAnsi" w:cs="Times New Roman"/>
           <w:bCs/>
         </w:rPr>
         <w:t>2003-2014</w:t>
       </w:r>
       <w:r>
         <w:rPr>
+          <w:rFonts w:asciiTheme="majorHAnsi" w:hAnsiTheme="majorHAnsi" w:cs="Times New Roman"/>
           <w:bCs/>
         </w:rPr>
         <w:br/>
@@ -2258,58 +2572,51 @@
       </w:r>
       <w:r>
         <w:rPr>
+          <w:rFonts w:asciiTheme="majorHAnsi" w:hAnsiTheme="majorHAnsi" w:cs="Times New Roman"/>
           <w:b/>
         </w:rPr>
         <w:t xml:space="preserve"> </w:t>
       </w:r>
       <w:r>
         <w:rPr>
+          <w:rFonts w:asciiTheme="majorHAnsi" w:hAnsiTheme="majorHAnsi" w:cs="Times New Roman"/>
           <w:b/>
         </w:rPr>
         <w:br/>
       </w:r>
       <w:r>
         <w:rPr>
+          <w:rFonts w:asciiTheme="majorHAnsi" w:hAnsiTheme="majorHAnsi" w:cs="Times New Roman"/>
           <w:b/>
         </w:rPr>
         <w:br/>
       </w:r>
       <w:r>
         <w:rPr>
+          <w:rFonts w:asciiTheme="majorHAnsi" w:hAnsiTheme="majorHAnsi" w:cs="Times New Roman"/>
           <w:b/>
           <w:bCs/>
         </w:rPr>
         <w:t>Founded KNOCKS Solutions (2006- 2009)</w:t>
       </w:r>
       <w:r>
-        <w:t xml:space="preserve"> developing third party .NET </w:t>
-      </w:r>
-      <w:proofErr w:type="spellStart"/>
-      <w:r>
-        <w:t>Winforms</w:t>
-      </w:r>
-      <w:proofErr w:type="spellEnd"/>
-      <w:r>
-        <w:t xml:space="preserve"> Components Suite, like Outlook style Calendar, Visual Studio like Docking Extender, Office style Ribbon Control, </w:t>
-      </w:r>
-      <w:proofErr w:type="spellStart"/>
-      <w:r>
-        <w:t>Winamp</w:t>
-      </w:r>
-      <w:proofErr w:type="spellEnd"/>
-      <w:r>
-        <w:t xml:space="preserve"> like Skin-extender and various meters and gauges UI components</w:t>
+        <w:rPr>
+          <w:rFonts w:asciiTheme="majorHAnsi" w:hAnsiTheme="majorHAnsi" w:cs="Times New Roman"/>
+        </w:rPr>
+        <w:t xml:space="preserve"> developing third party .NET Winforms Components Suite, like Outlook style Calendar, Visual Studio like Docking Extender, Office style Ribbon Control, Winamp like Skin-extender and various meters and gauges UI components</w:t>
       </w:r>
     </w:p>
     <w:p>
       <w:pPr>
         <w:widowControl w:val="0"/>
         <w:rPr>
-          <w:bCs/>
-        </w:rPr>
-      </w:pPr>
-      <w:r>
-        <w:rPr>
+          <w:rFonts w:asciiTheme="majorHAnsi" w:hAnsiTheme="majorHAnsi" w:cs="Times New Roman"/>
+          <w:bCs/>
+        </w:rPr>
+      </w:pPr>
+      <w:r>
+        <w:rPr>
+          <w:rFonts w:asciiTheme="majorHAnsi" w:hAnsiTheme="majorHAnsi" w:cs="Times New Roman"/>
           <w:bCs/>
         </w:rPr>
         <w:br/>
@@ -3197,6 +3504,155 @@
     </w:lvl>
   </w:abstractNum>
   <w:abstractNum w:abstractNumId="6" w15:restartNumberingAfterBreak="0">
+    <w:nsid w:val="589A498E"/>
+    <w:multiLevelType w:val="multilevel"/>
+    <w:tmpl w:val="FBB63022"/>
+    <w:lvl w:ilvl="0">
+      <w:start w:val="1"/>
+      <w:numFmt w:val="bullet"/>
+      <w:lvlText w:val=""/>
+      <w:lvlJc w:val="left"/>
+      <w:pPr>
+        <w:tabs>
+          <w:tab w:val="num" w:pos="720"/>
+        </w:tabs>
+        <w:ind w:left="720" w:hanging="360"/>
+      </w:pPr>
+      <w:rPr>
+        <w:rFonts w:ascii="Symbol" w:hAnsi="Symbol" w:hint="default"/>
+        <w:sz w:val="20"/>
+      </w:rPr>
+    </w:lvl>
+    <w:lvl w:ilvl="1" w:tentative="1">
+      <w:start w:val="1"/>
+      <w:numFmt w:val="bullet"/>
+      <w:lvlText w:val="o"/>
+      <w:lvlJc w:val="left"/>
+      <w:pPr>
+        <w:tabs>
+          <w:tab w:val="num" w:pos="1440"/>
+        </w:tabs>
+        <w:ind w:left="1440" w:hanging="360"/>
+      </w:pPr>
+      <w:rPr>
+        <w:rFonts w:ascii="Courier New" w:hAnsi="Courier New" w:hint="default"/>
+        <w:sz w:val="20"/>
+      </w:rPr>
+    </w:lvl>
+    <w:lvl w:ilvl="2" w:tentative="1">
+      <w:start w:val="1"/>
+      <w:numFmt w:val="bullet"/>
+      <w:lvlText w:val=""/>
+      <w:lvlJc w:val="left"/>
+      <w:pPr>
+        <w:tabs>
+          <w:tab w:val="num" w:pos="2160"/>
+        </w:tabs>
+        <w:ind w:left="2160" w:hanging="360"/>
+      </w:pPr>
+      <w:rPr>
+        <w:rFonts w:ascii="Wingdings" w:hAnsi="Wingdings" w:hint="default"/>
+        <w:sz w:val="20"/>
+      </w:rPr>
+    </w:lvl>
+    <w:lvl w:ilvl="3" w:tentative="1">
+      <w:start w:val="1"/>
+      <w:numFmt w:val="bullet"/>
+      <w:lvlText w:val=""/>
+      <w:lvlJc w:val="left"/>
+      <w:pPr>
+        <w:tabs>
+          <w:tab w:val="num" w:pos="2880"/>
+        </w:tabs>
+        <w:ind w:left="2880" w:hanging="360"/>
+      </w:pPr>
+      <w:rPr>
+        <w:rFonts w:ascii="Wingdings" w:hAnsi="Wingdings" w:hint="default"/>
+        <w:sz w:val="20"/>
+      </w:rPr>
+    </w:lvl>
+    <w:lvl w:ilvl="4" w:tentative="1">
+      <w:start w:val="1"/>
+      <w:numFmt w:val="bullet"/>
+      <w:lvlText w:val=""/>
+      <w:lvlJc w:val="left"/>
+      <w:pPr>
+        <w:tabs>
+          <w:tab w:val="num" w:pos="3600"/>
+        </w:tabs>
+        <w:ind w:left="3600" w:hanging="360"/>
+      </w:pPr>
+      <w:rPr>
+        <w:rFonts w:ascii="Wingdings" w:hAnsi="Wingdings" w:hint="default"/>
+        <w:sz w:val="20"/>
+      </w:rPr>
+    </w:lvl>
+    <w:lvl w:ilvl="5" w:tentative="1">
+      <w:start w:val="1"/>
+      <w:numFmt w:val="bullet"/>
+      <w:lvlText w:val=""/>
+      <w:lvlJc w:val="left"/>
+      <w:pPr>
+        <w:tabs>
+          <w:tab w:val="num" w:pos="4320"/>
+        </w:tabs>
+        <w:ind w:left="4320" w:hanging="360"/>
+      </w:pPr>
+      <w:rPr>
+        <w:rFonts w:ascii="Wingdings" w:hAnsi="Wingdings" w:hint="default"/>
+        <w:sz w:val="20"/>
+      </w:rPr>
+    </w:lvl>
+    <w:lvl w:ilvl="6" w:tentative="1">
+      <w:start w:val="1"/>
+      <w:numFmt w:val="bullet"/>
+      <w:lvlText w:val=""/>
+      <w:lvlJc w:val="left"/>
+      <w:pPr>
+        <w:tabs>
+          <w:tab w:val="num" w:pos="5040"/>
+        </w:tabs>
+        <w:ind w:left="5040" w:hanging="360"/>
+      </w:pPr>
+      <w:rPr>
+        <w:rFonts w:ascii="Wingdings" w:hAnsi="Wingdings" w:hint="default"/>
+        <w:sz w:val="20"/>
+      </w:rPr>
+    </w:lvl>
+    <w:lvl w:ilvl="7" w:tentative="1">
+      <w:start w:val="1"/>
+      <w:numFmt w:val="bullet"/>
+      <w:lvlText w:val=""/>
+      <w:lvlJc w:val="left"/>
+      <w:pPr>
+        <w:tabs>
+          <w:tab w:val="num" w:pos="5760"/>
+        </w:tabs>
+        <w:ind w:left="5760" w:hanging="360"/>
+      </w:pPr>
+      <w:rPr>
+        <w:rFonts w:ascii="Wingdings" w:hAnsi="Wingdings" w:hint="default"/>
+        <w:sz w:val="20"/>
+      </w:rPr>
+    </w:lvl>
+    <w:lvl w:ilvl="8" w:tentative="1">
+      <w:start w:val="1"/>
+      <w:numFmt w:val="bullet"/>
+      <w:lvlText w:val=""/>
+      <w:lvlJc w:val="left"/>
+      <w:pPr>
+        <w:tabs>
+          <w:tab w:val="num" w:pos="6480"/>
+        </w:tabs>
+        <w:ind w:left="6480" w:hanging="360"/>
+      </w:pPr>
+      <w:rPr>
+        <w:rFonts w:ascii="Wingdings" w:hAnsi="Wingdings" w:hint="default"/>
+        <w:sz w:val="20"/>
+      </w:rPr>
+    </w:lvl>
+  </w:abstractNum>
+  <w:abstractNum w:abstractNumId="7" w15:restartNumberingAfterBreak="0">
     <w:nsid w:val="59ADCABA"/>
     <w:multiLevelType w:val="multilevel"/>
     <w:tmpl w:val="59ADCABA"/>
@@ -3345,7 +3801,7 @@
       </w:rPr>
     </w:lvl>
   </w:abstractNum>
-  <w:abstractNum w:abstractNumId="7" w15:restartNumberingAfterBreak="0">
+  <w:abstractNum w:abstractNumId="8" w15:restartNumberingAfterBreak="0">
     <w:nsid w:val="5FB60D6C"/>
     <w:multiLevelType w:val="multilevel"/>
     <w:tmpl w:val="1CB23566"/>
@@ -3494,7 +3950,7 @@
       </w:rPr>
     </w:lvl>
   </w:abstractNum>
-  <w:abstractNum w:abstractNumId="8" w15:restartNumberingAfterBreak="0">
+  <w:abstractNum w:abstractNumId="9" w15:restartNumberingAfterBreak="0">
     <w:nsid w:val="651530AD"/>
     <w:multiLevelType w:val="multilevel"/>
     <w:tmpl w:val="27F42936"/>
@@ -3643,7 +4099,7 @@
       </w:rPr>
     </w:lvl>
   </w:abstractNum>
-  <w:abstractNum w:abstractNumId="9" w15:restartNumberingAfterBreak="0">
+  <w:abstractNum w:abstractNumId="10" w15:restartNumberingAfterBreak="0">
     <w:nsid w:val="680555A3"/>
     <w:multiLevelType w:val="hybridMultilevel"/>
     <w:tmpl w:val="5F720F7C"/>
@@ -3755,7 +4211,7 @@
       </w:rPr>
     </w:lvl>
   </w:abstractNum>
-  <w:abstractNum w:abstractNumId="10" w15:restartNumberingAfterBreak="0">
+  <w:abstractNum w:abstractNumId="11" w15:restartNumberingAfterBreak="0">
     <w:nsid w:val="762C58FD"/>
     <w:multiLevelType w:val="multilevel"/>
     <w:tmpl w:val="6082B582"/>
@@ -3904,7 +4360,7 @@
       </w:rPr>
     </w:lvl>
   </w:abstractNum>
-  <w:abstractNum w:abstractNumId="11" w15:restartNumberingAfterBreak="0">
+  <w:abstractNum w:abstractNumId="12" w15:restartNumberingAfterBreak="0">
     <w:nsid w:val="7FB50EF0"/>
     <w:multiLevelType w:val="multilevel"/>
     <w:tmpl w:val="8D5C929E"/>
@@ -4060,16 +4516,16 @@
     <w:abstractNumId w:val="0"/>
   </w:num>
   <w:num w:numId="3" w16cid:durableId="2050060645">
-    <w:abstractNumId w:val="6"/>
+    <w:abstractNumId w:val="7"/>
   </w:num>
   <w:num w:numId="4" w16cid:durableId="1238784209">
     <w:abstractNumId w:val="2"/>
   </w:num>
   <w:num w:numId="5" w16cid:durableId="1766268147">
-    <w:abstractNumId w:val="10"/>
+    <w:abstractNumId w:val="11"/>
   </w:num>
   <w:num w:numId="6" w16cid:durableId="1917588395">
-    <w:abstractNumId w:val="7"/>
+    <w:abstractNumId w:val="8"/>
   </w:num>
   <w:num w:numId="7" w16cid:durableId="1718704065">
     <w:abstractNumId w:val="5"/>
@@ -4078,16 +4534,19 @@
     <w:abstractNumId w:val="3"/>
   </w:num>
   <w:num w:numId="9" w16cid:durableId="1414819919">
-    <w:abstractNumId w:val="9"/>
+    <w:abstractNumId w:val="10"/>
   </w:num>
   <w:num w:numId="10" w16cid:durableId="426999540">
-    <w:abstractNumId w:val="11"/>
+    <w:abstractNumId w:val="12"/>
   </w:num>
   <w:num w:numId="11" w16cid:durableId="1091966863">
-    <w:abstractNumId w:val="8"/>
+    <w:abstractNumId w:val="9"/>
   </w:num>
   <w:num w:numId="12" w16cid:durableId="1964000506">
     <w:abstractNumId w:val="4"/>
+  </w:num>
+  <w:num w:numId="13" w16cid:durableId="2103721876">
+    <w:abstractNumId w:val="6"/>
   </w:num>
 </w:numbering>
 </file>
@@ -4122,7 +4581,7 @@
     <w:lsdException w:name="Body Text" w:qFormat="1"/>
     <w:lsdException w:name="Subtitle" w:qFormat="1"/>
     <w:lsdException w:name="Hyperlink" w:qFormat="1"/>
-    <w:lsdException w:name="Strong" w:qFormat="1"/>
+    <w:lsdException w:name="Strong" w:uiPriority="22" w:qFormat="1"/>
     <w:lsdException w:name="Emphasis" w:qFormat="1"/>
     <w:lsdException w:name="HTML Top of Form" w:semiHidden="1" w:uiPriority="99" w:unhideWhenUsed="1"/>
     <w:lsdException w:name="HTML Bottom of Form" w:semiHidden="1" w:uiPriority="99" w:unhideWhenUsed="1"/>
@@ -4511,7 +4970,6 @@
   <w:style w:type="character" w:default="1" w:styleId="DefaultParagraphFont">
     <w:name w:val="Default Paragraph Font"/>
     <w:uiPriority w:val="1"/>
-    <w:semiHidden/>
     <w:unhideWhenUsed/>
   </w:style>
   <w:style w:type="table" w:default="1" w:styleId="TableNormal">
@@ -4597,6 +5055,7 @@
   </w:style>
   <w:style w:type="character" w:styleId="Strong">
     <w:name w:val="Strong"/>
+    <w:uiPriority w:val="22"/>
     <w:qFormat/>
     <w:rPr>
       <w:b/>

--- a/public/RaviGyani_CV.docx
+++ b/public/RaviGyani_CV.docx
@@ -922,21 +922,7 @@
           <w:rFonts w:asciiTheme="majorHAnsi" w:hAnsiTheme="majorHAnsi" w:cs="Times New Roman"/>
           <w:bCs/>
         </w:rPr>
-        <w:t xml:space="preserve">Received Top-Performer Awards multiple times </w:t>
-      </w:r>
-      <w:r>
-        <w:rPr>
-          <w:rFonts w:asciiTheme="majorHAnsi" w:hAnsiTheme="majorHAnsi" w:cs="Times New Roman"/>
-          <w:bCs/>
-        </w:rPr>
-        <w:t xml:space="preserve">throughout </w:t>
-      </w:r>
-      <w:r>
-        <w:rPr>
-          <w:rFonts w:asciiTheme="majorHAnsi" w:hAnsiTheme="majorHAnsi" w:cs="Times New Roman"/>
-          <w:bCs/>
-        </w:rPr>
-        <w:t>my career</w:t>
+        <w:t>Received Top-Performer Awards multiple times throughout my career</w:t>
       </w:r>
       <w:r>
         <w:rPr>
@@ -1018,6 +1004,15 @@
           <w:szCs w:val="22"/>
         </w:rPr>
         <w:t>Luxoft GmbH, Munich, Jan 2021 – July 2024</w:t>
+      </w:r>
+      <w:r>
+        <w:rPr>
+          <w:rFonts w:asciiTheme="majorHAnsi" w:hAnsiTheme="majorHAnsi" w:cs="Times New Roman"/>
+          <w:bCs/>
+          <w:sz w:val="22"/>
+          <w:szCs w:val="22"/>
+        </w:rPr>
+        <w:t xml:space="preserve"> *</w:t>
       </w:r>
       <w:r>
         <w:rPr>
@@ -1240,14 +1235,7 @@
           <w:rFonts w:asciiTheme="majorHAnsi" w:hAnsiTheme="majorHAnsi" w:cs="Times New Roman"/>
           <w:bCs/>
         </w:rPr>
-        <w:t>Contributed</w:t>
-      </w:r>
-      <w:r>
-        <w:rPr>
-          <w:rFonts w:asciiTheme="majorHAnsi" w:hAnsiTheme="majorHAnsi" w:cs="Times New Roman"/>
-          <w:bCs/>
-        </w:rPr>
-        <w:t xml:space="preserve"> to</w:t>
+        <w:t>Contributed to</w:t>
       </w:r>
       <w:r>
         <w:rPr>
@@ -1876,14 +1864,7 @@
           <w:rFonts w:asciiTheme="majorHAnsi" w:hAnsiTheme="majorHAnsi" w:cs="Times New Roman"/>
           <w:bCs/>
         </w:rPr>
-        <w:t>, fostering skill development and promoting innovation within teams</w:t>
-      </w:r>
-      <w:r>
-        <w:rPr>
-          <w:rFonts w:asciiTheme="majorHAnsi" w:hAnsiTheme="majorHAnsi" w:cs="Times New Roman"/>
-          <w:bCs/>
-        </w:rPr>
-        <w:t>.</w:t>
+        <w:t>, fostering skill development and promoting innovation within teams.</w:t>
       </w:r>
     </w:p>
     <w:p>
@@ -2189,35 +2170,7 @@
           <w:rFonts w:asciiTheme="majorHAnsi" w:hAnsiTheme="majorHAnsi" w:cs="Times New Roman"/>
           <w:bCs/>
         </w:rPr>
-        <w:t xml:space="preserve"> Evaluated via POCs </w:t>
-      </w:r>
-      <w:r>
-        <w:rPr>
-          <w:rFonts w:asciiTheme="majorHAnsi" w:hAnsiTheme="majorHAnsi" w:cs="Times New Roman"/>
-          <w:bCs/>
-        </w:rPr>
-        <w:t>Cassandra, MongoDB</w:t>
-      </w:r>
-      <w:r>
-        <w:rPr>
-          <w:rFonts w:asciiTheme="majorHAnsi" w:hAnsiTheme="majorHAnsi" w:cs="Times New Roman"/>
-          <w:bCs/>
-        </w:rPr>
-        <w:t xml:space="preserve"> and </w:t>
-      </w:r>
-      <w:r>
-        <w:rPr>
-          <w:rFonts w:asciiTheme="majorHAnsi" w:hAnsiTheme="majorHAnsi" w:cs="Times New Roman"/>
-          <w:bCs/>
-        </w:rPr>
-        <w:t>Sol</w:t>
-      </w:r>
-      <w:r>
-        <w:rPr>
-          <w:rFonts w:asciiTheme="majorHAnsi" w:hAnsiTheme="majorHAnsi" w:cs="Times New Roman"/>
-          <w:bCs/>
-        </w:rPr>
-        <w:t>r.</w:t>
+        <w:t xml:space="preserve"> Evaluated via POCs Cassandra, MongoDB and Solr.</w:t>
       </w:r>
     </w:p>
     <w:p>
@@ -2535,75 +2488,160 @@
     <w:p>
       <w:pPr>
         <w:widowControl w:val="0"/>
-        <w:ind w:left="360" w:hanging="360"/>
-        <w:rPr>
-          <w:rFonts w:asciiTheme="majorHAnsi" w:hAnsiTheme="majorHAnsi" w:cs="Times New Roman"/>
-        </w:rPr>
-      </w:pPr>
+        <w:rPr>
+          <w:rFonts w:asciiTheme="majorHAnsi" w:hAnsiTheme="majorHAnsi" w:cs="Times New Roman"/>
+        </w:rPr>
+      </w:pPr>
+      <w:r>
+        <w:rPr>
+          <w:rFonts w:asciiTheme="majorHAnsi" w:hAnsiTheme="majorHAnsi" w:cs="Times New Roman"/>
+          <w:b/>
+        </w:rPr>
+        <w:t xml:space="preserve">iOS and Android, C# Winforms developer, </w:t>
+      </w:r>
+      <w:r>
+        <w:rPr>
+          <w:rFonts w:asciiTheme="majorHAnsi" w:hAnsiTheme="majorHAnsi" w:cs="Times New Roman"/>
+          <w:bCs/>
+        </w:rPr>
+        <w:t>2003-2014</w:t>
+      </w:r>
+      <w:r>
+        <w:rPr>
+          <w:rFonts w:asciiTheme="majorHAnsi" w:hAnsiTheme="majorHAnsi" w:cs="Times New Roman"/>
+          <w:bCs/>
+        </w:rPr>
+        <w:t>**</w:t>
+      </w:r>
+      <w:r>
+        <w:rPr>
+          <w:rFonts w:asciiTheme="majorHAnsi" w:hAnsiTheme="majorHAnsi" w:cs="Times New Roman"/>
+          <w:bCs/>
+        </w:rPr>
+        <w:br/>
+      </w:r>
+      <w:r>
+        <w:rPr>
+          <w:rFonts w:asciiTheme="majorHAnsi" w:hAnsiTheme="majorHAnsi" w:cs="Times New Roman"/>
+          <w:b/>
+        </w:rPr>
+        <w:br/>
+      </w:r>
+      <w:r>
+        <w:rPr>
+          <w:rFonts w:asciiTheme="majorHAnsi" w:hAnsiTheme="majorHAnsi" w:cs="Times New Roman"/>
+        </w:rPr>
+        <w:t>**</w:t>
+      </w:r>
+      <w:r>
+        <w:rPr>
+          <w:rFonts w:asciiTheme="majorHAnsi" w:hAnsiTheme="majorHAnsi" w:cs="Times New Roman"/>
+          <w:b/>
+          <w:bCs/>
+        </w:rPr>
+        <w:t xml:space="preserve"> </w:t>
+      </w:r>
+      <w:r>
+        <w:rPr>
+          <w:rFonts w:asciiTheme="majorHAnsi" w:hAnsiTheme="majorHAnsi" w:cs="Times New Roman"/>
+          <w:b/>
+          <w:bCs/>
+        </w:rPr>
+        <w:t>Founded KNOCKS Solutions (2006- 2009)</w:t>
+      </w:r>
+      <w:r>
+        <w:rPr>
+          <w:rFonts w:asciiTheme="majorHAnsi" w:hAnsiTheme="majorHAnsi" w:cs="Times New Roman"/>
+        </w:rPr>
+        <w:t xml:space="preserve"> developing third party .NET Winforms Components Suite, like Outlook style Calendar, Visual Studio like Docking Extender, Office style Ribbon Control, Winamp like Skin-extender and various meters and gauges UI components</w:t>
+      </w:r>
     </w:p>
     <w:p>
       <w:pPr>
         <w:widowControl w:val="0"/>
         <w:rPr>
           <w:rFonts w:asciiTheme="majorHAnsi" w:hAnsiTheme="majorHAnsi" w:cs="Times New Roman"/>
-        </w:rPr>
-      </w:pPr>
-      <w:r>
-        <w:rPr>
-          <w:rFonts w:asciiTheme="majorHAnsi" w:hAnsiTheme="majorHAnsi" w:cs="Times New Roman"/>
-          <w:b/>
-        </w:rPr>
-        <w:t xml:space="preserve">iOS and Android, C# Winforms developer, </w:t>
-      </w:r>
-      <w:r>
-        <w:rPr>
-          <w:rFonts w:asciiTheme="majorHAnsi" w:hAnsiTheme="majorHAnsi" w:cs="Times New Roman"/>
-          <w:bCs/>
-        </w:rPr>
-        <w:t>2003-2014</w:t>
-      </w:r>
+          <w:bCs/>
+        </w:rPr>
+      </w:pPr>
       <w:r>
         <w:rPr>
           <w:rFonts w:asciiTheme="majorHAnsi" w:hAnsiTheme="majorHAnsi" w:cs="Times New Roman"/>
           <w:bCs/>
         </w:rPr>
         <w:br/>
-        <w:t>Worked for various companies</w:t>
-      </w:r>
-      <w:r>
-        <w:rPr>
-          <w:rFonts w:asciiTheme="majorHAnsi" w:hAnsiTheme="majorHAnsi" w:cs="Times New Roman"/>
-          <w:b/>
-        </w:rPr>
-        <w:t xml:space="preserve"> </w:t>
-      </w:r>
-      <w:r>
-        <w:rPr>
-          <w:rFonts w:asciiTheme="majorHAnsi" w:hAnsiTheme="majorHAnsi" w:cs="Times New Roman"/>
-          <w:b/>
-        </w:rPr>
-        <w:br/>
-      </w:r>
-      <w:r>
-        <w:rPr>
-          <w:rFonts w:asciiTheme="majorHAnsi" w:hAnsiTheme="majorHAnsi" w:cs="Times New Roman"/>
-          <w:b/>
-        </w:rPr>
-        <w:br/>
-      </w:r>
-      <w:r>
-        <w:rPr>
-          <w:rFonts w:asciiTheme="majorHAnsi" w:hAnsiTheme="majorHAnsi" w:cs="Times New Roman"/>
-          <w:b/>
-          <w:bCs/>
-        </w:rPr>
-        <w:t>Founded KNOCKS Solutions (2006- 2009)</w:t>
-      </w:r>
-      <w:r>
-        <w:rPr>
-          <w:rFonts w:asciiTheme="majorHAnsi" w:hAnsiTheme="majorHAnsi" w:cs="Times New Roman"/>
-        </w:rPr>
-        <w:t xml:space="preserve"> developing third party .NET Winforms Components Suite, like Outlook style Calendar, Visual Studio like Docking Extender, Office style Ribbon Control, Winamp like Skin-extender and various meters and gauges UI components</w:t>
+      </w:r>
+      <w:r>
+        <w:rPr>
+          <w:rFonts w:asciiTheme="majorHAnsi" w:hAnsiTheme="majorHAnsi" w:cs="Times New Roman"/>
+          <w:bCs/>
+        </w:rPr>
+        <w:t>* Took a 6</w:t>
+      </w:r>
+      <w:r>
+        <w:rPr>
+          <w:rFonts w:asciiTheme="majorHAnsi" w:hAnsiTheme="majorHAnsi" w:cs="Times New Roman"/>
+          <w:bCs/>
+        </w:rPr>
+        <w:t>-</w:t>
+      </w:r>
+      <w:r>
+        <w:rPr>
+          <w:rFonts w:asciiTheme="majorHAnsi" w:hAnsiTheme="majorHAnsi" w:cs="Times New Roman"/>
+          <w:bCs/>
+        </w:rPr>
+        <w:t xml:space="preserve">month break after July 2024, to experiment with Godot Game Development. Developed four games, </w:t>
+      </w:r>
+      <w:hyperlink r:id="rId11" w:history="1">
+        <w:r>
+          <w:rPr>
+            <w:rStyle w:val="Hyperlink"/>
+            <w:rFonts w:asciiTheme="majorHAnsi" w:hAnsiTheme="majorHAnsi" w:cs="Times New Roman"/>
+            <w:bCs/>
+          </w:rPr>
+          <w:t>Cricket Legends</w:t>
+        </w:r>
+      </w:hyperlink>
+      <w:r>
+        <w:rPr>
+          <w:rFonts w:asciiTheme="majorHAnsi" w:hAnsiTheme="majorHAnsi" w:cs="Times New Roman"/>
+          <w:bCs/>
+        </w:rPr>
+        <w:t xml:space="preserve">, </w:t>
+      </w:r>
+      <w:hyperlink r:id="rId12" w:history="1">
+        <w:r>
+          <w:rPr>
+            <w:rStyle w:val="Hyperlink"/>
+            <w:rFonts w:asciiTheme="majorHAnsi" w:hAnsiTheme="majorHAnsi" w:cs="Times New Roman"/>
+            <w:bCs/>
+          </w:rPr>
+          <w:t>Toonie Tennis</w:t>
+        </w:r>
+      </w:hyperlink>
+      <w:r>
+        <w:rPr>
+          <w:rFonts w:asciiTheme="majorHAnsi" w:hAnsiTheme="majorHAnsi" w:cs="Times New Roman"/>
+          <w:bCs/>
+        </w:rPr>
+        <w:t xml:space="preserve">. </w:t>
+      </w:r>
+      <w:hyperlink r:id="rId13" w:history="1">
+        <w:r>
+          <w:rPr>
+            <w:rStyle w:val="Hyperlink"/>
+            <w:rFonts w:asciiTheme="majorHAnsi" w:hAnsiTheme="majorHAnsi" w:cs="Times New Roman"/>
+            <w:bCs/>
+          </w:rPr>
+          <w:t>Wild Horizon</w:t>
+        </w:r>
+      </w:hyperlink>
+      <w:r>
+        <w:rPr>
+          <w:rFonts w:asciiTheme="majorHAnsi" w:hAnsiTheme="majorHAnsi" w:cs="Times New Roman"/>
+          <w:bCs/>
+        </w:rPr>
+        <w:t xml:space="preserve"> and Everybody falls.</w:t>
       </w:r>
     </w:p>
     <w:p>
@@ -2619,7 +2657,14 @@
           <w:rFonts w:asciiTheme="majorHAnsi" w:hAnsiTheme="majorHAnsi" w:cs="Times New Roman"/>
           <w:bCs/>
         </w:rPr>
-        <w:br/>
+        <w:t>While did not achieve significant commercial success, the experience greatly enhanced my skills</w:t>
+      </w:r>
+      <w:r>
+        <w:rPr>
+          <w:rFonts w:asciiTheme="majorHAnsi" w:hAnsiTheme="majorHAnsi" w:cs="Times New Roman"/>
+          <w:bCs/>
+        </w:rPr>
+        <w:t>.</w:t>
       </w:r>
     </w:p>
     <w:sectPr>
@@ -5218,6 +5263,18 @@
       <w:lang w:val="en-US" w:eastAsia="en-US"/>
     </w:rPr>
   </w:style>
+  <w:style w:type="character" w:styleId="UnresolvedMention">
+    <w:name w:val="Unresolved Mention"/>
+    <w:basedOn w:val="DefaultParagraphFont"/>
+    <w:uiPriority w:val="99"/>
+    <w:semiHidden/>
+    <w:unhideWhenUsed/>
+    <w:rsid w:val="00056CA3"/>
+    <w:rPr>
+      <w:color w:val="605E5C"/>
+      <w:shd w:val="clear" w:color="auto" w:fill="E1DFDD"/>
+    </w:rPr>
+  </w:style>
 </w:styles>
 </file>
 

--- a/public/RaviGyani_CV.docx
+++ b/public/RaviGyani_CV.docx
@@ -1019,13 +1019,39 @@
         </w:numPr>
         <w:rPr>
           <w:rFonts w:asciiTheme="majorHAnsi" w:hAnsiTheme="majorHAnsi"/>
-        </w:rPr>
-      </w:pPr>
-      <w:r>
-        <w:rPr>
-          <w:rFonts w:asciiTheme="majorHAnsi" w:hAnsiTheme="majorHAnsi"/>
-        </w:rPr>
-        <w:t xml:space="preserve">Re-Designed the organization's go-to solution for real-time article data status, consolidating fragmented streams from various upstream services into a single, authoritative source of truth. </w:t>
+          <w:b/>
+          <w:bCs/>
+        </w:rPr>
+      </w:pPr>
+      <w:r>
+        <w:rPr>
+          <w:rFonts w:asciiTheme="majorHAnsi" w:hAnsiTheme="majorHAnsi"/>
+        </w:rPr>
+        <w:t>Re-Designed the organization's go-to solution for real-time article data status, consolidating fragmented streams from various upstream services into a single, authoritative source of truth</w:t>
+      </w:r>
+      <w:r>
+        <w:rPr>
+          <w:rFonts w:asciiTheme="majorHAnsi" w:hAnsiTheme="majorHAnsi"/>
+          <w:b/>
+          <w:bCs/>
+        </w:rPr>
+        <w:t xml:space="preserve">, </w:t>
+      </w:r>
+      <w:r>
+        <w:rPr>
+          <w:rFonts w:asciiTheme="majorHAnsi" w:hAnsiTheme="majorHAnsi"/>
+          <w:b/>
+          <w:bCs/>
+        </w:rPr>
+        <w:t>slashing</w:t>
+      </w:r>
+      <w:r>
+        <w:rPr>
+          <w:rFonts w:asciiTheme="majorHAnsi" w:hAnsiTheme="majorHAnsi"/>
+          <w:b/>
+          <w:bCs/>
+        </w:rPr>
+        <w:t xml:space="preserve"> costs down by 75%</w:t>
       </w:r>
     </w:p>
     <w:p>

--- a/public/RaviGyani_CV.docx
+++ b/public/RaviGyani_CV.docx
@@ -124,7 +124,13 @@
         <w:rPr>
           <w:lang w:val="en-US"/>
         </w:rPr>
-        <w:t xml:space="preserve">Principal Software Engineer with 20+ years of experience designing and operating cloud-native, event-driven systems at scale. Deep expertise in AWS, serverless </w:t>
+        <w:t xml:space="preserve">Hands-on </w:t>
+      </w:r>
+      <w:r>
+        <w:rPr>
+          <w:lang w:val="en-US"/>
+        </w:rPr>
+        <w:t xml:space="preserve">Software Engineer with 20+ years of experience designing and operating cloud-native, event-driven systems at scale. Deep expertise in AWS, serverless </w:t>
       </w:r>
       <w:r>
         <w:rPr>
@@ -181,21 +187,7 @@
         <w:rPr>
           <w:lang w:val="en-US"/>
         </w:rPr>
-        <w:t xml:space="preserve">Serverless &amp; </w:t>
-      </w:r>
-      <w:proofErr w:type="gramStart"/>
-      <w:r>
-        <w:rPr>
-          <w:lang w:val="en-US"/>
-        </w:rPr>
-        <w:t>compute</w:t>
-      </w:r>
-      <w:proofErr w:type="gramEnd"/>
-      <w:r>
-        <w:rPr>
-          <w:lang w:val="en-US"/>
-        </w:rPr>
-        <w:t xml:space="preserve"> (Lambda, ECS, Batch, Step Functions, API </w:t>
+        <w:t xml:space="preserve">Serverless &amp; compute (Lambda, ECS, Batch, Step Functions, API </w:t>
       </w:r>
       <w:r>
         <w:rPr>
@@ -213,37 +205,55 @@
         <w:rPr>
           <w:lang w:val="en-US"/>
         </w:rPr>
-        <w:t>Kinesis</w:t>
-      </w:r>
-      <w:r>
-        <w:rPr>
-          <w:lang w:val="en-US"/>
-        </w:rPr>
-        <w:t xml:space="preserve">, Glue, Athena, </w:t>
-      </w:r>
-      <w:r>
-        <w:rPr>
-          <w:lang w:val="en-US"/>
-        </w:rPr>
-        <w:t>OpenSearch) | AI</w:t>
-      </w:r>
-      <w:r>
-        <w:rPr>
-          <w:lang w:val="en-US"/>
-        </w:rPr>
-        <w:t xml:space="preserve">/ML (Bedrock, </w:t>
-      </w:r>
-      <w:r>
-        <w:rPr>
-          <w:lang w:val="en-US"/>
-        </w:rPr>
-        <w:t>SageMaker) |</w:t>
-      </w:r>
-      <w:r>
-        <w:rPr>
-          <w:lang w:val="en-US"/>
-        </w:rPr>
-        <w:t xml:space="preserve"> IoT &amp; edge (IoT Core, Greengrass) | Security (Inspector, IAM, Cognito)</w:t>
+        <w:t>S3,</w:t>
+      </w:r>
+      <w:r>
+        <w:rPr>
+          <w:lang w:val="en-US"/>
+        </w:rPr>
+        <w:t xml:space="preserve"> Glue, Athena, OpenSearch, </w:t>
+      </w:r>
+      <w:r>
+        <w:rPr>
+          <w:lang w:val="en-US"/>
+        </w:rPr>
+        <w:t>Kinesis) |</w:t>
+      </w:r>
+      <w:r>
+        <w:rPr>
+          <w:lang w:val="en-US"/>
+        </w:rPr>
+        <w:t xml:space="preserve">AI/ML (Bedrock, </w:t>
+      </w:r>
+      <w:r>
+        <w:rPr>
+          <w:lang w:val="en-US"/>
+        </w:rPr>
+        <w:t xml:space="preserve">SageMaker) </w:t>
+      </w:r>
+      <w:r>
+        <w:rPr>
+          <w:lang w:val="en-US"/>
+        </w:rPr>
+        <w:t>| IoT</w:t>
+      </w:r>
+      <w:r>
+        <w:rPr>
+          <w:lang w:val="en-US"/>
+        </w:rPr>
+        <w:t xml:space="preserve"> &amp; edge (IoT Core, </w:t>
+      </w:r>
+      <w:r>
+        <w:rPr>
+          <w:lang w:val="en-US"/>
+        </w:rPr>
+        <w:t>Greengrass) | Security</w:t>
+      </w:r>
+      <w:r>
+        <w:rPr>
+          <w:lang w:val="en-US"/>
+        </w:rPr>
+        <w:t xml:space="preserve"> (Inspector, IAM, Cognito)</w:t>
       </w:r>
     </w:p>
     <w:p>
@@ -332,6 +342,18 @@
           <w:lang w:val="en-US"/>
         </w:rPr>
         <w:t>Python, Java</w:t>
+      </w:r>
+      <w:r>
+        <w:rPr>
+          <w:lang w:val="en-US"/>
+        </w:rPr>
+        <w:t xml:space="preserve">, </w:t>
+      </w:r>
+      <w:r>
+        <w:rPr>
+          <w:lang w:val="en-US"/>
+        </w:rPr>
+        <w:t>Golang</w:t>
       </w:r>
     </w:p>
     <w:p>
@@ -370,23 +392,31 @@
           <w:bCs/>
           <w:lang w:val="en-US"/>
         </w:rPr>
-        <w:t>Delivered AI-First Search Experience</w:t>
-      </w:r>
-      <w:r>
-        <w:rPr>
-          <w:b/>
-          <w:bCs/>
-          <w:lang w:val="en-US"/>
-        </w:rPr>
-        <w:t xml:space="preserve"> </w:t>
-      </w:r>
-      <w:r>
-        <w:rPr>
-          <w:i/>
-          <w:iCs/>
-          <w:lang w:val="en-US"/>
-        </w:rPr>
-        <w:t xml:space="preserve">  Tradebyte (Zalando)</w:t>
+        <w:t xml:space="preserve">Delivered AI-First Search </w:t>
+      </w:r>
+      <w:r>
+        <w:rPr>
+          <w:b/>
+          <w:bCs/>
+          <w:lang w:val="en-US"/>
+        </w:rPr>
+        <w:t>Experience</w:t>
+      </w:r>
+      <w:r>
+        <w:rPr>
+          <w:i/>
+          <w:iCs/>
+          <w:lang w:val="en-US"/>
+        </w:rPr>
+        <w:t xml:space="preserve"> — Tradebyte</w:t>
+      </w:r>
+      <w:r>
+        <w:rPr>
+          <w:i/>
+          <w:iCs/>
+          <w:lang w:val="en-US"/>
+        </w:rPr>
+        <w:t xml:space="preserve"> (Zalando)</w:t>
       </w:r>
     </w:p>
     <w:p>
@@ -426,6 +456,58 @@
         </w:rPr>
         <w:t>Fine-tuned a seq2seq model on Claude 3-generated training data, deployed via auto-scaling ECS for low-latency inference.</w:t>
       </w:r>
+      <w:r>
+        <w:rPr>
+          <w:lang w:val="en-US"/>
+        </w:rPr>
+        <w:t xml:space="preserve"> </w:t>
+      </w:r>
+      <w:r>
+        <w:rPr>
+          <w:lang w:val="en-US"/>
+        </w:rPr>
+        <w:t>Automated the full model lifecycle — dataset generation (Bedrock/S3), fine-tuning, containerization, and deployment — enabling rapid iteration as schemas evolve.</w:t>
+      </w:r>
+    </w:p>
+    <w:p>
+      <w:pPr>
+        <w:spacing w:before="140" w:after="40"/>
+        <w:rPr>
+          <w:lang w:val="en-US"/>
+        </w:rPr>
+      </w:pPr>
+      <w:r>
+        <w:rPr>
+          <w:b/>
+          <w:bCs/>
+          <w:lang w:val="en-US"/>
+        </w:rPr>
+        <w:t xml:space="preserve">Replaced Monolith with Event-Driven </w:t>
+      </w:r>
+      <w:r>
+        <w:rPr>
+          <w:b/>
+          <w:bCs/>
+          <w:lang w:val="en-US"/>
+        </w:rPr>
+        <w:t>Microservices</w:t>
+      </w:r>
+      <w:r>
+        <w:rPr>
+          <w:i/>
+          <w:iCs/>
+          <w:lang w:val="en-US"/>
+        </w:rPr>
+        <w:t xml:space="preserve"> — Tradebyte</w:t>
+      </w:r>
+      <w:r>
+        <w:rPr>
+          <w:i/>
+          <w:iCs/>
+          <w:lang w:val="en-US"/>
+        </w:rPr>
+        <w:t xml:space="preserve"> (Zalando)</w:t>
+      </w:r>
     </w:p>
     <w:p>
       <w:pPr>
@@ -434,40 +516,27 @@
           <w:ilvl w:val="0"/>
           <w:numId w:val="2"/>
         </w:numPr>
-        <w:spacing w:after="40"/>
-        <w:rPr>
-          <w:lang w:val="en-US"/>
-        </w:rPr>
-      </w:pPr>
-      <w:r>
-        <w:rPr>
-          <w:lang w:val="en-US"/>
-        </w:rPr>
-        <w:t>Automated the full model lifecycle — dataset generation (Bedrock/S3), fine-tuning, containerization, and deployment — enabling rapid iteration as schemas evolve.</w:t>
-      </w:r>
-    </w:p>
-    <w:p>
-      <w:pPr>
-        <w:spacing w:before="140" w:after="40"/>
-        <w:rPr>
-          <w:lang w:val="en-US"/>
-        </w:rPr>
-      </w:pPr>
-      <w:r>
-        <w:rPr>
-          <w:b/>
-          <w:bCs/>
-          <w:lang w:val="en-US"/>
-        </w:rPr>
-        <w:t>Replaced Monolith with Event-Driven Microservices</w:t>
-      </w:r>
-      <w:r>
-        <w:rPr>
-          <w:i/>
-          <w:iCs/>
-          <w:lang w:val="en-US"/>
-        </w:rPr>
-        <w:t xml:space="preserve">   Tradebyte (Zalando)</w:t>
+        <w:rPr>
+          <w:lang w:val="en-US"/>
+        </w:rPr>
+      </w:pPr>
+      <w:r>
+        <w:rPr>
+          <w:lang w:val="en-US"/>
+        </w:rPr>
+        <w:t>Rearchitected a legacy monolith to a cloud-native, event-driven architecture on AWS Kinesis, DynamoDB, and Kubernetes (</w:t>
+      </w:r>
+      <w:r>
+        <w:rPr>
+          <w:lang w:val="en-US"/>
+        </w:rPr>
+        <w:t>KEDA)</w:t>
+      </w:r>
+      <w:r>
+        <w:rPr>
+          <w:lang w:val="en-US"/>
+        </w:rPr>
+        <w:t xml:space="preserve"> enabling real-time data processing and fault isolation.</w:t>
       </w:r>
     </w:p>
     <w:p>
@@ -486,7 +555,7 @@
         <w:rPr>
           <w:lang w:val="en-US"/>
         </w:rPr>
-        <w:t>Rearchitected a legacy monolith to a cloud-native, auto-scaling architecture on Kubernetes (KEDA), enabling faster feature delivery and fault isolation.</w:t>
+        <w:t>Cut stock recalculation latency from 30 minutes to under 2 seconds using AWS Kinesis and Pandas.</w:t>
       </w:r>
     </w:p>
     <w:p>
@@ -505,7 +574,7 @@
         <w:rPr>
           <w:lang w:val="en-US"/>
         </w:rPr>
-        <w:t>Cut stock recalculation latency from 30 minutes to under 2 seconds using AWS Kinesis and Pandas.</w:t>
+        <w:t>Consolidated fragmented upstream article-status streams into a single authoritative source of truth, reducing operational costs by 75% ($12k → $3k/month).</w:t>
       </w:r>
     </w:p>
     <w:p>
@@ -524,7 +593,7 @@
         <w:rPr>
           <w:lang w:val="en-US"/>
         </w:rPr>
-        <w:t>Consolidated fragmented upstream article-status streams into a single authoritative source of truth, reducing costs by 75%.</w:t>
+        <w:t>When upstream services dropped events mid-launch, designed and shipped a reconciliation processor using S3 snapshots that reduced a potential week of manual recovery to a few hours.</w:t>
       </w:r>
     </w:p>
     <w:p>
@@ -540,15 +609,15 @@
           <w:bCs/>
           <w:lang w:val="en-US"/>
         </w:rPr>
-        <w:t>Eliminated 99% of Container CVEs via Automated Pipeline</w:t>
-      </w:r>
-      <w:r>
-        <w:rPr>
-          <w:i/>
-          <w:iCs/>
-          <w:lang w:val="en-US"/>
-        </w:rPr>
-        <w:t xml:space="preserve">  </w:t>
+        <w:t xml:space="preserve">Eliminated a Database Dependency with Stateless </w:t>
+      </w:r>
+      <w:r>
+        <w:rPr>
+          <w:b/>
+          <w:bCs/>
+          <w:lang w:val="en-US"/>
+        </w:rPr>
+        <w:t>RBAC</w:t>
       </w:r>
       <w:r>
         <w:rPr>
@@ -557,6 +626,14 @@
           <w:lang w:val="en-US"/>
         </w:rPr>
         <w:t xml:space="preserve"> </w:t>
+      </w:r>
+      <w:r>
+        <w:rPr>
+          <w:i/>
+          <w:iCs/>
+          <w:lang w:val="en-US"/>
+        </w:rPr>
+        <w:t xml:space="preserve">- </w:t>
       </w:r>
       <w:r>
         <w:rPr>
@@ -583,7 +660,7 @@
         <w:rPr>
           <w:lang w:val="en-US"/>
         </w:rPr>
-        <w:t>Designed an automated ECR image rebuild and promotion pipeline: AWS Inspector → EventBridge → Step Functions → CodePipeline, with automated testing, output comparison, notification, and safe production promotion.</w:t>
+        <w:t>Replaced a DB-backed permission system with Cognito custom attributes embedded in the JWT — removing an entire API Gateway + database round-trip while maintaining tamper-proof security.</w:t>
       </w:r>
     </w:p>
     <w:p>
@@ -599,23 +676,31 @@
           <w:bCs/>
           <w:lang w:val="en-US"/>
         </w:rPr>
-        <w:t>Reduced AMI Provisioning from 1 Day to 5 Minutes</w:t>
-      </w:r>
-      <w:r>
-        <w:rPr>
-          <w:i/>
-          <w:iCs/>
-          <w:lang w:val="en-US"/>
-        </w:rPr>
-        <w:t xml:space="preserve">  </w:t>
-      </w:r>
-      <w:r>
-        <w:rPr>
-          <w:i/>
-          <w:iCs/>
-          <w:lang w:val="en-US"/>
-        </w:rPr>
-        <w:t xml:space="preserve">  </w:t>
+        <w:t xml:space="preserve">Reduced AMI Provisioning from 1 Day to 5 </w:t>
+      </w:r>
+      <w:r>
+        <w:rPr>
+          <w:b/>
+          <w:bCs/>
+          <w:lang w:val="en-US"/>
+        </w:rPr>
+        <w:t>Minutes</w:t>
+      </w:r>
+      <w:r>
+        <w:rPr>
+          <w:i/>
+          <w:iCs/>
+          <w:lang w:val="en-US"/>
+        </w:rPr>
+        <w:t xml:space="preserve"> </w:t>
+      </w:r>
+      <w:r>
+        <w:rPr>
+          <w:i/>
+          <w:iCs/>
+          <w:lang w:val="en-US"/>
+        </w:rPr>
+        <w:t xml:space="preserve">- </w:t>
       </w:r>
       <w:r>
         <w:rPr>
@@ -642,47 +727,7 @@
         <w:rPr>
           <w:lang w:val="en-US"/>
         </w:rPr>
-        <w:t>Built a fully automated AMI pipeline using Step Functions and AWS Systems Manager, eliminating manual Windows AMI builds and releasing compute resources automatically on idle.</w:t>
-      </w:r>
-    </w:p>
-    <w:p>
-      <w:pPr>
-        <w:spacing w:before="140" w:after="40"/>
-        <w:rPr>
-          <w:lang w:val="en-US"/>
-        </w:rPr>
-      </w:pPr>
-      <w:r>
-        <w:rPr>
-          <w:b/>
-          <w:bCs/>
-          <w:lang w:val="en-US"/>
-        </w:rPr>
-        <w:t>Built Federated ML Pipeline for Automotive Fault Detection</w:t>
-      </w:r>
-      <w:r>
-        <w:rPr>
-          <w:i/>
-          <w:iCs/>
-          <w:lang w:val="en-US"/>
-        </w:rPr>
-        <w:t xml:space="preserve">  </w:t>
-      </w:r>
-      <w:r>
-        <w:rPr>
-          <w:i/>
-          <w:iCs/>
-          <w:lang w:val="en-US"/>
-        </w:rPr>
-        <w:t xml:space="preserve">  </w:t>
-      </w:r>
-      <w:r>
-        <w:rPr>
-          <w:i/>
-          <w:iCs/>
-          <w:lang w:val="en-US"/>
-        </w:rPr>
-        <w:t xml:space="preserve"> Luxoft GmbH</w:t>
+        <w:t>Automated Windows EC2 provisioning via Step Functions — cutting a full-day manual process to under 5 minutes, with auto-shutdown on CPU idle for cost savings.</w:t>
       </w:r>
     </w:p>
     <w:p>
@@ -701,28 +746,26 @@
         <w:rPr>
           <w:lang w:val="en-US"/>
         </w:rPr>
-        <w:t xml:space="preserve">Implemented Flower federated learning with AWS IoT Core, ECS, and Greengrass to train models across distributed vehicle telemetry without </w:t>
-      </w:r>
-      <w:r>
-        <w:rPr>
-          <w:lang w:val="en-US"/>
-        </w:rPr>
-        <w:t>centralizing</w:t>
-      </w:r>
-      <w:r>
-        <w:rPr>
-          <w:lang w:val="en-US"/>
-        </w:rPr>
-        <w:t xml:space="preserve"> sensitive data, enabling real-time fault detection </w:t>
-      </w:r>
-      <w:proofErr w:type="gramStart"/>
-      <w:r>
-        <w:rPr>
-          <w:lang w:val="en-US"/>
-        </w:rPr>
-        <w:t>fleet-wide</w:t>
-      </w:r>
-      <w:proofErr w:type="gramEnd"/>
+        <w:t>I</w:t>
+      </w:r>
+      <w:r>
+        <w:rPr>
+          <w:lang w:val="en-US"/>
+        </w:rPr>
+        <w:t xml:space="preserve">mplemented SSM Managed Instance Core, eliminating the need for public IPs entirely </w:t>
+      </w:r>
+      <w:r>
+        <w:rPr>
+          <w:lang w:val="en-US"/>
+        </w:rPr>
+        <w:t>-</w:t>
+      </w:r>
+      <w:r>
+        <w:rPr>
+          <w:lang w:val="en-US"/>
+        </w:rPr>
+        <w:t xml:space="preserve"> turning a provisioning tool into a secure, self-service platform adopted across multiple teams</w:t>
+      </w:r>
       <w:r>
         <w:rPr>
           <w:lang w:val="en-US"/>
@@ -743,33 +786,31 @@
           <w:bCs/>
           <w:lang w:val="en-US"/>
         </w:rPr>
-        <w:t xml:space="preserve">Eliminated </w:t>
-      </w:r>
-      <w:proofErr w:type="gramStart"/>
-      <w:r>
-        <w:rPr>
-          <w:b/>
-          <w:bCs/>
-          <w:lang w:val="en-US"/>
-        </w:rPr>
-        <w:t>a Database</w:t>
-      </w:r>
-      <w:proofErr w:type="gramEnd"/>
-      <w:r>
-        <w:rPr>
-          <w:b/>
-          <w:bCs/>
-          <w:lang w:val="en-US"/>
-        </w:rPr>
-        <w:t xml:space="preserve"> Dependency with Stateless RBAC</w:t>
-      </w:r>
-      <w:r>
-        <w:rPr>
-          <w:i/>
-          <w:iCs/>
-          <w:lang w:val="en-US"/>
-        </w:rPr>
-        <w:t xml:space="preserve">   Luxoft GmbH</w:t>
+        <w:t>Built Federated ML Pipeline for Automotive Fault Detection</w:t>
+      </w:r>
+      <w:r>
+        <w:rPr>
+          <w:i/>
+          <w:iCs/>
+          <w:lang w:val="en-US"/>
+        </w:rPr>
+        <w:t xml:space="preserve"> -</w:t>
+      </w:r>
+      <w:r>
+        <w:rPr>
+          <w:i/>
+          <w:iCs/>
+          <w:lang w:val="en-US"/>
+        </w:rPr>
+        <w:t xml:space="preserve"> </w:t>
+      </w:r>
+      <w:r>
+        <w:rPr>
+          <w:i/>
+          <w:iCs/>
+          <w:lang w:val="en-US"/>
+        </w:rPr>
+        <w:t>Luxoft GmbH</w:t>
       </w:r>
     </w:p>
     <w:p>
@@ -788,18 +829,53 @@
         <w:rPr>
           <w:lang w:val="en-US"/>
         </w:rPr>
-        <w:t>Replaced a DB-backed permission system with Cognito custom attributes embedded in the JWT — removing an entire API Gateway + database round-trip while maintaining tamper-proof security.</w:t>
-      </w:r>
-    </w:p>
-    <w:p>
-      <w:pPr>
-        <w:pStyle w:val="ListParagraph"/>
-        <w:spacing w:after="40"/>
-        <w:ind w:left="360"/>
-        <w:rPr>
-          <w:lang w:val="en-US"/>
-        </w:rPr>
-      </w:pPr>
+        <w:t xml:space="preserve">Implemented Flower federated learning with AWS IoT Core, ECS, and Greengrass to train models across distributed vehicle telemetry without centralizing sensitive data, enabling real-time </w:t>
+      </w:r>
+      <w:r>
+        <w:rPr>
+          <w:lang w:val="en-US"/>
+        </w:rPr>
+        <w:t xml:space="preserve">fleet-wide </w:t>
+      </w:r>
+      <w:r>
+        <w:rPr>
+          <w:lang w:val="en-US"/>
+        </w:rPr>
+        <w:t>fault detectio</w:t>
+      </w:r>
+      <w:r>
+        <w:rPr>
+          <w:lang w:val="en-US"/>
+        </w:rPr>
+        <w:t>n</w:t>
+      </w:r>
+      <w:r>
+        <w:rPr>
+          <w:lang w:val="en-US"/>
+        </w:rPr>
+        <w:t>.</w:t>
+      </w:r>
+    </w:p>
+    <w:p>
+      <w:pPr>
+        <w:spacing w:after="40"/>
+        <w:rPr>
+          <w:lang w:val="en-US"/>
+        </w:rPr>
+      </w:pPr>
+    </w:p>
+    <w:p>
+      <w:pPr>
+        <w:rPr>
+          <w:lang w:val="en-US"/>
+        </w:rPr>
+      </w:pPr>
+      <w:r>
+        <w:rPr>
+          <w:lang w:val="en-US"/>
+        </w:rPr>
+        <w:br w:type="page"/>
+      </w:r>
     </w:p>
     <w:p>
       <w:pPr>
@@ -815,15 +891,23 @@
           <w:lang w:val="en-US"/>
         </w:rPr>
         <w:lastRenderedPageBreak/>
-        <w:t>Slashed Cloud Compute Costs by 90%</w:t>
-      </w:r>
-      <w:r>
-        <w:rPr>
-          <w:i/>
-          <w:iCs/>
-          <w:lang w:val="en-US"/>
-        </w:rPr>
-        <w:t xml:space="preserve">  </w:t>
+        <w:t>Slashed Cloud Compute Costs by 90</w:t>
+      </w:r>
+      <w:r>
+        <w:rPr>
+          <w:b/>
+          <w:bCs/>
+          <w:lang w:val="en-US"/>
+        </w:rPr>
+        <w:t>%</w:t>
+      </w:r>
+      <w:r>
+        <w:rPr>
+          <w:i/>
+          <w:iCs/>
+          <w:lang w:val="en-US"/>
+        </w:rPr>
+        <w:t xml:space="preserve"> -</w:t>
       </w:r>
       <w:r>
         <w:rPr>
@@ -877,21 +961,7 @@
         <w:rPr>
           <w:lang w:val="en-US"/>
         </w:rPr>
-        <w:t xml:space="preserve">Re-architected using Step Functions, Spot Instances, and S3 runtime mounts, cutting </w:t>
-      </w:r>
-      <w:proofErr w:type="gramStart"/>
-      <w:r>
-        <w:rPr>
-          <w:lang w:val="en-US"/>
-        </w:rPr>
-        <w:t>compute</w:t>
-      </w:r>
-      <w:proofErr w:type="gramEnd"/>
-      <w:r>
-        <w:rPr>
-          <w:lang w:val="en-US"/>
-        </w:rPr>
-        <w:t xml:space="preserve"> costs by 90% while improving reliability and scalability.</w:t>
+        <w:t>Re-architected using Step Functions, Spot Instances, and S3 runtime mounts, cutting compute costs by 90% while improving reliability and scalability.</w:t>
       </w:r>
     </w:p>
     <w:p>
@@ -907,15 +977,31 @@
           <w:bCs/>
           <w:lang w:val="en-US"/>
         </w:rPr>
-        <w:t>Scaled National Security Analytics to Billions of Location Records</w:t>
-      </w:r>
-      <w:r>
-        <w:rPr>
-          <w:i/>
-          <w:iCs/>
-          <w:lang w:val="en-US"/>
-        </w:rPr>
-        <w:t xml:space="preserve">   Polaris Wireless</w:t>
+        <w:t>Eliminated 99% of Container CVEs via Automated Pipeline</w:t>
+      </w:r>
+      <w:r>
+        <w:rPr>
+          <w:i/>
+          <w:iCs/>
+          <w:lang w:val="en-US"/>
+        </w:rPr>
+        <w:t xml:space="preserve"> </w:t>
+      </w:r>
+      <w:r>
+        <w:rPr>
+          <w:i/>
+          <w:iCs/>
+          <w:lang w:val="en-US"/>
+        </w:rPr>
+        <w:t xml:space="preserve">- </w:t>
+      </w:r>
+      <w:r>
+        <w:rPr>
+          <w:i/>
+          <w:iCs/>
+          <w:lang w:val="en-US"/>
+        </w:rPr>
+        <w:t>Luxoft GmbH</w:t>
       </w:r>
     </w:p>
     <w:p>
@@ -934,7 +1020,55 @@
         <w:rPr>
           <w:lang w:val="en-US"/>
         </w:rPr>
-        <w:t>Replaced a failing SQL Server-based location tracking system with a custom big data platform (Hadoop, HBase, Kafka, Spark), delivering real-time subscriber profiling at national scale.</w:t>
+        <w:t>Designed an automated ECR image rebuild and promotion pipeline: AWS Inspector → EventBridge → Step Functions → CodePipeline, with automated testing, output comparison, notification, and safe production promotion.</w:t>
+      </w:r>
+    </w:p>
+    <w:p>
+      <w:pPr>
+        <w:spacing w:before="140" w:after="40"/>
+        <w:rPr>
+          <w:lang w:val="en-US"/>
+        </w:rPr>
+      </w:pPr>
+      <w:r>
+        <w:rPr>
+          <w:b/>
+          <w:bCs/>
+          <w:lang w:val="en-US"/>
+        </w:rPr>
+        <w:t xml:space="preserve">Scaled National Security Analytics to Billions of Location </w:t>
+      </w:r>
+      <w:r>
+        <w:rPr>
+          <w:b/>
+          <w:bCs/>
+          <w:lang w:val="en-US"/>
+        </w:rPr>
+        <w:t>Records</w:t>
+      </w:r>
+      <w:r>
+        <w:rPr>
+          <w:i/>
+          <w:iCs/>
+          <w:lang w:val="en-US"/>
+        </w:rPr>
+        <w:t xml:space="preserve"> -</w:t>
+      </w:r>
+      <w:r>
+        <w:rPr>
+          <w:i/>
+          <w:iCs/>
+          <w:lang w:val="en-US"/>
+        </w:rPr>
+        <w:t xml:space="preserve"> </w:t>
+      </w:r>
+      <w:r>
+        <w:rPr>
+          <w:i/>
+          <w:iCs/>
+          <w:lang w:val="en-US"/>
+        </w:rPr>
+        <w:t>Polaris Wireless</w:t>
       </w:r>
     </w:p>
     <w:p>
@@ -953,28 +1087,8 @@
         <w:rPr>
           <w:lang w:val="en-US"/>
         </w:rPr>
-        <w:t xml:space="preserve">Holds a patent for </w:t>
-      </w:r>
-      <w:r>
-        <w:rPr>
-          <w:lang w:val="en-US"/>
-        </w:rPr>
-        <w:t>real</w:t>
-      </w:r>
-      <w:r>
-        <w:rPr>
-          <w:lang w:val="en-US"/>
-        </w:rPr>
-        <w:t>-time subscriber profiling and location estimation system (US20230050646A1).</w:t>
-      </w:r>
-    </w:p>
-    <w:p>
-      <w:pPr>
-        <w:spacing w:after="80"/>
-        <w:rPr>
-          <w:lang w:val="en-US"/>
-        </w:rPr>
-      </w:pPr>
+        <w:t>Replaced a failing SQL Server-based location tracking system with a custom big data platform (Hadoop, HBase, Kafka, Spark), delivering real-time subscriber profiling at national scale.</w:t>
+      </w:r>
     </w:p>
     <w:p>
       <w:pPr>
@@ -1012,7 +1126,15 @@
           <w:bCs/>
           <w:lang w:val="en-US"/>
         </w:rPr>
-        <w:t>Principal Engineer — Tradebyte (Zalando), Munich</w:t>
+        <w:t xml:space="preserve">Principal Engineer — Tradebyte (Zalando), </w:t>
+      </w:r>
+      <w:r>
+        <w:rPr>
+          <w:b/>
+          <w:bCs/>
+          <w:lang w:val="en-US"/>
+        </w:rPr>
+        <w:t>Munich</w:t>
       </w:r>
       <w:r>
         <w:rPr>
@@ -1021,7 +1143,7 @@
           <w:color w:val="555555"/>
           <w:lang w:val="en-US"/>
         </w:rPr>
-        <w:t xml:space="preserve"> </w:t>
+        <w:t xml:space="preserve"> Jan</w:t>
       </w:r>
       <w:r>
         <w:rPr>
@@ -1030,16 +1152,7 @@
           <w:color w:val="555555"/>
           <w:lang w:val="en-US"/>
         </w:rPr>
-        <w:t xml:space="preserve"> </w:t>
-      </w:r>
-      <w:r>
-        <w:rPr>
-          <w:i/>
-          <w:iCs/>
-          <w:color w:val="555555"/>
-          <w:lang w:val="en-US"/>
-        </w:rPr>
-        <w:t xml:space="preserve"> Jan 2025 – Present</w:t>
+        <w:t xml:space="preserve"> 2025 – Present</w:t>
       </w:r>
     </w:p>
     <w:p>
@@ -1112,15 +1225,15 @@
           <w:bCs/>
           <w:lang w:val="en-US"/>
         </w:rPr>
-        <w:t>Senior Solutions Architect — Luxoft GmbH, Munich</w:t>
-      </w:r>
-      <w:r>
-        <w:rPr>
-          <w:b/>
-          <w:bCs/>
-          <w:lang w:val="en-US"/>
-        </w:rPr>
-        <w:t xml:space="preserve"> </w:t>
+        <w:t xml:space="preserve">Senior Solutions Architect — Luxoft GmbH, </w:t>
+      </w:r>
+      <w:r>
+        <w:rPr>
+          <w:b/>
+          <w:bCs/>
+          <w:lang w:val="en-US"/>
+        </w:rPr>
+        <w:t>Munich</w:t>
       </w:r>
       <w:r>
         <w:rPr>
@@ -1129,7 +1242,16 @@
           <w:color w:val="555555"/>
           <w:lang w:val="en-US"/>
         </w:rPr>
-        <w:t xml:space="preserve">  Jan 2021 – Jul 2024</w:t>
+        <w:t xml:space="preserve"> Jan</w:t>
+      </w:r>
+      <w:r>
+        <w:rPr>
+          <w:i/>
+          <w:iCs/>
+          <w:color w:val="555555"/>
+          <w:lang w:val="en-US"/>
+        </w:rPr>
+        <w:t xml:space="preserve"> 2021 – Jul 2024</w:t>
       </w:r>
     </w:p>
     <w:p>
@@ -1148,21 +1270,7 @@
         <w:rPr>
           <w:lang w:val="en-US"/>
         </w:rPr>
-        <w:t xml:space="preserve">Embedded </w:t>
-      </w:r>
-      <w:proofErr w:type="gramStart"/>
-      <w:r>
-        <w:rPr>
-          <w:lang w:val="en-US"/>
-        </w:rPr>
-        <w:t>consultant</w:t>
-      </w:r>
-      <w:proofErr w:type="gramEnd"/>
-      <w:r>
-        <w:rPr>
-          <w:lang w:val="en-US"/>
-        </w:rPr>
-        <w:t xml:space="preserve"> across </w:t>
+        <w:t xml:space="preserve">Embedded consultant across </w:t>
       </w:r>
       <w:r>
         <w:rPr>
@@ -1221,7 +1329,15 @@
           <w:bCs/>
           <w:lang w:val="en-US"/>
         </w:rPr>
-        <w:t>Solutions Architect — Polaris Wireless, Bangalore</w:t>
+        <w:t xml:space="preserve">Solutions Architect — Polaris Wireless, </w:t>
+      </w:r>
+      <w:r>
+        <w:rPr>
+          <w:b/>
+          <w:bCs/>
+          <w:lang w:val="en-US"/>
+        </w:rPr>
+        <w:t>Bangalore</w:t>
       </w:r>
       <w:r>
         <w:rPr>
@@ -1230,7 +1346,7 @@
           <w:color w:val="555555"/>
           <w:lang w:val="en-US"/>
         </w:rPr>
-        <w:t xml:space="preserve">  </w:t>
+        <w:t xml:space="preserve"> Feb</w:t>
       </w:r>
       <w:r>
         <w:rPr>
@@ -1239,16 +1355,7 @@
           <w:color w:val="555555"/>
           <w:lang w:val="en-US"/>
         </w:rPr>
-        <w:t xml:space="preserve"> </w:t>
-      </w:r>
-      <w:r>
-        <w:rPr>
-          <w:i/>
-          <w:iCs/>
-          <w:color w:val="555555"/>
-          <w:lang w:val="en-US"/>
-        </w:rPr>
-        <w:t>Feb 2014 – Aug 2020</w:t>
+        <w:t xml:space="preserve"> 2014 – Aug 2020</w:t>
       </w:r>
     </w:p>
     <w:p>
@@ -1302,7 +1409,15 @@
           <w:bCs/>
           <w:lang w:val="en-US"/>
         </w:rPr>
-        <w:t>Software Engineer &amp; Founder — Various / KNOCKS Solutions</w:t>
+        <w:t xml:space="preserve">Software Engineer &amp; Founder — Various / KNOCKS </w:t>
+      </w:r>
+      <w:r>
+        <w:rPr>
+          <w:b/>
+          <w:bCs/>
+          <w:lang w:val="en-US"/>
+        </w:rPr>
+        <w:t>Solutions</w:t>
       </w:r>
       <w:r>
         <w:rPr>
@@ -1311,7 +1426,7 @@
           <w:color w:val="555555"/>
           <w:lang w:val="en-US"/>
         </w:rPr>
-        <w:t xml:space="preserve"> </w:t>
+        <w:t xml:space="preserve"> 2003</w:t>
       </w:r>
       <w:r>
         <w:rPr>
@@ -1320,16 +1435,7 @@
           <w:color w:val="555555"/>
           <w:lang w:val="en-US"/>
         </w:rPr>
-        <w:t xml:space="preserve"> </w:t>
-      </w:r>
-      <w:r>
-        <w:rPr>
-          <w:i/>
-          <w:iCs/>
-          <w:color w:val="555555"/>
-          <w:lang w:val="en-US"/>
-        </w:rPr>
-        <w:t xml:space="preserve"> 2003 – 2014</w:t>
+        <w:t xml:space="preserve"> – 2014</w:t>
       </w:r>
     </w:p>
     <w:p>
@@ -1372,14 +1478,6 @@
     </w:p>
     <w:p>
       <w:pPr>
-        <w:spacing w:after="80"/>
-        <w:rPr>
-          <w:lang w:val="en-US"/>
-        </w:rPr>
-      </w:pPr>
-    </w:p>
-    <w:p>
-      <w:pPr>
         <w:pBdr>
           <w:bottom w:val="single" w:sz="6" w:space="4" w:color="1A3A5C"/>
         </w:pBdr>
@@ -1414,69 +1512,43 @@
           <w:bCs/>
           <w:lang w:val="en-US"/>
         </w:rPr>
-        <w:t>Bachelor of Engineering</w:t>
-      </w:r>
-      <w:r>
-        <w:rPr>
-          <w:b/>
-          <w:bCs/>
-          <w:lang w:val="en-US"/>
-        </w:rPr>
-        <w:t>,</w:t>
-      </w:r>
-      <w:r>
-        <w:rPr>
-          <w:b/>
-          <w:bCs/>
-          <w:lang w:val="en-US"/>
-        </w:rPr>
-        <w:t xml:space="preserve"> </w:t>
-      </w:r>
-      <w:r>
-        <w:rPr>
-          <w:i/>
-          <w:iCs/>
-          <w:lang w:val="en-US"/>
-        </w:rPr>
-        <w:t>Netaji Subhas Institute of Technology, Delhi</w:t>
-      </w:r>
-      <w:r>
-        <w:rPr>
-          <w:i/>
-          <w:iCs/>
-          <w:lang w:val="en-US"/>
-        </w:rPr>
-        <w:t xml:space="preserve"> </w:t>
-      </w:r>
-      <w:r>
-        <w:rPr>
-          <w:lang w:val="en-US"/>
-        </w:rPr>
-        <w:t xml:space="preserve">  |</w:t>
-      </w:r>
-      <w:r>
-        <w:rPr>
-          <w:lang w:val="en-US"/>
-        </w:rPr>
-        <w:t xml:space="preserve"> </w:t>
-      </w:r>
-      <w:r>
-        <w:rPr>
-          <w:lang w:val="en-US"/>
-        </w:rPr>
-        <w:t xml:space="preserve">  1999 </w:t>
-      </w:r>
-      <w:r>
-        <w:rPr>
+        <w:t xml:space="preserve">Bachelor of Engineering </w:t>
+      </w:r>
+      <w:r>
+        <w:rPr>
+          <w:b/>
+          <w:bCs/>
           <w:lang w:val="en-US"/>
         </w:rPr>
         <w:t>-</w:t>
       </w:r>
       <w:r>
         <w:rPr>
-          <w:lang w:val="en-US"/>
-        </w:rPr>
-        <w:t xml:space="preserve"> 2003</w:t>
+          <w:i/>
+          <w:iCs/>
+          <w:lang w:val="en-US"/>
+        </w:rPr>
+        <w:t xml:space="preserve"> Netaji Subhas Institute of Technology, </w:t>
+      </w:r>
+      <w:r>
+        <w:rPr>
+          <w:i/>
+          <w:iCs/>
+          <w:lang w:val="en-US"/>
+        </w:rPr>
+        <w:t>Delhi</w:t>
+      </w:r>
+      <w:r>
+        <w:rPr>
+          <w:lang w:val="en-US"/>
+        </w:rPr>
+        <w:t xml:space="preserve"> | 1999</w:t>
+      </w:r>
+      <w:r>
+        <w:rPr>
+          <w:lang w:val="en-US"/>
+        </w:rPr>
+        <w:t xml:space="preserve"> – 2003</w:t>
       </w:r>
     </w:p>
     <w:p>
@@ -1514,31 +1586,19 @@
         <w:rPr>
           <w:lang w:val="en-US"/>
         </w:rPr>
-        <w:t>AWS Certified Solutions Architect – Professional (SAP-C01)</w:t>
-      </w:r>
-      <w:r>
-        <w:rPr>
-          <w:lang w:val="en-US"/>
-        </w:rPr>
-        <w:t xml:space="preserve"> </w:t>
-      </w:r>
-      <w:r>
-        <w:rPr>
-          <w:lang w:val="en-US"/>
-        </w:rPr>
-        <w:t xml:space="preserve">  | </w:t>
-      </w:r>
-      <w:r>
-        <w:rPr>
-          <w:lang w:val="en-US"/>
-        </w:rPr>
-        <w:t xml:space="preserve"> </w:t>
-      </w:r>
-      <w:r>
-        <w:rPr>
-          <w:lang w:val="en-US"/>
-        </w:rPr>
-        <w:t xml:space="preserve"> Oct 2020</w:t>
+        <w:t>AWS Certified Solutions Architect – Professional (SAP-C01</w:t>
+      </w:r>
+      <w:r>
+        <w:rPr>
+          <w:lang w:val="en-US"/>
+        </w:rPr>
+        <w:t>) | Oct</w:t>
+      </w:r>
+      <w:r>
+        <w:rPr>
+          <w:lang w:val="en-US"/>
+        </w:rPr>
+        <w:t xml:space="preserve"> 2020</w:t>
       </w:r>
     </w:p>
     <w:p>
@@ -1557,31 +1617,19 @@
         <w:rPr>
           <w:lang w:val="en-US"/>
         </w:rPr>
-        <w:t xml:space="preserve">AWS Certified Security Specialty (SCS-C01)  </w:t>
-      </w:r>
-      <w:r>
-        <w:rPr>
-          <w:lang w:val="en-US"/>
-        </w:rPr>
-        <w:t xml:space="preserve"> </w:t>
-      </w:r>
-      <w:r>
-        <w:rPr>
-          <w:lang w:val="en-US"/>
-        </w:rPr>
-        <w:t>|</w:t>
-      </w:r>
-      <w:r>
-        <w:rPr>
-          <w:lang w:val="en-US"/>
-        </w:rPr>
-        <w:t xml:space="preserve"> </w:t>
-      </w:r>
-      <w:r>
-        <w:rPr>
-          <w:lang w:val="en-US"/>
-        </w:rPr>
-        <w:t xml:space="preserve">  Mar 2023</w:t>
+        <w:t>AWS Certified Security Specialty (SCS-C01</w:t>
+      </w:r>
+      <w:r>
+        <w:rPr>
+          <w:lang w:val="en-US"/>
+        </w:rPr>
+        <w:t>) | Mar</w:t>
+      </w:r>
+      <w:r>
+        <w:rPr>
+          <w:lang w:val="en-US"/>
+        </w:rPr>
+        <w:t xml:space="preserve"> 2023</w:t>
       </w:r>
     </w:p>
     <w:p>
@@ -1600,31 +1648,19 @@
         <w:rPr>
           <w:lang w:val="en-US"/>
         </w:rPr>
-        <w:t>Confluent Certified Developer for Apache Kafka</w:t>
-      </w:r>
-      <w:r>
-        <w:rPr>
-          <w:lang w:val="en-US"/>
-        </w:rPr>
-        <w:t xml:space="preserve"> </w:t>
-      </w:r>
-      <w:r>
-        <w:rPr>
-          <w:lang w:val="en-US"/>
-        </w:rPr>
-        <w:t xml:space="preserve">  |</w:t>
-      </w:r>
-      <w:r>
-        <w:rPr>
-          <w:lang w:val="en-US"/>
-        </w:rPr>
-        <w:t xml:space="preserve"> </w:t>
-      </w:r>
-      <w:r>
-        <w:rPr>
-          <w:lang w:val="en-US"/>
-        </w:rPr>
-        <w:t xml:space="preserve">  Jul 2019</w:t>
+        <w:t xml:space="preserve">Confluent Certified Developer for Apache </w:t>
+      </w:r>
+      <w:r>
+        <w:rPr>
+          <w:lang w:val="en-US"/>
+        </w:rPr>
+        <w:t>Kafka | Jul</w:t>
+      </w:r>
+      <w:r>
+        <w:rPr>
+          <w:lang w:val="en-US"/>
+        </w:rPr>
+        <w:t xml:space="preserve"> 2019</w:t>
       </w:r>
     </w:p>
     <w:p>
@@ -1643,40 +1679,20 @@
         <w:rPr>
           <w:lang w:val="en-US"/>
         </w:rPr>
-        <w:t xml:space="preserve">Databricks Certified Developer: Apache Spark 2.X  </w:t>
-      </w:r>
-      <w:r>
-        <w:rPr>
-          <w:lang w:val="en-US"/>
-        </w:rPr>
-        <w:t xml:space="preserve"> </w:t>
-      </w:r>
-      <w:r>
-        <w:rPr>
-          <w:lang w:val="en-US"/>
-        </w:rPr>
-        <w:t>|</w:t>
-      </w:r>
-      <w:r>
-        <w:rPr>
-          <w:lang w:val="en-US"/>
-        </w:rPr>
-        <w:t xml:space="preserve"> </w:t>
-      </w:r>
-      <w:r>
-        <w:rPr>
-          <w:lang w:val="en-US"/>
-        </w:rPr>
-        <w:t xml:space="preserve">  Jul 2019</w:t>
-      </w:r>
-    </w:p>
-    <w:p>
-      <w:pPr>
-        <w:spacing w:after="80"/>
-        <w:rPr>
-          <w:lang w:val="en-US"/>
-        </w:rPr>
-      </w:pPr>
+        <w:t xml:space="preserve">Databricks Certified Developer: Apache Spark </w:t>
+      </w:r>
+      <w:r>
+        <w:rPr>
+          <w:lang w:val="en-US"/>
+        </w:rPr>
+        <w:t>2.X | Jul</w:t>
+      </w:r>
+      <w:r>
+        <w:rPr>
+          <w:lang w:val="en-US"/>
+        </w:rPr>
+        <w:t xml:space="preserve"> 2019</w:t>
+      </w:r>
     </w:p>
     <w:p>
       <w:pPr>
@@ -1714,41 +1730,23 @@
           <w:bCs/>
           <w:lang w:val="en-US"/>
         </w:rPr>
-        <w:t xml:space="preserve">Real-Time Subscriber Profiling &amp; Location Estimation </w:t>
-      </w:r>
-      <w:proofErr w:type="gramStart"/>
-      <w:r>
-        <w:rPr>
-          <w:b/>
-          <w:bCs/>
-          <w:lang w:val="en-US"/>
-        </w:rPr>
-        <w:t xml:space="preserve">System </w:t>
-      </w:r>
-      <w:r>
-        <w:rPr>
-          <w:b/>
-          <w:bCs/>
-          <w:lang w:val="en-US"/>
-        </w:rPr>
-        <w:t xml:space="preserve"> -</w:t>
-      </w:r>
-      <w:proofErr w:type="gramEnd"/>
-      <w:r>
-        <w:rPr>
-          <w:b/>
-          <w:bCs/>
-          <w:lang w:val="en-US"/>
-        </w:rPr>
-        <w:t xml:space="preserve"> </w:t>
-      </w:r>
-      <w:r>
-        <w:rPr>
-          <w:i/>
-          <w:iCs/>
-          <w:lang w:val="en-US"/>
-        </w:rPr>
-        <w:t>US20230050646A1</w:t>
+        <w:t xml:space="preserve">Real-Time Subscriber Profiling &amp; Location Estimation System </w:t>
+      </w:r>
+      <w:r>
+        <w:rPr>
+          <w:i/>
+          <w:iCs/>
+          <w:lang w:val="en-US"/>
+        </w:rPr>
+        <w:t>-</w:t>
+      </w:r>
+      <w:r>
+        <w:rPr>
+          <w:i/>
+          <w:iCs/>
+          <w:lang w:val="en-US"/>
+        </w:rPr>
+        <w:t xml:space="preserve"> US20230050646A1</w:t>
       </w:r>
     </w:p>
     <w:p>
@@ -1778,10 +1776,10 @@
 <file path=word/numbering.xml><?xml version="1.0" encoding="utf-8"?>
 <w:numbering xmlns:wpc="http://schemas.microsoft.com/office/word/2010/wordprocessingCanvas" xmlns:cx="http://schemas.microsoft.com/office/drawing/2014/chartex" xmlns:cx1="http://schemas.microsoft.com/office/drawing/2015/9/8/chartex" xmlns:cx2="http://schemas.microsoft.com/office/drawing/2015/10/21/chartex" xmlns:cx3="http://schemas.microsoft.com/office/drawing/2016/5/9/chartex" xmlns:cx4="http://schemas.microsoft.com/office/drawing/2016/5/10/chartex" xmlns:cx5="http://schemas.microsoft.com/office/drawing/2016/5/11/chartex" xmlns:cx6="http://schemas.microsoft.com/office/drawing/2016/5/12/chartex" xmlns:cx7="http://schemas.microsoft.com/office/drawing/2016/5/13/chartex" xmlns:cx8="http://schemas.microsoft.com/office/drawing/2016/5/14/chartex" xmlns:mc="http://schemas.openxmlformats.org/markup-compatibility/2006" xmlns:aink="http://schemas.microsoft.com/office/drawing/2016/ink" xmlns:am3d="http://schemas.microsoft.com/office/drawing/2017/model3d" xmlns:o="urn:schemas-microsoft-com:office:office" xmlns:oel="http://schemas.microsoft.com/office/2019/extlst" xmlns:r="http://schemas.openxmlformats.org/officeDocument/2006/relationships" xmlns:m="http://schemas.openxmlformats.org/officeDocument/2006/math" xmlns:v="urn:schemas-microsoft-com:vml" xmlns:wp14="http://schemas.microsoft.com/office/word/2010/wordprocessingDrawing" xmlns:wp="http://schemas.openxmlformats.org/drawingml/2006/wordprocessingDrawing" xmlns:w10="urn:schemas-microsoft-com:office:word" xmlns:w="http://schemas.openxmlformats.org/wordprocessingml/2006/main" xmlns:w14="http://schemas.microsoft.com/office/word/2010/wordml" xmlns:w15="http://schemas.microsoft.com/office/word/2012/wordml" xmlns:w16cex="http://schemas.microsoft.com/office/word/2018/wordml/cex" xmlns:w16cid="http://schemas.microsoft.com/office/word/2016/wordml/cid" xmlns:w16="http://schemas.microsoft.com/office/word/2018/wordml" xmlns:w16du="http://schemas.microsoft.com/office/word/2023/wordml/word16du" xmlns:w16sdtdh="http://schemas.microsoft.com/office/word/2020/wordml/sdtdatahash" xmlns:w16sdtfl="http://schemas.microsoft.com/office/word/2024/wordml/sdtformatlock" xmlns:w16se="http://schemas.microsoft.com/office/word/2015/wordml/symex" xmlns:wpg="http://schemas.microsoft.com/office/word/2010/wordprocessingGroup" xmlns:wpi="http://schemas.microsoft.com/office/word/2010/wordprocessingInk" xmlns:wne="http://schemas.microsoft.com/office/word/2006/wordml" xmlns:wps="http://schemas.microsoft.com/office/word/2010/wordprocessingShape" mc:Ignorable="w14 w15 w16se w16cid w16 w16cex w16sdtdh w16sdtfl w16du wp14">
   <w:abstractNum w:abstractNumId="0" w15:restartNumberingAfterBreak="0">
-    <w:nsid w:val="5A6E752B"/>
+    <w:nsid w:val="0EDD568C"/>
     <w:multiLevelType w:val="hybridMultilevel"/>
-    <w:tmpl w:val="95AA3748"/>
-    <w:lvl w:ilvl="0" w:tplc="2D28AF84">
+    <w:tmpl w:val="24DEAA8E"/>
+    <w:lvl w:ilvl="0" w:tplc="92A2F49E">
       <w:start w:val="1"/>
       <w:numFmt w:val="bullet"/>
       <w:lvlText w:val="•"/>
@@ -1790,52 +1788,52 @@
         <w:ind w:left="360" w:hanging="200"/>
       </w:pPr>
     </w:lvl>
-    <w:lvl w:ilvl="1" w:tplc="F448034E">
+    <w:lvl w:ilvl="1" w:tplc="F140DBD0">
       <w:numFmt w:val="decimal"/>
       <w:lvlText w:val=""/>
       <w:lvlJc w:val="left"/>
     </w:lvl>
-    <w:lvl w:ilvl="2" w:tplc="35AEE1AE">
+    <w:lvl w:ilvl="2" w:tplc="63F634BE">
       <w:numFmt w:val="decimal"/>
       <w:lvlText w:val=""/>
       <w:lvlJc w:val="left"/>
     </w:lvl>
-    <w:lvl w:ilvl="3" w:tplc="4FBE8E42">
+    <w:lvl w:ilvl="3" w:tplc="D9F2CE48">
       <w:numFmt w:val="decimal"/>
       <w:lvlText w:val=""/>
       <w:lvlJc w:val="left"/>
     </w:lvl>
-    <w:lvl w:ilvl="4" w:tplc="EDAC8EC4">
+    <w:lvl w:ilvl="4" w:tplc="346A388C">
       <w:numFmt w:val="decimal"/>
       <w:lvlText w:val=""/>
       <w:lvlJc w:val="left"/>
     </w:lvl>
-    <w:lvl w:ilvl="5" w:tplc="8C54E378">
+    <w:lvl w:ilvl="5" w:tplc="C7C8D8C4">
       <w:numFmt w:val="decimal"/>
       <w:lvlText w:val=""/>
       <w:lvlJc w:val="left"/>
     </w:lvl>
-    <w:lvl w:ilvl="6" w:tplc="EDF8ECC8">
+    <w:lvl w:ilvl="6" w:tplc="9356EB40">
       <w:numFmt w:val="decimal"/>
       <w:lvlText w:val=""/>
       <w:lvlJc w:val="left"/>
     </w:lvl>
-    <w:lvl w:ilvl="7" w:tplc="401A8900">
+    <w:lvl w:ilvl="7" w:tplc="B518F100">
       <w:numFmt w:val="decimal"/>
       <w:lvlText w:val=""/>
       <w:lvlJc w:val="left"/>
     </w:lvl>
-    <w:lvl w:ilvl="8" w:tplc="6032BA76">
+    <w:lvl w:ilvl="8" w:tplc="1F98838E">
       <w:numFmt w:val="decimal"/>
       <w:lvlText w:val=""/>
       <w:lvlJc w:val="left"/>
     </w:lvl>
   </w:abstractNum>
   <w:abstractNum w:abstractNumId="1" w15:restartNumberingAfterBreak="0">
-    <w:nsid w:val="6A6D1340"/>
+    <w:nsid w:val="3B0A2C75"/>
     <w:multiLevelType w:val="hybridMultilevel"/>
-    <w:tmpl w:val="09A68FF0"/>
-    <w:lvl w:ilvl="0" w:tplc="7ED2DF4E">
+    <w:tmpl w:val="F04AF2D4"/>
+    <w:lvl w:ilvl="0" w:tplc="6A0847D0">
       <w:start w:val="1"/>
       <w:numFmt w:val="bullet"/>
       <w:lvlText w:val="●"/>
@@ -1844,7 +1842,7 @@
         <w:ind w:left="720" w:hanging="360"/>
       </w:pPr>
     </w:lvl>
-    <w:lvl w:ilvl="1" w:tplc="72B60ECC">
+    <w:lvl w:ilvl="1" w:tplc="8632AF02">
       <w:start w:val="1"/>
       <w:numFmt w:val="bullet"/>
       <w:lvlText w:val="○"/>
@@ -1853,7 +1851,7 @@
         <w:ind w:left="1440" w:hanging="360"/>
       </w:pPr>
     </w:lvl>
-    <w:lvl w:ilvl="2" w:tplc="E6BEB7F4">
+    <w:lvl w:ilvl="2" w:tplc="6A9C3F68">
       <w:start w:val="1"/>
       <w:numFmt w:val="bullet"/>
       <w:lvlText w:val="■"/>
@@ -1862,7 +1860,7 @@
         <w:ind w:left="2160" w:hanging="360"/>
       </w:pPr>
     </w:lvl>
-    <w:lvl w:ilvl="3" w:tplc="C338D92A">
+    <w:lvl w:ilvl="3" w:tplc="049E8864">
       <w:start w:val="1"/>
       <w:numFmt w:val="bullet"/>
       <w:lvlText w:val="●"/>
@@ -1871,7 +1869,7 @@
         <w:ind w:left="2880" w:hanging="360"/>
       </w:pPr>
     </w:lvl>
-    <w:lvl w:ilvl="4" w:tplc="D1CE6D1C">
+    <w:lvl w:ilvl="4" w:tplc="EC285030">
       <w:start w:val="1"/>
       <w:numFmt w:val="bullet"/>
       <w:lvlText w:val="○"/>
@@ -1880,7 +1878,7 @@
         <w:ind w:left="3600" w:hanging="360"/>
       </w:pPr>
     </w:lvl>
-    <w:lvl w:ilvl="5" w:tplc="3AD43C40">
+    <w:lvl w:ilvl="5" w:tplc="DA9624B0">
       <w:start w:val="1"/>
       <w:numFmt w:val="bullet"/>
       <w:lvlText w:val="■"/>
@@ -1889,7 +1887,7 @@
         <w:ind w:left="4320" w:hanging="360"/>
       </w:pPr>
     </w:lvl>
-    <w:lvl w:ilvl="6" w:tplc="AE104278">
+    <w:lvl w:ilvl="6" w:tplc="F37A453A">
       <w:start w:val="1"/>
       <w:numFmt w:val="bullet"/>
       <w:lvlText w:val="●"/>
@@ -1898,7 +1896,7 @@
         <w:ind w:left="5040" w:hanging="360"/>
       </w:pPr>
     </w:lvl>
-    <w:lvl w:ilvl="7" w:tplc="45F4065C">
+    <w:lvl w:ilvl="7" w:tplc="3BD24FF6">
       <w:start w:val="1"/>
       <w:numFmt w:val="bullet"/>
       <w:lvlText w:val="●"/>
@@ -1907,7 +1905,7 @@
         <w:ind w:left="5760" w:hanging="360"/>
       </w:pPr>
     </w:lvl>
-    <w:lvl w:ilvl="8" w:tplc="36A4BF6A">
+    <w:lvl w:ilvl="8" w:tplc="1974FA36">
       <w:start w:val="1"/>
       <w:numFmt w:val="bullet"/>
       <w:lvlText w:val="●"/>
@@ -1917,13 +1915,13 @@
       </w:pPr>
     </w:lvl>
   </w:abstractNum>
-  <w:num w:numId="1" w16cid:durableId="1025709617">
+  <w:num w:numId="1" w16cid:durableId="35132014">
     <w:abstractNumId w:val="1"/>
     <w:lvlOverride w:ilvl="0">
       <w:startOverride w:val="1"/>
     </w:lvlOverride>
   </w:num>
-  <w:num w:numId="2" w16cid:durableId="1006980488">
+  <w:num w:numId="2" w16cid:durableId="1544175901">
     <w:abstractNumId w:val="0"/>
     <w:lvlOverride w:ilvl="0">
       <w:startOverride w:val="1"/>

--- a/public/RaviGyani_CV.docx
+++ b/public/RaviGyani_CV.docx
@@ -347,7 +347,19 @@
         <w:rPr>
           <w:lang w:val="en-US"/>
         </w:rPr>
-        <w:t xml:space="preserve">, </w:t>
+        <w:t>,</w:t>
+      </w:r>
+      <w:r>
+        <w:rPr>
+          <w:lang w:val="en-US"/>
+        </w:rPr>
+        <w:t>Springboot,</w:t>
+      </w:r>
+      <w:r>
+        <w:rPr>
+          <w:lang w:val="en-US"/>
+        </w:rPr>
+        <w:t xml:space="preserve"> </w:t>
       </w:r>
       <w:r>
         <w:rPr>
@@ -524,19 +536,7 @@
         <w:rPr>
           <w:lang w:val="en-US"/>
         </w:rPr>
-        <w:t>Rearchitected a legacy monolith to a cloud-native, event-driven architecture on AWS Kinesis, DynamoDB, and Kubernetes (</w:t>
-      </w:r>
-      <w:r>
-        <w:rPr>
-          <w:lang w:val="en-US"/>
-        </w:rPr>
-        <w:t>KEDA)</w:t>
-      </w:r>
-      <w:r>
-        <w:rPr>
-          <w:lang w:val="en-US"/>
-        </w:rPr>
-        <w:t xml:space="preserve"> enabling real-time data processing and fault isolation.</w:t>
+        <w:t>Rearchitected a legacy monolith to a cloud-native, event-driven architecture on AWS Kinesis, DynamoDB, and Kubernetes (KEDA) enabling real-time data processing and fault isolation.</w:t>
       </w:r>
     </w:p>
     <w:p>
@@ -609,15 +609,7 @@
           <w:bCs/>
           <w:lang w:val="en-US"/>
         </w:rPr>
-        <w:t xml:space="preserve">Eliminated a Database Dependency with Stateless </w:t>
-      </w:r>
-      <w:r>
-        <w:rPr>
-          <w:b/>
-          <w:bCs/>
-          <w:lang w:val="en-US"/>
-        </w:rPr>
-        <w:t>RBAC</w:t>
+        <w:t>Eliminated a Database Dependency with Stateless RBAC</w:t>
       </w:r>
       <w:r>
         <w:rPr>

--- a/public/RaviGyani_CV.docx
+++ b/public/RaviGyani_CV.docx
@@ -27,7 +27,7 @@
           <w:sz w:val="20"/>
           <w:szCs w:val="20"/>
         </w:rPr>
-        <w:t xml:space="preserve">Munich, DE  |  (+49) 151 202 87955  |  </w:t>
+        <w:t xml:space="preserve">Munich, DE| (+49) 151 202 87955 |  </w:t>
       </w:r>
       <w:hyperlink r:id="rId5" w:history="1">
         <w:r>
@@ -353,12 +353,6 @@
         <w:rPr>
           <w:lang w:val="en-US"/>
         </w:rPr>
-        <w:t>Springboot,</w:t>
-      </w:r>
-      <w:r>
-        <w:rPr>
-          <w:lang w:val="en-US"/>
-        </w:rPr>
         <w:t xml:space="preserve"> </w:t>
       </w:r>
       <w:r>
@@ -447,7 +441,21 @@
         <w:rPr>
           <w:lang w:val="en-US"/>
         </w:rPr>
-        <w:t>Designed an NLP-driven interface for OpenSearch, replacing traditional GUI filters with natural language queries, improving operator efficiency significantly.</w:t>
+        <w:t xml:space="preserve">Designed an </w:t>
+      </w:r>
+      <w:r>
+        <w:rPr>
+          <w:b/>
+          <w:bCs/>
+          <w:lang w:val="en-US"/>
+        </w:rPr>
+        <w:t>NLP-driven interface for OpenSearch</w:t>
+      </w:r>
+      <w:r>
+        <w:rPr>
+          <w:lang w:val="en-US"/>
+        </w:rPr>
+        <w:t>, replacing traditional GUI filters with natural language queries, improving operator efficiency significantly.</w:t>
       </w:r>
     </w:p>
     <w:p>
@@ -464,9 +472,17 @@
       </w:pPr>
       <w:r>
         <w:rPr>
-          <w:lang w:val="en-US"/>
-        </w:rPr>
-        <w:t>Fine-tuned a seq2seq model on Claude 3-generated training data, deployed via auto-scaling ECS for low-latency inference.</w:t>
+          <w:b/>
+          <w:bCs/>
+          <w:lang w:val="en-US"/>
+        </w:rPr>
+        <w:t>Fine-tuned a seq2seq model</w:t>
+      </w:r>
+      <w:r>
+        <w:rPr>
+          <w:lang w:val="en-US"/>
+        </w:rPr>
+        <w:t xml:space="preserve"> on Claude 3-generated training data, deployed via auto-scaling ECS for low-latency inference.</w:t>
       </w:r>
       <w:r>
         <w:rPr>
@@ -478,7 +494,31 @@
         <w:rPr>
           <w:lang w:val="en-US"/>
         </w:rPr>
-        <w:t>Automated the full model lifecycle — dataset generation (Bedrock/S3), fine-tuning, containerization, and deployment — enabling rapid iteration as schemas evolve.</w:t>
+        <w:t xml:space="preserve">Automated the full model </w:t>
+      </w:r>
+      <w:r>
+        <w:rPr>
+          <w:lang w:val="en-US"/>
+        </w:rPr>
+        <w:t>lifecycle:</w:t>
+      </w:r>
+      <w:r>
+        <w:rPr>
+          <w:lang w:val="en-US"/>
+        </w:rPr>
+        <w:t xml:space="preserve"> dataset generation (Bedrock/S3), fine-tuning, containerization, and deployment </w:t>
+      </w:r>
+      <w:r>
+        <w:rPr>
+          <w:lang w:val="en-US"/>
+        </w:rPr>
+        <w:t>–</w:t>
+      </w:r>
+      <w:r>
+        <w:rPr>
+          <w:lang w:val="en-US"/>
+        </w:rPr>
+        <w:t xml:space="preserve"> enabling rapid iteration as schemas evolve.</w:t>
       </w:r>
     </w:p>
     <w:p>
@@ -555,7 +595,27 @@
         <w:rPr>
           <w:lang w:val="en-US"/>
         </w:rPr>
-        <w:t>Cut stock recalculation latency from 30 minutes to under 2 seconds using AWS Kinesis and Pandas.</w:t>
+        <w:t xml:space="preserve">Cut stock recalculation latency </w:t>
+      </w:r>
+      <w:r>
+        <w:rPr>
+          <w:b/>
+          <w:bCs/>
+          <w:lang w:val="en-US"/>
+        </w:rPr>
+        <w:t>from 30 minutes to under 2 seconds</w:t>
+      </w:r>
+      <w:r>
+        <w:rPr>
+          <w:lang w:val="en-US"/>
+        </w:rPr>
+        <w:t xml:space="preserve"> precomputing across distributed nodes</w:t>
+      </w:r>
+      <w:r>
+        <w:rPr>
+          <w:lang w:val="en-US"/>
+        </w:rPr>
+        <w:t>.</w:t>
       </w:r>
     </w:p>
     <w:p>
@@ -574,7 +634,45 @@
         <w:rPr>
           <w:lang w:val="en-US"/>
         </w:rPr>
-        <w:t>Consolidated fragmented upstream article-status streams into a single authoritative source of truth, reducing operational costs by 75% ($12k → $3k/month).</w:t>
+        <w:t xml:space="preserve">Consolidated fragmented upstream article-status streams into a single authoritative source of truth, </w:t>
+      </w:r>
+      <w:r>
+        <w:rPr>
+          <w:b/>
+          <w:bCs/>
+          <w:lang w:val="en-US"/>
+        </w:rPr>
+        <w:t>reducing operational costs by 75%</w:t>
+      </w:r>
+      <w:r>
+        <w:rPr>
+          <w:lang w:val="en-US"/>
+        </w:rPr>
+        <w:t xml:space="preserve"> ($1</w:t>
+      </w:r>
+      <w:r>
+        <w:rPr>
+          <w:lang w:val="en-US"/>
+        </w:rPr>
+        <w:t>08</w:t>
+      </w:r>
+      <w:r>
+        <w:rPr>
+          <w:lang w:val="en-US"/>
+        </w:rPr>
+        <w:t>k</w:t>
+      </w:r>
+      <w:r>
+        <w:rPr>
+          <w:lang w:val="en-US"/>
+        </w:rPr>
+        <w:t xml:space="preserve"> annual saving</w:t>
+      </w:r>
+      <w:r>
+        <w:rPr>
+          <w:lang w:val="en-US"/>
+        </w:rPr>
+        <w:t>).</w:t>
       </w:r>
     </w:p>
     <w:p>
@@ -586,54 +684,58 @@
         </w:numPr>
         <w:spacing w:after="40"/>
         <w:rPr>
-          <w:lang w:val="en-US"/>
-        </w:rPr>
-      </w:pPr>
-      <w:r>
-        <w:rPr>
-          <w:lang w:val="en-US"/>
-        </w:rPr>
-        <w:t>When upstream services dropped events mid-launch, designed and shipped a reconciliation processor using S3 snapshots that reduced a potential week of manual recovery to a few hours.</w:t>
-      </w:r>
-    </w:p>
-    <w:p>
-      <w:pPr>
-        <w:spacing w:before="140" w:after="40"/>
-        <w:rPr>
-          <w:lang w:val="en-US"/>
-        </w:rPr>
-      </w:pPr>
-      <w:r>
-        <w:rPr>
-          <w:b/>
-          <w:bCs/>
-          <w:lang w:val="en-US"/>
-        </w:rPr>
-        <w:t>Eliminated a Database Dependency with Stateless RBAC</w:t>
-      </w:r>
-      <w:r>
-        <w:rPr>
-          <w:i/>
-          <w:iCs/>
-          <w:lang w:val="en-US"/>
+          <w:lang/>
+        </w:rPr>
+      </w:pPr>
+      <w:r>
+        <w:rPr>
+          <w:lang/>
+        </w:rPr>
+        <w:t>B</w:t>
+      </w:r>
+      <w:r>
+        <w:rPr>
+          <w:lang/>
+        </w:rPr>
+        <w:t xml:space="preserve">Engineered an automated reconciliation processor </w:t>
+      </w:r>
+      <w:r>
+        <w:rPr>
+          <w:b/>
+          <w:bCs/>
+          <w:lang/>
+        </w:rPr>
+        <w:t>using Bloom filters</w:t>
+      </w:r>
+      <w:r>
+        <w:rPr>
+          <w:lang/>
+        </w:rPr>
+        <w:t xml:space="preserve"> to recover from upstream event loss, reducing system recovery time from 7 days of manual effort to under </w:t>
+      </w:r>
+      <w:r>
+        <w:rPr>
+          <w:lang w:val="en-IN"/>
+        </w:rPr>
+        <w:t>2</w:t>
+      </w:r>
+      <w:r>
+        <w:rPr>
+          <w:lang/>
+        </w:rPr>
+        <w:t xml:space="preserve"> hours</w:t>
+      </w:r>
+      <w:r>
+        <w:rPr>
+          <w:lang w:val="en-IN"/>
+        </w:rPr>
+        <w:t>.</w:t>
+      </w:r>
+      <w:r>
+        <w:rPr>
+          <w:lang/>
         </w:rPr>
         <w:t xml:space="preserve"> </w:t>
-      </w:r>
-      <w:r>
-        <w:rPr>
-          <w:i/>
-          <w:iCs/>
-          <w:lang w:val="en-US"/>
-        </w:rPr>
-        <w:t xml:space="preserve">- </w:t>
-      </w:r>
-      <w:r>
-        <w:rPr>
-          <w:i/>
-          <w:iCs/>
-          <w:lang w:val="en-US"/>
-        </w:rPr>
-        <w:t>Luxoft GmbH</w:t>
       </w:r>
     </w:p>
     <w:p>
@@ -650,9 +752,57 @@
       </w:pPr>
       <w:r>
         <w:rPr>
-          <w:lang w:val="en-US"/>
-        </w:rPr>
-        <w:t>Replaced a DB-backed permission system with Cognito custom attributes embedded in the JWT — removing an entire API Gateway + database round-trip while maintaining tamper-proof security.</w:t>
+          <w:lang/>
+        </w:rPr>
+        <w:t xml:space="preserve">Protected DynamoDB write costs against a </w:t>
+      </w:r>
+      <w:r>
+        <w:rPr>
+          <w:b/>
+          <w:bCs/>
+          <w:lang w:val="en-IN"/>
+        </w:rPr>
+        <w:t>5</w:t>
+      </w:r>
+      <w:r>
+        <w:rPr>
+          <w:b/>
+          <w:bCs/>
+          <w:lang/>
+        </w:rPr>
+        <w:t>0x traffic spike</w:t>
+      </w:r>
+      <w:r>
+        <w:rPr>
+          <w:lang/>
+        </w:rPr>
+        <w:t xml:space="preserve"> from </w:t>
+      </w:r>
+      <w:r>
+        <w:rPr>
+          <w:lang w:val="en-IN"/>
+        </w:rPr>
+        <w:t xml:space="preserve">legacy </w:t>
+      </w:r>
+      <w:r>
+        <w:rPr>
+          <w:lang/>
+        </w:rPr>
+        <w:t xml:space="preserve">upstream sources by implementing a </w:t>
+      </w:r>
+      <w:r>
+        <w:rPr>
+          <w:b/>
+          <w:bCs/>
+          <w:lang/>
+        </w:rPr>
+        <w:t>Leaky Bucket</w:t>
+      </w:r>
+      <w:r>
+        <w:rPr>
+          <w:lang/>
+        </w:rPr>
+        <w:t xml:space="preserve"> throttling layer, smoothing bursty ingestion into controlled, predictable write throughput.</w:t>
       </w:r>
     </w:p>
     <w:p>
@@ -668,15 +818,7 @@
           <w:bCs/>
           <w:lang w:val="en-US"/>
         </w:rPr>
-        <w:t xml:space="preserve">Reduced AMI Provisioning from 1 Day to 5 </w:t>
-      </w:r>
-      <w:r>
-        <w:rPr>
-          <w:b/>
-          <w:bCs/>
-          <w:lang w:val="en-US"/>
-        </w:rPr>
-        <w:t>Minutes</w:t>
+        <w:t>Eliminated a Database Dependency with Stateless RBAC</w:t>
       </w:r>
       <w:r>
         <w:rPr>
@@ -719,7 +861,55 @@
         <w:rPr>
           <w:lang w:val="en-US"/>
         </w:rPr>
-        <w:t>Automated Windows EC2 provisioning via Step Functions — cutting a full-day manual process to under 5 minutes, with auto-shutdown on CPU idle for cost savings.</w:t>
+        <w:t>Replaced a DB-backed permission system with Cognito custom attributes embedded in the JWT — removing an entire API Gateway + database round-trip while maintaining tamper-proof security.</w:t>
+      </w:r>
+    </w:p>
+    <w:p>
+      <w:pPr>
+        <w:spacing w:before="140" w:after="40"/>
+        <w:rPr>
+          <w:lang w:val="en-US"/>
+        </w:rPr>
+      </w:pPr>
+      <w:r>
+        <w:rPr>
+          <w:b/>
+          <w:bCs/>
+          <w:lang w:val="en-US"/>
+        </w:rPr>
+        <w:t xml:space="preserve">Reduced AMI Provisioning from 1 Day to 5 </w:t>
+      </w:r>
+      <w:r>
+        <w:rPr>
+          <w:b/>
+          <w:bCs/>
+          <w:lang w:val="en-US"/>
+        </w:rPr>
+        <w:t>Minutes</w:t>
+      </w:r>
+      <w:r>
+        <w:rPr>
+          <w:i/>
+          <w:iCs/>
+          <w:lang w:val="en-US"/>
+        </w:rPr>
+        <w:t xml:space="preserve"> </w:t>
+      </w:r>
+      <w:r>
+        <w:rPr>
+          <w:i/>
+          <w:iCs/>
+          <w:lang w:val="en-US"/>
+        </w:rPr>
+        <w:t xml:space="preserve">- </w:t>
+      </w:r>
+      <w:r>
+        <w:rPr>
+          <w:i/>
+          <w:iCs/>
+          <w:lang w:val="en-US"/>
+        </w:rPr>
+        <w:t>Luxoft GmbH</w:t>
       </w:r>
     </w:p>
     <w:p>
@@ -738,71 +928,7 @@
         <w:rPr>
           <w:lang w:val="en-US"/>
         </w:rPr>
-        <w:t>I</w:t>
-      </w:r>
-      <w:r>
-        <w:rPr>
-          <w:lang w:val="en-US"/>
-        </w:rPr>
-        <w:t xml:space="preserve">mplemented SSM Managed Instance Core, eliminating the need for public IPs entirely </w:t>
-      </w:r>
-      <w:r>
-        <w:rPr>
-          <w:lang w:val="en-US"/>
-        </w:rPr>
-        <w:t>-</w:t>
-      </w:r>
-      <w:r>
-        <w:rPr>
-          <w:lang w:val="en-US"/>
-        </w:rPr>
-        <w:t xml:space="preserve"> turning a provisioning tool into a secure, self-service platform adopted across multiple teams</w:t>
-      </w:r>
-      <w:r>
-        <w:rPr>
-          <w:lang w:val="en-US"/>
-        </w:rPr>
-        <w:t>.</w:t>
-      </w:r>
-    </w:p>
-    <w:p>
-      <w:pPr>
-        <w:spacing w:before="140" w:after="40"/>
-        <w:rPr>
-          <w:lang w:val="en-US"/>
-        </w:rPr>
-      </w:pPr>
-      <w:r>
-        <w:rPr>
-          <w:b/>
-          <w:bCs/>
-          <w:lang w:val="en-US"/>
-        </w:rPr>
-        <w:t>Built Federated ML Pipeline for Automotive Fault Detection</w:t>
-      </w:r>
-      <w:r>
-        <w:rPr>
-          <w:i/>
-          <w:iCs/>
-          <w:lang w:val="en-US"/>
-        </w:rPr>
-        <w:t xml:space="preserve"> -</w:t>
-      </w:r>
-      <w:r>
-        <w:rPr>
-          <w:i/>
-          <w:iCs/>
-          <w:lang w:val="en-US"/>
-        </w:rPr>
-        <w:t xml:space="preserve"> </w:t>
-      </w:r>
-      <w:r>
-        <w:rPr>
-          <w:i/>
-          <w:iCs/>
-          <w:lang w:val="en-US"/>
-        </w:rPr>
-        <w:t>Luxoft GmbH</w:t>
+        <w:t>Automated Windows EC2 provisioning via Step Functions — cutting a full-day manual process to under 5 minutes, with auto-shutdown on CPU idle for cost savings.</w:t>
       </w:r>
     </w:p>
     <w:p>
@@ -821,25 +947,25 @@
         <w:rPr>
           <w:lang w:val="en-US"/>
         </w:rPr>
-        <w:t xml:space="preserve">Implemented Flower federated learning with AWS IoT Core, ECS, and Greengrass to train models across distributed vehicle telemetry without centralizing sensitive data, enabling real-time </w:t>
-      </w:r>
-      <w:r>
-        <w:rPr>
-          <w:lang w:val="en-US"/>
-        </w:rPr>
-        <w:t xml:space="preserve">fleet-wide </w:t>
-      </w:r>
-      <w:r>
-        <w:rPr>
-          <w:lang w:val="en-US"/>
-        </w:rPr>
-        <w:t>fault detectio</w:t>
-      </w:r>
-      <w:r>
-        <w:rPr>
-          <w:lang w:val="en-US"/>
-        </w:rPr>
-        <w:t>n</w:t>
+        <w:t>I</w:t>
+      </w:r>
+      <w:r>
+        <w:rPr>
+          <w:lang w:val="en-US"/>
+        </w:rPr>
+        <w:t xml:space="preserve">mplemented SSM Managed Instance Core, eliminating the need for public IPs entirely </w:t>
+      </w:r>
+      <w:r>
+        <w:rPr>
+          <w:lang w:val="en-US"/>
+        </w:rPr>
+        <w:t>-</w:t>
+      </w:r>
+      <w:r>
+        <w:rPr>
+          <w:lang w:val="en-US"/>
+        </w:rPr>
+        <w:t xml:space="preserve"> turning a provisioning tool into a secure, self-service platform adopted across multiple teams</w:t>
       </w:r>
       <w:r>
         <w:rPr>
@@ -850,27 +976,6 @@
     </w:p>
     <w:p>
       <w:pPr>
-        <w:spacing w:after="40"/>
-        <w:rPr>
-          <w:lang w:val="en-US"/>
-        </w:rPr>
-      </w:pPr>
-    </w:p>
-    <w:p>
-      <w:pPr>
-        <w:rPr>
-          <w:lang w:val="en-US"/>
-        </w:rPr>
-      </w:pPr>
-      <w:r>
-        <w:rPr>
-          <w:lang w:val="en-US"/>
-        </w:rPr>
-        <w:br w:type="page"/>
-      </w:r>
-    </w:p>
-    <w:p>
-      <w:pPr>
         <w:spacing w:before="140" w:after="40"/>
         <w:rPr>
           <w:lang w:val="en-US"/>
@@ -882,16 +987,7 @@
           <w:bCs/>
           <w:lang w:val="en-US"/>
         </w:rPr>
-        <w:lastRenderedPageBreak/>
-        <w:t>Slashed Cloud Compute Costs by 90</w:t>
-      </w:r>
-      <w:r>
-        <w:rPr>
-          <w:b/>
-          <w:bCs/>
-          <w:lang w:val="en-US"/>
-        </w:rPr>
-        <w:t>%</w:t>
+        <w:t>Built Federated ML Pipeline for Automotive Fault Detection</w:t>
       </w:r>
       <w:r>
         <w:rPr>
@@ -934,7 +1030,85 @@
         <w:rPr>
           <w:lang w:val="en-US"/>
         </w:rPr>
-        <w:t>Inherited a costly batch-processing workflow using Airflow, EFS, S3, and AWS Batch.</w:t>
+        <w:t xml:space="preserve">Implemented Flower federated learning with AWS IoT Core, ECS, and Greengrass to train models across distributed vehicle telemetry without centralizing sensitive data, enabling real-time </w:t>
+      </w:r>
+      <w:r>
+        <w:rPr>
+          <w:lang w:val="en-US"/>
+        </w:rPr>
+        <w:t xml:space="preserve">fleet-wide </w:t>
+      </w:r>
+      <w:r>
+        <w:rPr>
+          <w:lang w:val="en-US"/>
+        </w:rPr>
+        <w:t>fault detectio</w:t>
+      </w:r>
+      <w:r>
+        <w:rPr>
+          <w:lang w:val="en-US"/>
+        </w:rPr>
+        <w:t>n</w:t>
+      </w:r>
+      <w:r>
+        <w:rPr>
+          <w:lang w:val="en-US"/>
+        </w:rPr>
+        <w:t>.</w:t>
+      </w:r>
+    </w:p>
+    <w:p>
+      <w:pPr>
+        <w:rPr>
+          <w:lang w:val="en-US"/>
+        </w:rPr>
+      </w:pPr>
+      <w:r>
+        <w:rPr>
+          <w:lang w:val="en-US"/>
+        </w:rPr>
+        <w:lastRenderedPageBreak/>
+        <w:br/>
+      </w:r>
+      <w:r>
+        <w:rPr>
+          <w:b/>
+          <w:bCs/>
+          <w:lang w:val="en-US"/>
+        </w:rPr>
+        <w:t>Slashed Cloud Compute Costs by 90</w:t>
+      </w:r>
+      <w:r>
+        <w:rPr>
+          <w:b/>
+          <w:bCs/>
+          <w:lang w:val="en-US"/>
+        </w:rPr>
+        <w:t>%</w:t>
+      </w:r>
+      <w:r>
+        <w:rPr>
+          <w:i/>
+          <w:iCs/>
+          <w:lang w:val="en-US"/>
+        </w:rPr>
+        <w:t xml:space="preserve"> -</w:t>
+      </w:r>
+      <w:r>
+        <w:rPr>
+          <w:i/>
+          <w:iCs/>
+          <w:lang w:val="en-US"/>
+        </w:rPr>
+        <w:t xml:space="preserve"> </w:t>
+      </w:r>
+      <w:r>
+        <w:rPr>
+          <w:i/>
+          <w:iCs/>
+          <w:lang w:val="en-US"/>
+        </w:rPr>
+        <w:t>Luxoft GmbH</w:t>
       </w:r>
     </w:p>
     <w:p>
@@ -953,47 +1127,7 @@
         <w:rPr>
           <w:lang w:val="en-US"/>
         </w:rPr>
-        <w:t>Re-architected using Step Functions, Spot Instances, and S3 runtime mounts, cutting compute costs by 90% while improving reliability and scalability.</w:t>
-      </w:r>
-    </w:p>
-    <w:p>
-      <w:pPr>
-        <w:spacing w:before="140" w:after="40"/>
-        <w:rPr>
-          <w:lang w:val="en-US"/>
-        </w:rPr>
-      </w:pPr>
-      <w:r>
-        <w:rPr>
-          <w:b/>
-          <w:bCs/>
-          <w:lang w:val="en-US"/>
-        </w:rPr>
-        <w:t>Eliminated 99% of Container CVEs via Automated Pipeline</w:t>
-      </w:r>
-      <w:r>
-        <w:rPr>
-          <w:i/>
-          <w:iCs/>
-          <w:lang w:val="en-US"/>
-        </w:rPr>
-        <w:t xml:space="preserve"> </w:t>
-      </w:r>
-      <w:r>
-        <w:rPr>
-          <w:i/>
-          <w:iCs/>
-          <w:lang w:val="en-US"/>
-        </w:rPr>
-        <w:t xml:space="preserve">- </w:t>
-      </w:r>
-      <w:r>
-        <w:rPr>
-          <w:i/>
-          <w:iCs/>
-          <w:lang w:val="en-US"/>
-        </w:rPr>
-        <w:t>Luxoft GmbH</w:t>
+        <w:t>Inherited a costly batch-processing workflow using Airflow, EFS, S3, and AWS Batch.</w:t>
       </w:r>
     </w:p>
     <w:p>
@@ -1012,7 +1146,7 @@
         <w:rPr>
           <w:lang w:val="en-US"/>
         </w:rPr>
-        <w:t>Designed an automated ECR image rebuild and promotion pipeline: AWS Inspector → EventBridge → Step Functions → CodePipeline, with automated testing, output comparison, notification, and safe production promotion.</w:t>
+        <w:t>Re-architected using Step Functions, Spot Instances, and S3 runtime mounts, cutting compute costs by 90% while improving reliability and scalability.</w:t>
       </w:r>
     </w:p>
     <w:p>
@@ -1028,23 +1162,7 @@
           <w:bCs/>
           <w:lang w:val="en-US"/>
         </w:rPr>
-        <w:t xml:space="preserve">Scaled National Security Analytics to Billions of Location </w:t>
-      </w:r>
-      <w:r>
-        <w:rPr>
-          <w:b/>
-          <w:bCs/>
-          <w:lang w:val="en-US"/>
-        </w:rPr>
-        <w:t>Records</w:t>
-      </w:r>
-      <w:r>
-        <w:rPr>
-          <w:i/>
-          <w:iCs/>
-          <w:lang w:val="en-US"/>
-        </w:rPr>
-        <w:t xml:space="preserve"> -</w:t>
+        <w:t>Eliminated 99% of Container CVEs via Automated Pipeline</w:t>
       </w:r>
       <w:r>
         <w:rPr>
@@ -1060,7 +1178,15 @@
           <w:iCs/>
           <w:lang w:val="en-US"/>
         </w:rPr>
-        <w:t>Polaris Wireless</w:t>
+        <w:t xml:space="preserve">- </w:t>
+      </w:r>
+      <w:r>
+        <w:rPr>
+          <w:i/>
+          <w:iCs/>
+          <w:lang w:val="en-US"/>
+        </w:rPr>
+        <w:t>Luxoft GmbH</w:t>
       </w:r>
     </w:p>
     <w:p>
@@ -1079,72 +1205,55 @@
         <w:rPr>
           <w:lang w:val="en-US"/>
         </w:rPr>
-        <w:t>Replaced a failing SQL Server-based location tracking system with a custom big data platform (Hadoop, HBase, Kafka, Spark), delivering real-time subscriber profiling at national scale.</w:t>
-      </w:r>
-    </w:p>
-    <w:p>
-      <w:pPr>
-        <w:pBdr>
-          <w:bottom w:val="single" w:sz="6" w:space="4" w:color="1A3A5C"/>
-        </w:pBdr>
-        <w:spacing w:before="240" w:after="80"/>
-        <w:rPr>
-          <w:lang w:val="en-US"/>
-        </w:rPr>
-      </w:pPr>
-      <w:r>
-        <w:rPr>
-          <w:b/>
-          <w:bCs/>
-          <w:caps/>
-          <w:color w:val="1A3A5C"/>
-          <w:sz w:val="24"/>
-          <w:szCs w:val="24"/>
-          <w:lang w:val="en-US"/>
-        </w:rPr>
-        <w:t>Work Experience</w:t>
-      </w:r>
-    </w:p>
-    <w:p>
-      <w:pPr>
-        <w:spacing w:before="160" w:after="40"/>
-        <w:rPr>
-          <w:lang w:val="en-US"/>
-        </w:rPr>
-      </w:pPr>
-      <w:r>
-        <w:rPr>
-          <w:b/>
-          <w:bCs/>
-          <w:lang w:val="en-US"/>
-        </w:rPr>
-        <w:t xml:space="preserve">Principal Engineer — Tradebyte (Zalando), </w:t>
-      </w:r>
-      <w:r>
-        <w:rPr>
-          <w:b/>
-          <w:bCs/>
-          <w:lang w:val="en-US"/>
-        </w:rPr>
-        <w:t>Munich</w:t>
-      </w:r>
-      <w:r>
-        <w:rPr>
-          <w:i/>
-          <w:iCs/>
-          <w:color w:val="555555"/>
-          <w:lang w:val="en-US"/>
-        </w:rPr>
-        <w:t xml:space="preserve"> Jan</w:t>
-      </w:r>
-      <w:r>
-        <w:rPr>
-          <w:i/>
-          <w:iCs/>
-          <w:color w:val="555555"/>
-          <w:lang w:val="en-US"/>
-        </w:rPr>
-        <w:t xml:space="preserve"> 2025 – Present</w:t>
+        <w:t>Designed an automated ECR image rebuild and promotion pipeline: AWS Inspector → EventBridge → Step Functions → CodePipeline, with automated testing, output comparison, notification, and safe production promotion.</w:t>
+      </w:r>
+    </w:p>
+    <w:p>
+      <w:pPr>
+        <w:spacing w:before="140" w:after="40"/>
+        <w:rPr>
+          <w:lang w:val="en-US"/>
+        </w:rPr>
+      </w:pPr>
+      <w:r>
+        <w:rPr>
+          <w:b/>
+          <w:bCs/>
+          <w:lang w:val="en-US"/>
+        </w:rPr>
+        <w:t xml:space="preserve">Scaled National Security Analytics to Billions of Location </w:t>
+      </w:r>
+      <w:r>
+        <w:rPr>
+          <w:b/>
+          <w:bCs/>
+          <w:lang w:val="en-US"/>
+        </w:rPr>
+        <w:t>Records</w:t>
+      </w:r>
+      <w:r>
+        <w:rPr>
+          <w:i/>
+          <w:iCs/>
+          <w:lang w:val="en-US"/>
+        </w:rPr>
+        <w:t xml:space="preserve"> -</w:t>
+      </w:r>
+      <w:r>
+        <w:rPr>
+          <w:i/>
+          <w:iCs/>
+          <w:lang w:val="en-US"/>
+        </w:rPr>
+        <w:t xml:space="preserve"> </w:t>
+      </w:r>
+      <w:r>
+        <w:rPr>
+          <w:i/>
+          <w:iCs/>
+          <w:lang w:val="en-US"/>
+        </w:rPr>
+        <w:t>Polaris Wireless</w:t>
       </w:r>
     </w:p>
     <w:p>
@@ -1163,7 +1272,72 @@
         <w:rPr>
           <w:lang w:val="en-US"/>
         </w:rPr>
-        <w:t>Architecting the migration from a tightly coupled monolith to a distributed, event-driven system, unlocking faster feature delivery and improved fault isolation.</w:t>
+        <w:t>Replaced a failing SQL Server-based location tracking system with a custom big data platform (Hadoop, HBase, Kafka, Spark), delivering real-time subscriber profiling at national scale.</w:t>
+      </w:r>
+    </w:p>
+    <w:p>
+      <w:pPr>
+        <w:pBdr>
+          <w:bottom w:val="single" w:sz="6" w:space="4" w:color="1A3A5C"/>
+        </w:pBdr>
+        <w:spacing w:before="240" w:after="80"/>
+        <w:rPr>
+          <w:lang w:val="en-US"/>
+        </w:rPr>
+      </w:pPr>
+      <w:r>
+        <w:rPr>
+          <w:b/>
+          <w:bCs/>
+          <w:caps/>
+          <w:color w:val="1A3A5C"/>
+          <w:sz w:val="24"/>
+          <w:szCs w:val="24"/>
+          <w:lang w:val="en-US"/>
+        </w:rPr>
+        <w:t>Work Experience</w:t>
+      </w:r>
+    </w:p>
+    <w:p>
+      <w:pPr>
+        <w:spacing w:before="160" w:after="40"/>
+        <w:rPr>
+          <w:lang w:val="en-US"/>
+        </w:rPr>
+      </w:pPr>
+      <w:r>
+        <w:rPr>
+          <w:b/>
+          <w:bCs/>
+          <w:lang w:val="en-US"/>
+        </w:rPr>
+        <w:t xml:space="preserve">Principal Engineer — Tradebyte (Zalando), </w:t>
+      </w:r>
+      <w:r>
+        <w:rPr>
+          <w:b/>
+          <w:bCs/>
+          <w:lang w:val="en-US"/>
+        </w:rPr>
+        <w:t>Munich</w:t>
+      </w:r>
+      <w:r>
+        <w:rPr>
+          <w:i/>
+          <w:iCs/>
+          <w:color w:val="555555"/>
+          <w:lang w:val="en-US"/>
+        </w:rPr>
+        <w:t xml:space="preserve"> Jan</w:t>
+      </w:r>
+      <w:r>
+        <w:rPr>
+          <w:i/>
+          <w:iCs/>
+          <w:color w:val="555555"/>
+          <w:lang w:val="en-US"/>
+        </w:rPr>
+        <w:t xml:space="preserve"> 2025 – Present</w:t>
       </w:r>
     </w:p>
     <w:p>
@@ -1182,7 +1356,7 @@
         <w:rPr>
           <w:lang w:val="en-US"/>
         </w:rPr>
-        <w:t>Leading AWS cloud adoption: spearheading POCs, migration blueprints, and aligning technology choices with business cost and performance objectives.</w:t>
+        <w:t>Architecting the migration from a tightly coupled monolith to a distributed, event-driven system, unlocking faster feature delivery and improved fault isolation.</w:t>
       </w:r>
     </w:p>
     <w:p>
@@ -1201,49 +1375,7 @@
         <w:rPr>
           <w:lang w:val="en-US"/>
         </w:rPr>
-        <w:t>Shaping strategic technical direction, balancing long-term scalability with near-term business growth.</w:t>
-      </w:r>
-    </w:p>
-    <w:p>
-      <w:pPr>
-        <w:spacing w:before="160" w:after="40"/>
-        <w:rPr>
-          <w:lang w:val="en-US"/>
-        </w:rPr>
-      </w:pPr>
-      <w:r>
-        <w:rPr>
-          <w:b/>
-          <w:bCs/>
-          <w:lang w:val="en-US"/>
-        </w:rPr>
-        <w:t xml:space="preserve">Senior Solutions Architect — Luxoft GmbH, </w:t>
-      </w:r>
-      <w:r>
-        <w:rPr>
-          <w:b/>
-          <w:bCs/>
-          <w:lang w:val="en-US"/>
-        </w:rPr>
-        <w:t>Munich</w:t>
-      </w:r>
-      <w:r>
-        <w:rPr>
-          <w:i/>
-          <w:iCs/>
-          <w:color w:val="555555"/>
-          <w:lang w:val="en-US"/>
-        </w:rPr>
-        <w:t xml:space="preserve"> Jan</w:t>
-      </w:r>
-      <w:r>
-        <w:rPr>
-          <w:i/>
-          <w:iCs/>
-          <w:color w:val="555555"/>
-          <w:lang w:val="en-US"/>
-        </w:rPr>
-        <w:t xml:space="preserve"> 2021 – Jul 2024</w:t>
+        <w:t>Leading AWS cloud adoption: spearheading POCs, migration blueprints, and aligning technology choices with business cost and performance objectives.</w:t>
       </w:r>
     </w:p>
     <w:p>
@@ -1262,19 +1394,49 @@
         <w:rPr>
           <w:lang w:val="en-US"/>
         </w:rPr>
-        <w:t xml:space="preserve">Embedded consultant across </w:t>
-      </w:r>
-      <w:r>
-        <w:rPr>
-          <w:lang w:val="en-US"/>
-        </w:rPr>
-        <w:t xml:space="preserve">Amazon, </w:t>
-      </w:r>
-      <w:r>
-        <w:rPr>
-          <w:lang w:val="en-US"/>
-        </w:rPr>
-        <w:t>BMW, Volkswagen, and Continental, owning end-to-end cloud architecture from design through delivery.</w:t>
+        <w:t>Shaping strategic technical direction, balancing long-term scalability with near-term business growth.</w:t>
+      </w:r>
+    </w:p>
+    <w:p>
+      <w:pPr>
+        <w:spacing w:before="160" w:after="40"/>
+        <w:rPr>
+          <w:lang w:val="en-US"/>
+        </w:rPr>
+      </w:pPr>
+      <w:r>
+        <w:rPr>
+          <w:b/>
+          <w:bCs/>
+          <w:lang w:val="en-US"/>
+        </w:rPr>
+        <w:t xml:space="preserve">Senior Solutions Architect — Luxoft GmbH, </w:t>
+      </w:r>
+      <w:r>
+        <w:rPr>
+          <w:b/>
+          <w:bCs/>
+          <w:lang w:val="en-US"/>
+        </w:rPr>
+        <w:t>Munich</w:t>
+      </w:r>
+      <w:r>
+        <w:rPr>
+          <w:i/>
+          <w:iCs/>
+          <w:color w:val="555555"/>
+          <w:lang w:val="en-US"/>
+        </w:rPr>
+        <w:t xml:space="preserve"> Jan</w:t>
+      </w:r>
+      <w:r>
+        <w:rPr>
+          <w:i/>
+          <w:iCs/>
+          <w:color w:val="555555"/>
+          <w:lang w:val="en-US"/>
+        </w:rPr>
+        <w:t xml:space="preserve"> 2021 – Jul 2024</w:t>
       </w:r>
     </w:p>
     <w:p>
@@ -1293,61 +1455,19 @@
         <w:rPr>
           <w:lang w:val="en-US"/>
         </w:rPr>
-        <w:t xml:space="preserve">Covered the full spectrum: migration strategy (BMW connected vehicle platform), ML pipeline design (VW), cost </w:t>
-      </w:r>
-      <w:r>
-        <w:rPr>
-          <w:lang w:val="en-US"/>
-        </w:rPr>
-        <w:t>optimization</w:t>
-      </w:r>
-      <w:r>
-        <w:rPr>
-          <w:lang w:val="en-US"/>
-        </w:rPr>
-        <w:t>, security automation, and IaC (Continental).</w:t>
-      </w:r>
-    </w:p>
-    <w:p>
-      <w:pPr>
-        <w:spacing w:before="160" w:after="40"/>
-        <w:rPr>
-          <w:lang w:val="en-US"/>
-        </w:rPr>
-      </w:pPr>
-      <w:r>
-        <w:rPr>
-          <w:b/>
-          <w:bCs/>
-          <w:lang w:val="en-US"/>
-        </w:rPr>
-        <w:t xml:space="preserve">Solutions Architect — Polaris Wireless, </w:t>
-      </w:r>
-      <w:r>
-        <w:rPr>
-          <w:b/>
-          <w:bCs/>
-          <w:lang w:val="en-US"/>
-        </w:rPr>
-        <w:t>Bangalore</w:t>
-      </w:r>
-      <w:r>
-        <w:rPr>
-          <w:i/>
-          <w:iCs/>
-          <w:color w:val="555555"/>
-          <w:lang w:val="en-US"/>
-        </w:rPr>
-        <w:t xml:space="preserve"> Feb</w:t>
-      </w:r>
-      <w:r>
-        <w:rPr>
-          <w:i/>
-          <w:iCs/>
-          <w:color w:val="555555"/>
-          <w:lang w:val="en-US"/>
-        </w:rPr>
-        <w:t xml:space="preserve"> 2014 – Aug 2020</w:t>
+        <w:t xml:space="preserve">Embedded consultant across </w:t>
+      </w:r>
+      <w:r>
+        <w:rPr>
+          <w:lang w:val="en-US"/>
+        </w:rPr>
+        <w:t xml:space="preserve">Amazon, </w:t>
+      </w:r>
+      <w:r>
+        <w:rPr>
+          <w:lang w:val="en-US"/>
+        </w:rPr>
+        <w:t>BMW, Volkswagen, and Continental, owning end-to-end cloud architecture from design through delivery.</w:t>
       </w:r>
     </w:p>
     <w:p>
@@ -1366,7 +1486,61 @@
         <w:rPr>
           <w:lang w:val="en-US"/>
         </w:rPr>
-        <w:t>Architected a scalable location analytics platform for national security, leading the big data transformation from SQL Server to Hadoop, HBase, and Spark.</w:t>
+        <w:t xml:space="preserve">Covered the full spectrum: migration strategy (BMW connected vehicle platform), ML pipeline design (VW), cost </w:t>
+      </w:r>
+      <w:r>
+        <w:rPr>
+          <w:lang w:val="en-US"/>
+        </w:rPr>
+        <w:t>optimization</w:t>
+      </w:r>
+      <w:r>
+        <w:rPr>
+          <w:lang w:val="en-US"/>
+        </w:rPr>
+        <w:t>, security automation, and IaC (Continental).</w:t>
+      </w:r>
+    </w:p>
+    <w:p>
+      <w:pPr>
+        <w:spacing w:before="160" w:after="40"/>
+        <w:rPr>
+          <w:lang w:val="en-US"/>
+        </w:rPr>
+      </w:pPr>
+      <w:r>
+        <w:rPr>
+          <w:b/>
+          <w:bCs/>
+          <w:lang w:val="en-US"/>
+        </w:rPr>
+        <w:t xml:space="preserve">Solutions Architect — Polaris Wireless, </w:t>
+      </w:r>
+      <w:r>
+        <w:rPr>
+          <w:b/>
+          <w:bCs/>
+          <w:lang w:val="en-US"/>
+        </w:rPr>
+        <w:t>Bangalore</w:t>
+      </w:r>
+      <w:r>
+        <w:rPr>
+          <w:i/>
+          <w:iCs/>
+          <w:color w:val="555555"/>
+          <w:lang w:val="en-US"/>
+        </w:rPr>
+        <w:t xml:space="preserve"> Feb</w:t>
+      </w:r>
+      <w:r>
+        <w:rPr>
+          <w:i/>
+          <w:iCs/>
+          <w:color w:val="555555"/>
+          <w:lang w:val="en-US"/>
+        </w:rPr>
+        <w:t xml:space="preserve"> 2014 – Aug 2020</w:t>
       </w:r>
     </w:p>
     <w:p>
@@ -1385,49 +1559,7 @@
         <w:rPr>
           <w:lang w:val="en-US"/>
         </w:rPr>
-        <w:t>Invented and patented a real-time subscriber profiling and location estimation system (US20230050646A1).</w:t>
-      </w:r>
-    </w:p>
-    <w:p>
-      <w:pPr>
-        <w:spacing w:before="160" w:after="40"/>
-        <w:rPr>
-          <w:lang w:val="en-US"/>
-        </w:rPr>
-      </w:pPr>
-      <w:r>
-        <w:rPr>
-          <w:b/>
-          <w:bCs/>
-          <w:lang w:val="en-US"/>
-        </w:rPr>
-        <w:t xml:space="preserve">Software Engineer &amp; Founder — Various / KNOCKS </w:t>
-      </w:r>
-      <w:r>
-        <w:rPr>
-          <w:b/>
-          <w:bCs/>
-          <w:lang w:val="en-US"/>
-        </w:rPr>
-        <w:t>Solutions</w:t>
-      </w:r>
-      <w:r>
-        <w:rPr>
-          <w:i/>
-          <w:iCs/>
-          <w:color w:val="555555"/>
-          <w:lang w:val="en-US"/>
-        </w:rPr>
-        <w:t xml:space="preserve"> 2003</w:t>
-      </w:r>
-      <w:r>
-        <w:rPr>
-          <w:i/>
-          <w:iCs/>
-          <w:color w:val="555555"/>
-          <w:lang w:val="en-US"/>
-        </w:rPr>
-        <w:t xml:space="preserve"> – 2014</w:t>
+        <w:t>Architected a scalable location analytics platform for national security, leading the big data transformation from SQL Server to Hadoop, HBase, and Spark.</w:t>
       </w:r>
     </w:p>
     <w:p>
@@ -1446,7 +1578,49 @@
         <w:rPr>
           <w:lang w:val="en-US"/>
         </w:rPr>
-        <w:t>Built iOS/Android, .NET WinForms, and C# applications across multiple client engagements.</w:t>
+        <w:t>Invented and patented a real-time subscriber profiling and location estimation system (US20230050646A1).</w:t>
+      </w:r>
+    </w:p>
+    <w:p>
+      <w:pPr>
+        <w:spacing w:before="160" w:after="40"/>
+        <w:rPr>
+          <w:lang w:val="en-US"/>
+        </w:rPr>
+      </w:pPr>
+      <w:r>
+        <w:rPr>
+          <w:b/>
+          <w:bCs/>
+          <w:lang w:val="en-US"/>
+        </w:rPr>
+        <w:t xml:space="preserve">Software Engineer &amp; Founder — Various / KNOCKS </w:t>
+      </w:r>
+      <w:r>
+        <w:rPr>
+          <w:b/>
+          <w:bCs/>
+          <w:lang w:val="en-US"/>
+        </w:rPr>
+        <w:t>Solutions</w:t>
+      </w:r>
+      <w:r>
+        <w:rPr>
+          <w:i/>
+          <w:iCs/>
+          <w:color w:val="555555"/>
+          <w:lang w:val="en-US"/>
+        </w:rPr>
+        <w:t xml:space="preserve"> 2003</w:t>
+      </w:r>
+      <w:r>
+        <w:rPr>
+          <w:i/>
+          <w:iCs/>
+          <w:color w:val="555555"/>
+          <w:lang w:val="en-US"/>
+        </w:rPr>
+        <w:t xml:space="preserve"> – 2014</w:t>
       </w:r>
     </w:p>
     <w:p>
@@ -1465,101 +1639,7 @@
         <w:rPr>
           <w:lang w:val="en-US"/>
         </w:rPr>
-        <w:t>Founded KNOCKS Solutions (2006–2009); shipped a commercial .NET WinForms UI component suite including Outlook-style calendars, VS-style docking, and Office 2007 ribbon controls.</w:t>
-      </w:r>
-    </w:p>
-    <w:p>
-      <w:pPr>
-        <w:pBdr>
-          <w:bottom w:val="single" w:sz="6" w:space="4" w:color="1A3A5C"/>
-        </w:pBdr>
-        <w:spacing w:before="240" w:after="80"/>
-        <w:rPr>
-          <w:lang w:val="en-US"/>
-        </w:rPr>
-      </w:pPr>
-      <w:r>
-        <w:rPr>
-          <w:b/>
-          <w:bCs/>
-          <w:caps/>
-          <w:color w:val="1A3A5C"/>
-          <w:sz w:val="24"/>
-          <w:szCs w:val="24"/>
-          <w:lang w:val="en-US"/>
-        </w:rPr>
-        <w:t>Education</w:t>
-      </w:r>
-    </w:p>
-    <w:p>
-      <w:pPr>
-        <w:spacing w:after="120"/>
-        <w:rPr>
-          <w:lang w:val="en-US"/>
-        </w:rPr>
-      </w:pPr>
-      <w:r>
-        <w:rPr>
-          <w:b/>
-          <w:bCs/>
-          <w:lang w:val="en-US"/>
-        </w:rPr>
-        <w:t xml:space="preserve">Bachelor of Engineering </w:t>
-      </w:r>
-      <w:r>
-        <w:rPr>
-          <w:b/>
-          <w:bCs/>
-          <w:lang w:val="en-US"/>
-        </w:rPr>
-        <w:t>-</w:t>
-      </w:r>
-      <w:r>
-        <w:rPr>
-          <w:i/>
-          <w:iCs/>
-          <w:lang w:val="en-US"/>
-        </w:rPr>
-        <w:t xml:space="preserve"> Netaji Subhas Institute of Technology, </w:t>
-      </w:r>
-      <w:r>
-        <w:rPr>
-          <w:i/>
-          <w:iCs/>
-          <w:lang w:val="en-US"/>
-        </w:rPr>
-        <w:t>Delhi</w:t>
-      </w:r>
-      <w:r>
-        <w:rPr>
-          <w:lang w:val="en-US"/>
-        </w:rPr>
-        <w:t xml:space="preserve"> | 1999</w:t>
-      </w:r>
-      <w:r>
-        <w:rPr>
-          <w:lang w:val="en-US"/>
-        </w:rPr>
-        <w:t xml:space="preserve"> – 2003</w:t>
-      </w:r>
-    </w:p>
-    <w:p>
-      <w:pPr>
-        <w:pBdr>
-          <w:bottom w:val="single" w:sz="6" w:space="4" w:color="1A3A5C"/>
-        </w:pBdr>
-        <w:spacing w:before="240" w:after="80"/>
-      </w:pPr>
-      <w:r>
-        <w:rPr>
-          <w:b/>
-          <w:bCs/>
-          <w:caps/>
-          <w:color w:val="1A3A5C"/>
-          <w:sz w:val="24"/>
-          <w:szCs w:val="24"/>
-        </w:rPr>
-        <w:t>Certifications</w:t>
+        <w:t>Built iOS/Android, .NET WinForms, and C# applications across multiple client engagements.</w:t>
       </w:r>
     </w:p>
     <w:p>
@@ -1578,19 +1658,101 @@
         <w:rPr>
           <w:lang w:val="en-US"/>
         </w:rPr>
-        <w:t>AWS Certified Solutions Architect – Professional (SAP-C01</w:t>
-      </w:r>
-      <w:r>
-        <w:rPr>
-          <w:lang w:val="en-US"/>
-        </w:rPr>
-        <w:t>) | Oct</w:t>
-      </w:r>
-      <w:r>
-        <w:rPr>
-          <w:lang w:val="en-US"/>
-        </w:rPr>
-        <w:t xml:space="preserve"> 2020</w:t>
+        <w:t>Founded KNOCKS Solutions (2006–2009); shipped a commercial .NET WinForms UI component suite including Outlook-style calendars, VS-style docking, and Office 2007 ribbon controls.</w:t>
+      </w:r>
+    </w:p>
+    <w:p>
+      <w:pPr>
+        <w:pBdr>
+          <w:bottom w:val="single" w:sz="6" w:space="4" w:color="1A3A5C"/>
+        </w:pBdr>
+        <w:spacing w:before="240" w:after="80"/>
+        <w:rPr>
+          <w:lang w:val="en-US"/>
+        </w:rPr>
+      </w:pPr>
+      <w:r>
+        <w:rPr>
+          <w:b/>
+          <w:bCs/>
+          <w:caps/>
+          <w:color w:val="1A3A5C"/>
+          <w:sz w:val="24"/>
+          <w:szCs w:val="24"/>
+          <w:lang w:val="en-US"/>
+        </w:rPr>
+        <w:t>Education</w:t>
+      </w:r>
+    </w:p>
+    <w:p>
+      <w:pPr>
+        <w:spacing w:after="120"/>
+        <w:rPr>
+          <w:lang w:val="en-US"/>
+        </w:rPr>
+      </w:pPr>
+      <w:r>
+        <w:rPr>
+          <w:b/>
+          <w:bCs/>
+          <w:lang w:val="en-US"/>
+        </w:rPr>
+        <w:t xml:space="preserve">Bachelor of Engineering </w:t>
+      </w:r>
+      <w:r>
+        <w:rPr>
+          <w:b/>
+          <w:bCs/>
+          <w:lang w:val="en-US"/>
+        </w:rPr>
+        <w:t>-</w:t>
+      </w:r>
+      <w:r>
+        <w:rPr>
+          <w:i/>
+          <w:iCs/>
+          <w:lang w:val="en-US"/>
+        </w:rPr>
+        <w:t xml:space="preserve"> Netaji Subhas Institute of Technology, </w:t>
+      </w:r>
+      <w:r>
+        <w:rPr>
+          <w:i/>
+          <w:iCs/>
+          <w:lang w:val="en-US"/>
+        </w:rPr>
+        <w:t>Delhi</w:t>
+      </w:r>
+      <w:r>
+        <w:rPr>
+          <w:lang w:val="en-US"/>
+        </w:rPr>
+        <w:t xml:space="preserve"> | 1999</w:t>
+      </w:r>
+      <w:r>
+        <w:rPr>
+          <w:lang w:val="en-US"/>
+        </w:rPr>
+        <w:t xml:space="preserve"> – 2003</w:t>
+      </w:r>
+    </w:p>
+    <w:p>
+      <w:pPr>
+        <w:pBdr>
+          <w:bottom w:val="single" w:sz="6" w:space="4" w:color="1A3A5C"/>
+        </w:pBdr>
+        <w:spacing w:before="240" w:after="80"/>
+      </w:pPr>
+      <w:r>
+        <w:rPr>
+          <w:b/>
+          <w:bCs/>
+          <w:caps/>
+          <w:color w:val="1A3A5C"/>
+          <w:sz w:val="24"/>
+          <w:szCs w:val="24"/>
+        </w:rPr>
+        <w:t>Certifications</w:t>
       </w:r>
     </w:p>
     <w:p>
@@ -1609,19 +1771,19 @@
         <w:rPr>
           <w:lang w:val="en-US"/>
         </w:rPr>
-        <w:t>AWS Certified Security Specialty (SCS-C01</w:t>
-      </w:r>
-      <w:r>
-        <w:rPr>
-          <w:lang w:val="en-US"/>
-        </w:rPr>
-        <w:t>) | Mar</w:t>
-      </w:r>
-      <w:r>
-        <w:rPr>
-          <w:lang w:val="en-US"/>
-        </w:rPr>
-        <w:t xml:space="preserve"> 2023</w:t>
+        <w:t>AWS Certified Solutions Architect – Professional (SAP-C01</w:t>
+      </w:r>
+      <w:r>
+        <w:rPr>
+          <w:lang w:val="en-US"/>
+        </w:rPr>
+        <w:t>) | Oct</w:t>
+      </w:r>
+      <w:r>
+        <w:rPr>
+          <w:lang w:val="en-US"/>
+        </w:rPr>
+        <w:t xml:space="preserve"> 2020</w:t>
       </w:r>
     </w:p>
     <w:p>
@@ -1640,19 +1802,19 @@
         <w:rPr>
           <w:lang w:val="en-US"/>
         </w:rPr>
-        <w:t xml:space="preserve">Confluent Certified Developer for Apache </w:t>
-      </w:r>
-      <w:r>
-        <w:rPr>
-          <w:lang w:val="en-US"/>
-        </w:rPr>
-        <w:t>Kafka | Jul</w:t>
-      </w:r>
-      <w:r>
-        <w:rPr>
-          <w:lang w:val="en-US"/>
-        </w:rPr>
-        <w:t xml:space="preserve"> 2019</w:t>
+        <w:t>AWS Certified Security Specialty (SCS-C01</w:t>
+      </w:r>
+      <w:r>
+        <w:rPr>
+          <w:lang w:val="en-US"/>
+        </w:rPr>
+        <w:t>) | Mar</w:t>
+      </w:r>
+      <w:r>
+        <w:rPr>
+          <w:lang w:val="en-US"/>
+        </w:rPr>
+        <w:t xml:space="preserve"> 2023</w:t>
       </w:r>
     </w:p>
     <w:p>
@@ -1671,6 +1833,37 @@
         <w:rPr>
           <w:lang w:val="en-US"/>
         </w:rPr>
+        <w:t xml:space="preserve">Confluent Certified Developer for Apache </w:t>
+      </w:r>
+      <w:r>
+        <w:rPr>
+          <w:lang w:val="en-US"/>
+        </w:rPr>
+        <w:t>Kafka | Jul</w:t>
+      </w:r>
+      <w:r>
+        <w:rPr>
+          <w:lang w:val="en-US"/>
+        </w:rPr>
+        <w:t xml:space="preserve"> 2019</w:t>
+      </w:r>
+    </w:p>
+    <w:p>
+      <w:pPr>
+        <w:pStyle w:val="ListParagraph"/>
+        <w:numPr>
+          <w:ilvl w:val="0"/>
+          <w:numId w:val="2"/>
+        </w:numPr>
+        <w:spacing w:after="40"/>
+        <w:rPr>
+          <w:lang w:val="en-US"/>
+        </w:rPr>
+      </w:pPr>
+      <w:r>
+        <w:rPr>
+          <w:lang w:val="en-US"/>
+        </w:rPr>
         <w:t xml:space="preserve">Databricks Certified Developer: Apache Spark </w:t>
       </w:r>
       <w:r>
@@ -1707,6 +1900,18 @@
           <w:lang w:val="en-US"/>
         </w:rPr>
         <w:t>Patent</w:t>
+      </w:r>
+      <w:r>
+        <w:rPr>
+          <w:b/>
+          <w:bCs/>
+          <w:caps/>
+          <w:color w:val="1A3A5C"/>
+          <w:sz w:val="24"/>
+          <w:szCs w:val="24"/>
+          <w:lang w:val="en-US"/>
+        </w:rPr>
+        <w:t>S</w:t>
       </w:r>
     </w:p>
     <w:p>
@@ -1770,8 +1975,8 @@
   <w:abstractNum w:abstractNumId="0" w15:restartNumberingAfterBreak="0">
     <w:nsid w:val="0EDD568C"/>
     <w:multiLevelType w:val="hybridMultilevel"/>
-    <w:tmpl w:val="24DEAA8E"/>
-    <w:lvl w:ilvl="0" w:tplc="92A2F49E">
+    <w:tmpl w:val="677ED12C"/>
+    <w:lvl w:ilvl="0" w:tplc="0EEA7DDE">
       <w:start w:val="1"/>
       <w:numFmt w:val="bullet"/>
       <w:lvlText w:val="•"/>
@@ -1779,6 +1984,9 @@
       <w:pPr>
         <w:ind w:left="360" w:hanging="200"/>
       </w:pPr>
+      <w:rPr>
+        <w:lang w:val="en-US"/>
+      </w:rPr>
     </w:lvl>
     <w:lvl w:ilvl="1" w:tplc="F140DBD0">
       <w:numFmt w:val="decimal"/>
@@ -2405,7 +2613,6 @@
   <w:style w:type="character" w:default="1" w:styleId="DefaultParagraphFont">
     <w:name w:val="Default Paragraph Font"/>
     <w:uiPriority w:val="1"/>
-    <w:semiHidden/>
     <w:unhideWhenUsed/>
   </w:style>
   <w:style w:type="table" w:default="1" w:styleId="TableNormal">
